--- a/docs/documentation/03_combined_document.docx
+++ b/docs/documentation/03_combined_document.docx
@@ -66,15 +66,19 @@
         <w:pStyle w:val="FirstParagraph"/>
       </w:pPr>
       <w:r>
-        <w:t xml:space="preserve">Natural capital accounts (NCAs) compiled under the System of Environmental-Economic Accounting (SEEA) for Eastern and Southern Africa offer something that standard economic data cannot: a coherent, internationally comparable basis for linking each country’s resource wealth to its economic performance. A country with the same gross domestic product as a neighbour may be using its water far more efficiently, depleting its forests at twice the rate, or depending on rainfall patterns that a shifting climate will make unreliable. These differences are invisible in GDP. They are visible in the accounts reviewed here.</w:t>
-      </w:r>
-    </w:p>
-    <w:p>
-      <w:pPr>
-        <w:pStyle w:val="BodyText"/>
-      </w:pPr>
-      <w:r>
-        <w:t xml:space="preserve">This report consolidates findings from a diagnostic review of SEEA implementation across the 26-country AFE region and an analytical assessment of the nine countries that have compiled accounts in any form: the Democratic Republic of Congo (DRC), Ethiopia, Kenya, Madagascar, Mauritius, Rwanda, South Africa, Uganda, and Zambia. It then examines how these countries have used their accounts to inform policy, investment decisions, and economic modelling, and concludes with recommendations for deepening and sustaining this work in a global context that is rapidly increasing demand for exactly this kind of data.</w:t>
+        <w:t xml:space="preserve">Natural capital accounts (NCAs) compiled under the System of Environmental-Economic Accounting (SEEA)</w:t>
+      </w:r>
+      <w:r>
+        <w:t xml:space="preserve"> </w:t>
+      </w:r>
+      <w:r>
+        <w:t xml:space="preserve">(European Commission et al., 2013)</w:t>
+      </w:r>
+      <w:r>
+        <w:t xml:space="preserve"> </w:t>
+      </w:r>
+      <w:r>
+        <w:t xml:space="preserve">for Eastern and Southern Africa offer a coherent, internationally comparable basis for linking each country’s resource wealth to its economic performance. This report consolidates findings from a diagnostic review of SEEA implementation across the 26-country AFE region and an analytical assessment of the nine countries that have compiled accounts in any form, including the Democratic Republic of Congo (DRC), Ethiopia, Kenya, Madagascar, Mauritius, Rwanda, South Africa, Uganda, and Zambia. It then examines how these countries have used their accounts to inform policy, investment decisions, and economic modeling, and concludes with recommendations for deepening and sustaining this work in a regional context.</w:t>
       </w:r>
     </w:p>
     <w:p>
@@ -86,13 +90,13 @@
           <w:b/>
           <w:bCs/>
         </w:rPr>
-        <w:t xml:space="preserve">Regional implementation.</w:t>
-      </w:r>
-      <w:r>
-        <w:t xml:space="preserve"> </w:t>
-      </w:r>
-      <w:r>
-        <w:t xml:space="preserve">Of the 26 AFE countries assessed, 11 are implementing the SEEA. Four are at Stage III (sustained institutional programmes), four at Stage II, and three at Stage I. Three additional countries are compiling accounts outside the formal SEEA framework. South Africa and Uganda lead with six and five compiled accounts respectively. Physical water accounts are the most common entry point, compiled by six countries.</w:t>
+        <w:t xml:space="preserve">Implementation of NCA varies across the region.</w:t>
+      </w:r>
+      <w:r>
+        <w:t xml:space="preserve"> </w:t>
+      </w:r>
+      <w:r>
+        <w:t xml:space="preserve">Of the 26 AFE countries assessed, 11 are implementing the SEEA. Four are at Stage III (i.e. they have sustained institutional programs for the continuous production of NCAs), four at Stage II (i.e. have produced at least one SEEA ecosystem or thematic account, in addition to at least one SEEA Central Framework account), and three at Stage I (i.e. have produced at least one SEEA Central Framework account). Three additional countries are compiling accounts outside the formal SEEA framework. South Africa and Uganda lead with six and five compiled accounts respectively. Physical water accounts are the most common entry point, compiled by six countries.</w:t>
       </w:r>
     </w:p>
     <w:p>
@@ -104,13 +108,13 @@
           <w:b/>
           <w:bCs/>
         </w:rPr>
-        <w:t xml:space="preserve">Key quantitative findings.</w:t>
-      </w:r>
-      <w:r>
-        <w:t xml:space="preserve"> </w:t>
-      </w:r>
-      <w:r>
-        <w:t xml:space="preserve">Across the nine reviewed countries, the accounts reveal a structurally coherent picture of natural capital stress. Woody biomass supplies 78 to 94 percent of national energy in the DRC, Uganda, and Zambia, a share that is driving forest loss across all three. Uganda’s forest cover fell 60 percent between 1990 and 2015; Zambia lost 1.9 million hectares of tree cover in just five years (2018–2023). Water productivity in agriculture is consistently the lowest of any sector: Rwanda’s agriculture achieves 118 Rwf per cubic metre against 6,236 Rwf/m³ for mining; Uganda’s agriculture earns UGX 1,458/m³ against UGX 364,299/m³ for services. Mauritius has lost two-thirds of treated potable water to distribution leaks before it reaches households.</w:t>
+        <w:t xml:space="preserve">Across the nine reviewed countries, the accounts reveal a structurally coherent picture of natural capital stress.</w:t>
+      </w:r>
+      <w:r>
+        <w:t xml:space="preserve"> </w:t>
+      </w:r>
+      <w:r>
+        <w:t xml:space="preserve">For example, Woody biomass supplies 78 to 94 percent of national energy in the DRC, Uganda, and Zambia, a share that is driving forest loss across all three. Uganda’s forest cover fell 60 percent between 1990 and 2015, while Zambia lost 1.9 million hectares of tree cover in just five years (2018–2023). Water productivity in agriculture is consistently the lowest of any sector. For instance, Rwanda’s agriculture achieves 118 Rwf per cubic metre against 6,236 Rwf/m³ for mining and Uganda’s agriculture earns UGX 1,458/m³ against UGX 364,299/m³ for services, which translate into those sectors being 52 and 250 times more productive than agriculture, respectively. Mauritius has lost two-thirds of treated potable water to distribution leaks before it reaches households.</w:t>
       </w:r>
     </w:p>
     <w:p>
@@ -122,13 +126,13 @@
           <w:b/>
           <w:bCs/>
         </w:rPr>
-        <w:t xml:space="preserve">Cross-country correlations with macroeconomic indicators.</w:t>
-      </w:r>
-      <w:r>
-        <w:t xml:space="preserve"> </w:t>
-      </w:r>
-      <w:r>
-        <w:t xml:space="preserve">New analysis in this report pairs NCA data with World Development Indicators to place these findings in economic context. Forest cover change correlates positively with agricultural value added as a share of GDP, confirming that forest-to-cropland conversion tracks structural economic transformation but does not always improve food security per capita. Biomass energy dependency correlates inversely with GDP per capita, making clean cooking investment a precondition for energy transition rather than a development co-benefit. Countries with higher rural population shares show faster rates of natural land cover loss, reflecting smallholder frontier expansion.</w:t>
+        <w:t xml:space="preserve">This report pairs NCA data with other macroeconomic indicators to place these findings in economic context.</w:t>
+      </w:r>
+      <w:r>
+        <w:t xml:space="preserve"> </w:t>
+      </w:r>
+      <w:r>
+        <w:t xml:space="preserve">Forest cover change correlates positively with agricultural value added as a share of GDP, confirming that forest-to-cropland conversion tracks structural economic transformation but does not always improve food security per capita. Biomass energy dependency correlates inversely with GDP per capita, making clean cooking investment a precondition for energy transition rather than a development co-benefit. Countries with higher rural population shares show faster rates of natural land cover loss, reflecting smallholder frontier expansion.</w:t>
       </w:r>
     </w:p>
     <w:p>
@@ -140,13 +144,13 @@
           <w:b/>
           <w:bCs/>
         </w:rPr>
-        <w:t xml:space="preserve">Policy applications.</w:t>
-      </w:r>
-      <w:r>
-        <w:t xml:space="preserve"> </w:t>
-      </w:r>
-      <w:r>
-        <w:t xml:space="preserve">The accounts have been applied to real decisions in several countries. In Kenya, NCA data underpin the KENMod macro-fiscal model, which is now used by the National Treasury to simulate the fiscal impact of drought, flooding, and infrastructure damage and to compute adjusted net savings. The model’s Land Use and Natural Capital Module draws directly on ecosystem service data from the accounts and is cited in the 2026 Budget Policy Statement. In Ethiopia, BELA ecosystem service modelling—grounded in the same biophysical accounts reviewed here—identified priority investment watersheds for the World Bank’s CALM PforR programme (US$900 million portfolio covering 8,000 community watersheds) and informed the Ethiopia Strategic Investment Framework for Sustainable Land Management. In Rwanda, the monetary water supply and use tables provided the quantitative case for water pricing reform. In South Africa, biodiversity tourism accounts underpinned the economic argument for protected area expansion.</w:t>
+        <w:t xml:space="preserve">The accounts have been applied to real decisions in several countries.</w:t>
+      </w:r>
+      <w:r>
+        <w:t xml:space="preserve"> </w:t>
+      </w:r>
+      <w:r>
+        <w:t xml:space="preserve">In Kenya, NCA data underpin the KENMod macro-fiscal model, which is now used by the National Treasury to simulate the fiscal impact of drought, flooding, and infrastructure damage and to compute adjusted net savings. The model’s Land Use and Natural Capital Module draws directly on ecosystem service data from the accounts and is cited in the 2026 Budget Policy Statement. In Ethiopia, BELA ecosystem service modeling, which is grounded in the same biophysical accounts reviewed here, identified priority investment watersheds for the World Bank’s CALM PforR program (a US$900 million portfolio covering 8,000 community watersheds) and informed the Ethiopia Strategic Investment Framework for Sustainable Land Management. In Rwanda, the monetary water supply and use tables provided the quantitative case for water pricing reform. In South Africa, biodiversity tourism accounts underpinned the economic argument for protected area expansion.</w:t>
       </w:r>
     </w:p>
     <w:p>
@@ -158,17 +162,17 @@
           <w:b/>
           <w:bCs/>
         </w:rPr>
-        <w:t xml:space="preserve">Recommendations.</w:t>
-      </w:r>
-      <w:r>
-        <w:t xml:space="preserve"> </w:t>
-      </w:r>
-      <w:r>
-        <w:t xml:space="preserve">Priority actions include completing monetary ecosystem service accounts in Ethiopia and Madagascar, expanding sub-national disaggregation for water and land accounts, institutionalizing compilation within national statistical plans, and developing cross-country harmonized accounts for shared river basins. Artificial intelligence offers concrete new tools for accelerating several of these priorities, including automated satellite-based land cover classification, AI-assisted report writing and gap imputation, and machine learning approaches to harmonizing cross-country classification schemes. The international statistical landscape now creates an urgency that was not present five years ago: the 2025 System of National Accounts, adopted by the UN Statistical Commission, incorporates natural resource depletion as a cost of production and the split-asset approach—both directly aligned with SEEA Central Framework methodology—meaning countries implementing SNA 2025 will require SEEA-compatible data systems. Additionally, the SEEA is the methodological basis for headline indicators under the Kunming-Montreal Global Biodiversity Framework, with reporting targets due by 2030.</w:t>
+        <w:t xml:space="preserve">Priority actions include completing monetary ecosystem service accounts in Ethiopia and Madagascar, expanding sub-national disaggregation for water and land accounts, institutionalizing compilation within national statistical plans, and developing cross-country harmonized accounts for shared river basins.</w:t>
+      </w:r>
+      <w:r>
+        <w:t xml:space="preserve"> </w:t>
+      </w:r>
+      <w:r>
+        <w:t xml:space="preserve">The international statistical landscape now creates an urgency that was not present only a few years ago, because the 2025 System of National Accounts, adopted by the UN Statistical Commission, incorporates natural resource depletion as a cost of production and the split-asset approach—both directly aligned with SEEA Central Framework methodology. This means that countries implementing SNA 2025 will require SEEA-compatible data systems. Additionally, the SEEA is the methodological basis for headline indicators under the Kunming-Montreal Global Biodiversity Framework, with reporting targets due by 2030.</w:t>
       </w:r>
     </w:p>
     <w:bookmarkEnd w:id="19"/>
-    <w:bookmarkStart w:id="33" w:name="implementation-and-status"/>
+    <w:bookmarkStart w:id="31" w:name="implementation-and-status"/>
     <w:p>
       <w:pPr>
         <w:pStyle w:val="Heading1"/>
@@ -182,24 +186,27 @@
         <w:pStyle w:val="FirstParagraph"/>
       </w:pPr>
       <w:r>
-        <w:t xml:space="preserve">The 2025 Global Assessment of SEEA Implementation provides the global context within which the AFE region’s progress is situated. It is supplemented here by an individual review of all 26 AFE countries to determine whether any form of natural capital accounting has been undertaken, regardless of formal SEEA status. This review examines whether each of 36 distinct SEEA accounts—spanning the SEEA Central Framework (CF), SEEA Ecosystem Accounts (EA), and Thematic Accounts—has been compiled at least once.</w:t>
-      </w:r>
-    </w:p>
-    <w:bookmarkStart w:id="21" w:name="the-afe-assessment-in-context"/>
-    <w:p>
-      <w:pPr>
-        <w:pStyle w:val="Heading2"/>
-      </w:pPr>
-      <w:r>
-        <w:t xml:space="preserve">2.1 The AFE Assessment in Context</w:t>
-      </w:r>
-    </w:p>
-    <w:p>
-      <w:pPr>
-        <w:pStyle w:val="FirstParagraph"/>
-      </w:pPr>
-      <w:r>
-        <w:t xml:space="preserve">The system tracks 36 accounts grouped into three broad categories. The SEEA CF covers material and monetary flow and asset accounts for natural resources. The SEEA EA covers ecosystem extent, condition, services, and monetary asset accounts. Thematic Accounts address specialized areas including forests, oceans, and protected areas.</w:t>
+        <w:t xml:space="preserve">The System of Environmental Economic Accounting (SEEA)</w:t>
+      </w:r>
+      <w:r>
+        <w:t xml:space="preserve"> </w:t>
+      </w:r>
+      <w:r>
+        <w:t xml:space="preserve">(European Commission et al., 2013)</w:t>
+      </w:r>
+      <w:r>
+        <w:t xml:space="preserve"> </w:t>
+      </w:r>
+      <w:r>
+        <w:t xml:space="preserve">is the international statistical standard for measuring the environment and its relationship with the economy and the 2025 Global Assessment of SEEA Implementation provides the global context within which the AFE region’s progress is situated. It is supplemented here by an individual review of all 26 AFE countries to determine whether any form of Natural Capital Accounting (NCA) has been undertaken, regardless of formal SEEA status and official institutional participation. This review examines whether each of 36 distinct SEEA accounts, which include the SEEA Central Framework (CF), SEEA Ecosystem Accounts (EA), and Thematic Accounts, has been compiled at least once.</w:t>
+      </w:r>
+    </w:p>
+    <w:p>
+      <w:pPr>
+        <w:pStyle w:val="BodyText"/>
+      </w:pPr>
+      <w:r>
+        <w:t xml:space="preserve">The assessment tracks the implementation of 36 accounts grouped into three broad categories. The SEEA CF covers material and monetary flow and asset accounts for natural resources. The SEEA EA covers ecosystem extent, condition, services, and monetary asset accounts. Thematic Accounts address specialized areas including forests, oceans, and protected areas.</w:t>
       </w:r>
       <w:r>
         <w:t xml:space="preserve"> </w:t>
@@ -2251,22 +2258,21 @@
         </w:tc>
       </w:tr>
     </w:tbl>
-    <w:bookmarkEnd w:id="21"/>
-    <w:bookmarkStart w:id="26" w:name="implementation-status-and-stages"/>
-    <w:p>
-      <w:pPr>
-        <w:pStyle w:val="Heading2"/>
-      </w:pPr>
-      <w:r>
-        <w:t xml:space="preserve">2.2 Implementation Status and Stages</w:t>
-      </w:r>
-    </w:p>
-    <w:p>
-      <w:pPr>
-        <w:pStyle w:val="FirstParagraph"/>
-      </w:pPr>
-      <w:r>
-        <w:t xml:space="preserve">Of the 26 AFE countries assessed, 11 are actively implementing the SEEA. The remaining 15 have not yet begun. Among those implementing, countries are classified by their stage of progress under SDG indicator 15.9.1(b),</w:t>
+    <w:p>
+      <w:pPr>
+        <w:pStyle w:val="BodyText"/>
+      </w:pPr>
+      <w:r>
+        <w:t xml:space="preserve">Within the structure of the UN’s assessment, 11 of the 26 AFE countries are actively implementing the SEEA</w:t>
+      </w:r>
+      <w:r>
+        <w:t xml:space="preserve"> </w:t>
+      </w:r>
+      <w:r>
+        <w:t xml:space="preserve">(European Commission et al., 2013)</w:t>
+      </w:r>
+      <w:r>
+        <w:t xml:space="preserve">. The remaining 15 have not yet begun. Among those implementing, countries are classified by their stage of progress under SDG indicator 15.9.1(b),</w:t>
       </w:r>
       <w:r>
         <w:t xml:space="preserve"> </w:t>
@@ -2279,12 +2285,6 @@
         <w:t xml:space="preserve">“Integration of biodiversity into national accounting and reporting systems, defined as implementation of the System of Environmental-Economic Accounting”</w:t>
       </w:r>
       <w:r>
-        <w:t xml:space="preserve"> </w:t>
-      </w:r>
-      <w:r>
-        <w:t xml:space="preserve">(European Commission et al., 2013)</w:t>
-      </w:r>
-      <w:r>
         <w:t xml:space="preserve">.</w:t>
       </w:r>
     </w:p>
@@ -2293,7 +2293,7 @@
         <w:pStyle w:val="BodyText"/>
       </w:pPr>
       <w:r>
-        <w:t xml:space="preserve">The stages are defined as follows. Stage I countries have compiled at least one SEEA CF account. Stage II countries have additionally compiled at least one SEEA EA or Thematic account. Stage III countries demonstrate a sustained institutional programme of accounting across multiple account types. In practice, a sustained programme means that at least two account types are compiled under a formally established institutional mandate, with a dedicated budget line or inter-agency data-sharing agreement in place to ensure continuity across government cycles—rather than relying exclusively on project-by-project donor financing. The distinction matters because the analytical value of NCA data grows with temporal depth: a single account produces a snapshot, while a maintained series produces the trends that economic planning actually requires.</w:t>
+        <w:t xml:space="preserve">The stages are defined as Stage I, which refers to countries that have compiled at least one SEEA CF account. Stage II includes countries that have additionally compiled at least one SEEA EA or Thematic account. Stage III countries demonstrate a sustained institutional program to produce NCA. In practice, a sustained program means that at least two account types are compiled under a formally established institutional mandate, with a dedicated budget line or inter-agency data-sharing agreement in place to ensure continuity across government cycles, rather than relying exclusively on project-by-project donor financing. The distinction matters because the analytical value of NCA data grows with temporal depth, because a single account produces a snapshot, while a maintained series produces the trends required by economic planning.</w:t>
       </w:r>
     </w:p>
     <w:p>
@@ -2301,7 +2301,7 @@
         <w:pStyle w:val="BodyText"/>
       </w:pPr>
       <w:r>
-        <w:t xml:space="preserve">Regular compilation and dissemination—referenced in Stage III criteria—means at minimum biennial production of accounts. More important than the frequency, however, is whether an institutional mechanism and a budget for replication are in place. Mauritius’s five-edition water account series and Uganda’s ten-iteration water account series both illustrate how a sustainable institutional arrangement—rather than technical sophistication alone—is what determines whether accounts persist.</w:t>
+        <w:t xml:space="preserve">Regular compilation and dissemination, referenced in Stage III criteria, means at minimum biennial production of accounts. More important than the frequency, however, is whether an institutional mechanism and a budget for replication are in place. Mauritius’s five-edition water account series and Uganda’s ten-iteration water account series both illustrate how a sustainable institutional arrangement, rather than technical sophistication, is what determines whether accounts persist.</w:t>
       </w:r>
     </w:p>
     <w:p>
@@ -2309,7 +2309,7 @@
         <w:pStyle w:val="BodyText"/>
       </w:pPr>
       <w:r>
-        <w:t xml:space="preserve">In the AFE region, 3 countries are at Stage I, 4 at Stage II, and 4 at Stage III, indicating that while uptake remains modest, a meaningful cluster of countries has progressed beyond initial experimentation. Three additional countries—Rwanda, the Democratic Republic of Congo, and Madagascar—have accounts compiled through World Bank and international donor programmes but are not registered as formally implementing the SEEA in the UN classification. These are shown separately in</w:t>
+        <w:t xml:space="preserve">In the AFE region, 3 countries are at Stage I, 4 at Stage II, and 4 at Stage III, indicating that while uptake remains modest, a meaningful cluster of countries has progressed beyond initial experimentation.</w:t>
       </w:r>
       <w:r>
         <w:t xml:space="preserve"> </w:t>
@@ -2326,27 +2326,36 @@
         <w:t xml:space="preserve"> </w:t>
       </w:r>
       <w:r>
+        <w:t xml:space="preserve">shows a summary of implementation in the region. Countries are sorted by number of compiled accounts, while non-implementing countries are shown in grey. Stage labels follow SDG indicator 15.9.1(b) definitions as reported in the UN Global Assessment of Environmental-Economic Accounting (2025). Additionally, Three additional countries, which include Rwanda, the Democratic Republic of Congo, and Madagascar, have accounts compiled through World Bank and international donor programs, and that means that they are not registered as formally implementing the SEEA in the UN classification. These are shown separately in</w:t>
+      </w:r>
+      <w:r>
+        <w:t xml:space="preserve"> </w:t>
+      </w:r>
+      <w:hyperlink w:anchor="fig-stage">
+        <w:r>
+          <w:rPr>
+            <w:rStyle w:val="Hyperlink"/>
+          </w:rPr>
+          <w:t xml:space="preserve">Figure 1</w:t>
+        </w:r>
+      </w:hyperlink>
+      <w:r>
+        <w:t xml:space="preserve"> </w:t>
+      </w:r>
+      <w:r>
         <w:t xml:space="preserve">as</w:t>
       </w:r>
       <w:r>
         <w:t xml:space="preserve"> </w:t>
       </w:r>
       <w:r>
-        <w:t xml:space="preserve">“Compiled (donor programme)”</w:t>
-      </w:r>
-      <w:r>
-        <w:t xml:space="preserve"> </w:t>
-      </w:r>
-      <w:r>
-        <w:t xml:space="preserve">to distinguish them from countries with nationally institutionalized programmes. The accounts produced under these donor programmes are substantive and are fully reviewed in this report; the classification reflects their institutional status, not the quality or scope of the work.</w:t>
-      </w:r>
-    </w:p>
-    <w:p>
-      <w:pPr>
-        <w:pStyle w:val="BodyText"/>
-      </w:pPr>
-      <w:r>
-        <w:t xml:space="preserve">The slow growth of formally registered implementation across the region reflects primarily resource and budget constraints, including the absence of dedicated funding lines within national statistical budgets and the limited technical staffing available for a task that requires sustained multi-agency coordination. It does not reflect a lack of country interest: in the 2023 Global Assessment, 77 percent of non-implementing countries indicated plans to begin implementation. The count of accounts identified in this review also diverges from UN-reported figures in two respects: Kenya and South Africa each have more accounts documented here than in official UN records—reflecting World Bank programme work not yet captured in the UN’s institutional classification cycle—while Mauritius, classified at Stage III by the UN, has documentation now available to this review following the recent publication of its fifth Water Account edition (Statistics Mauritius, December 2024).</w:t>
+        <w:t xml:space="preserve">“Compiled (donor program)”</w:t>
+      </w:r>
+      <w:r>
+        <w:t xml:space="preserve"> </w:t>
+      </w:r>
+      <w:r>
+        <w:t xml:space="preserve">to distinguish them from countries with nationally institutionalized programs. The accounts produced under these donor programs are substantive and are reviewed in this report. This means that the classification reflects their institutional status, not the quality or scope of the work.</w:t>
       </w:r>
     </w:p>
     <w:tbl>
@@ -2362,7 +2371,7 @@
       <w:tr>
         <w:tc>
           <w:tcPr/>
-          <w:bookmarkStart w:id="25" w:name="fig-stage"/>
+          <w:bookmarkStart w:id="24" w:name="fig-stage"/>
           <w:p>
             <w:pPr>
               <w:pStyle w:val="Compact"/>
@@ -2373,18 +2382,18 @@
                 <wp:inline>
                   <wp:extent cx="5943600" cy="5094514"/>
                   <wp:effectExtent b="0" l="0" r="0" t="0"/>
-                  <wp:docPr descr="" title="" id="23" name="Picture"/>
+                  <wp:docPr descr="" title="" id="22" name="Picture"/>
                   <a:graphic>
                     <a:graphicData uri="http://schemas.openxmlformats.org/drawingml/2006/picture">
                       <pic:pic>
                         <pic:nvPicPr>
-                          <pic:cNvPr descr="03_combined_document_files/figure-docx/fig-stage-1.png" id="24" name="Picture"/>
+                          <pic:cNvPr descr="03_combined_document_files/figure-docx/fig-stage-1.png" id="23" name="Picture"/>
                           <pic:cNvPicPr>
                             <a:picLocks noChangeArrowheads="1" noChangeAspect="1"/>
                           </pic:cNvPicPr>
                         </pic:nvPicPr>
                         <pic:blipFill>
-                          <a:blip r:embed="rId22"/>
+                          <a:blip r:embed="rId21"/>
                           <a:stretch>
                             <a:fillRect/>
                           </a:stretch>
@@ -2421,41 +2430,47 @@
               <w:pStyle w:val="ImageCaption"/>
             </w:pPr>
             <w:r>
-              <w:t xml:space="preserve">Figure 1: AFE countries by SEEA implementation stage and number of compiled accounts. Countries are sorted by compiled account count; non-implementing countries are shown in grey. Stage labels follow SDG indicator 15.9.1(b) definitions as reported in the UN Global Assessment of Environmental-Economic Accounting (2025).</w:t>
-            </w:r>
-            <w:r>
-              <w:t xml:space="preserve"> </w:t>
-            </w:r>
-            <w:r>
-              <w:t xml:space="preserve">‘Compiled (donor programme)’</w:t>
-            </w:r>
-            <w:r>
-              <w:t xml:space="preserve"> </w:t>
-            </w:r>
-            <w:r>
-              <w:t xml:space="preserve">identifies countries—Rwanda, the Democratic Republic of Congo, and Madagascar—for which accounts have been produced through World Bank or international donor-funded programmes but that are not registered as formally implementing the SEEA in the UN classification. The x-axis shows the count of distinct accounts compiled at least once as identified in this review; the number may differ from UN reported figures where donor-programme accounts are not captured in official reporting. Source: World Bank AFE Regional Assessment (2025), complemented by the UN Global Assessment of Environmental-Economic Accounting (2025).</w:t>
+              <w:t xml:space="preserve">Figure 1: AFE countries by SEEA implementation stage and number of compiled accounts. Source: World Bank AFE Regional Assessment (2025), complemented by this review.</w:t>
             </w:r>
           </w:p>
-          <w:bookmarkEnd w:id="25"/>
+          <w:bookmarkEnd w:id="24"/>
         </w:tc>
       </w:tr>
     </w:tbl>
-    <w:bookmarkEnd w:id="26"/>
-    <w:bookmarkStart w:id="32" w:name="account-coverage"/>
+    <w:p>
+      <w:pPr>
+        <w:pStyle w:val="BodyText"/>
+      </w:pPr>
+      <w:r>
+        <w:t xml:space="preserve">The slow growth of formally registered implementation across the region reflects primarily resource and budget constraints, including the absence of dedicated funding lines within national statistical budgets and the limited technical staffing available for a task that requires sustained multi-agency coordination. It does not reflect a lack of country interest, because in the 2023 Global Assessment, 77 percent of non-implementing countries indicated plans to begin implementation. The count of accounts identified in this review also diverges from UN-reported figures in that Kenya and South Africa each have more accounts documented here than in official UN records, reflecting World Bank program work not yet captured in the UN’s institutional classification cycle.</w:t>
+      </w:r>
+    </w:p>
+    <w:bookmarkStart w:id="30" w:name="account-coverage"/>
     <w:p>
       <w:pPr>
         <w:pStyle w:val="Heading2"/>
       </w:pPr>
       <w:r>
-        <w:t xml:space="preserve">2.3 Account Coverage</w:t>
+        <w:t xml:space="preserve">2.1 Account Coverage</w:t>
       </w:r>
     </w:p>
     <w:p>
       <w:pPr>
         <w:pStyle w:val="FirstParagraph"/>
       </w:pPr>
-      <w:r>
-        <w:t xml:space="preserve">Across all 11 implementing countries, a total of 41 account-compilations have been recorded covering 19 distinct account types out of the 36 tracked. The most widely compiled accounts are the Physical Supply and Use Tables (PSUTs) for water, compiled by 6 countries, followed by PSUTs for Energy and Ecosystem Extent Accounts, each compiled by 5 countries, reflecting their relative accessibility as entry-level accounts and their relevance to the region’s resource management priorities. Physical asset accounts for land follow, compiled by 4 countries. Beyond this initial tier, account compilation remains constrained by data availability and institutional capacity: monetary accounts—which require price data, sector-level consumption surveys, and inter-agency coordination—and ecosystem accounts appear in only 1 to 3 countries each. Thematic accounts for forests and protected areas are at the same level. This pattern reflects capacity and resource limitations rather than absence of demand.</w:t>
+      <w:hyperlink w:anchor="tbl-group-summary">
+        <w:r>
+          <w:rPr>
+            <w:rStyle w:val="Hyperlink"/>
+          </w:rPr>
+          <w:t xml:space="preserve">Table 2</w:t>
+        </w:r>
+      </w:hyperlink>
+      <w:r>
+        <w:t xml:space="preserve"> </w:t>
+      </w:r>
+      <w:r>
+        <w:t xml:space="preserve">provides an aggregate view of account group coverage. Countries are ordered left to right by total number of compiled accounts and accounts within each group are ordered by frequency of compilation. Across all 14 implementing countries, the most widely compiled accounts are the Physical Supply and Use Tables (PSUTs) for water, compiled by 6 countries, followed by PSUTs for Energy and Ecosystem Extent Accounts, each compiled by 5 countries, reflecting their relative accessibility as entry-level accounts and their relevance to the region’s resource management priorities. Physical asset accounts for land follow, compiled by 4 countries. Beyond this initial tier, account compilation remains constrained by data availability and institutional capacity, due to the fact that monetary accounts require price data, sector-level consumption surveys, and inter-agency coordination. Ecosystem accounts appear in only 3 countries, and thematic accounts for forests and protected areas are at the same level. This pattern reflects capacity and resource limitations rather than absence of demand.</w:t>
       </w:r>
     </w:p>
     <w:tbl>
@@ -2471,7 +2486,7 @@
       <w:tr>
         <w:tc>
           <w:tcPr/>
-          <w:bookmarkStart w:id="30" w:name="fig-heatmap"/>
+          <w:bookmarkStart w:id="28" w:name="fig-heatmap"/>
           <w:p>
             <w:pPr>
               <w:pStyle w:val="Compact"/>
@@ -2482,18 +2497,18 @@
                 <wp:inline>
                   <wp:extent cx="5943600" cy="4622800"/>
                   <wp:effectExtent b="0" l="0" r="0" t="0"/>
-                  <wp:docPr descr="" title="" id="28" name="Picture"/>
+                  <wp:docPr descr="" title="" id="26" name="Picture"/>
                   <a:graphic>
                     <a:graphicData uri="http://schemas.openxmlformats.org/drawingml/2006/picture">
                       <pic:pic>
                         <pic:nvPicPr>
-                          <pic:cNvPr descr="03_combined_document_files/figure-docx/fig-heatmap-1.png" id="29" name="Picture"/>
+                          <pic:cNvPr descr="03_combined_document_files/figure-docx/fig-heatmap-1.png" id="27" name="Picture"/>
                           <pic:cNvPicPr>
                             <a:picLocks noChangeArrowheads="1" noChangeAspect="1"/>
                           </pic:cNvPicPr>
                         </pic:nvPicPr>
                         <pic:blipFill>
-                          <a:blip r:embed="rId27"/>
+                          <a:blip r:embed="rId25"/>
                           <a:stretch>
                             <a:fillRect/>
                           </a:stretch>
@@ -2530,32 +2545,13 @@
               <w:pStyle w:val="ImageCaption"/>
             </w:pPr>
             <w:r>
-              <w:t xml:space="preserve">Figure 2: Account compilation status across the 11 implementing AFE countries, grouped by account category. Countries are ordered left to right by total number of compiled accounts; accounts within each group are ordered by frequency of compilation. Source: World Bank AFE Regional Assessment (2025).</w:t>
+              <w:t xml:space="preserve">Figure 2: Account compilation status across the 11 implementing AFE countries, grouped by account category</w:t>
             </w:r>
           </w:p>
-          <w:bookmarkEnd w:id="30"/>
+          <w:bookmarkEnd w:id="28"/>
         </w:tc>
       </w:tr>
     </w:tbl>
-    <w:p>
-      <w:pPr>
-        <w:pStyle w:val="BodyText"/>
-      </w:pPr>
-      <w:hyperlink w:anchor="tbl-group-summary">
-        <w:r>
-          <w:rPr>
-            <w:rStyle w:val="Hyperlink"/>
-          </w:rPr>
-          <w:t xml:space="preserve">Table 2</w:t>
-        </w:r>
-      </w:hyperlink>
-      <w:r>
-        <w:t xml:space="preserve"> </w:t>
-      </w:r>
-      <w:r>
-        <w:t xml:space="preserve">provides an aggregate view of account group coverage.</w:t>
-      </w:r>
-    </w:p>
     <w:tbl>
       <w:tblPr>
         <w:tblStyle w:val="Table"/>
@@ -2569,7 +2565,7 @@
       <w:tr>
         <w:tc>
           <w:tcPr/>
-          <w:bookmarkStart w:id="31" w:name="tbl-group-summary"/>
+          <w:bookmarkStart w:id="29" w:name="tbl-group-summary"/>
           <w:p>
             <w:pPr>
               <w:jc w:val="center"/>
@@ -2995,13 +2991,13 @@
               </w:tc>
             </w:tr>
           </w:tbl>
-          <w:bookmarkEnd w:id="31"/>
+          <w:bookmarkEnd w:id="29"/>
         </w:tc>
       </w:tr>
     </w:tbl>
-    <w:bookmarkEnd w:id="32"/>
-    <w:bookmarkEnd w:id="33"/>
-    <w:bookmarkStart w:id="49" w:name="X29610b8039d41e6e88316834237dd260cf55aa7"/>
+    <w:bookmarkEnd w:id="30"/>
+    <w:bookmarkEnd w:id="31"/>
+    <w:bookmarkStart w:id="45" w:name="X29610b8039d41e6e88316834237dd260cf55aa7"/>
     <w:p>
       <w:pPr>
         <w:pStyle w:val="Heading1"/>
@@ -3015,16 +3011,53 @@
         <w:pStyle w:val="FirstParagraph"/>
       </w:pPr>
       <w:r>
-        <w:t xml:space="preserve">The analytical value of natural capital accounts increases substantially when account-derived indicators are placed alongside macroeconomic benchmarks. A water productivity ratio or a rate of forest cover change only constitutes a policy argument when it can be compared against economic performance, sectoral structure, or the picture that standard national statistics would otherwise present. The three comparisons in this section pair NCA-derived indicators — drawn from compiled water, forest, and energy accounts — with World Development Indicators to provide that context. In each figure, the NCA indicator is the primary variable; GDP, agricultural value added, and CO2 emissions per capita serve as the economic reference against which account findings are interpreted. All WDI data use the most recent available observation per country for the period 2010–2023; account reference periods vary by country and are noted in each figure caption.</w:t>
-      </w:r>
-    </w:p>
-    <w:bookmarkStart w:id="38" w:name="X5a02cdb2992623dd6ab7c8e3bbd44b2307cf299"/>
-    <w:p>
-      <w:pPr>
-        <w:pStyle w:val="Heading2"/>
-      </w:pPr>
-      <w:r>
-        <w:t xml:space="preserve">3.1 Water Productivity and Economic Development</w:t>
+        <w:t xml:space="preserve">The analytical value of natural capital accounts increases substantially when account-derived indicators are placed alongside macroeconomic benchmarks. The three comparisons in this section pair indicators from compiled water, forest, and energy accounts, with other macro level indicators to provide additional context. In each figure, the NCA indicator is the primary variable, while GDP, agricultural value added, and CO₂ emissions per capita serve as the economic reference against which account findings are interpreted. All indicator data use the most recent available observation per country for the period covered by NCA and account reference periods vary by country and are noted as such.</w:t>
+      </w:r>
+    </w:p>
+    <w:p>
+      <w:pPr>
+        <w:pStyle w:val="BodyText"/>
+      </w:pPr>
+      <w:hyperlink w:anchor="fig-water-gdp">
+        <w:r>
+          <w:rPr>
+            <w:rStyle w:val="Hyperlink"/>
+          </w:rPr>
+          <w:t xml:space="preserve">Figure 3</w:t>
+        </w:r>
+      </w:hyperlink>
+      <w:r>
+        <w:t xml:space="preserve"> </w:t>
+      </w:r>
+      <w:r>
+        <w:t xml:space="preserve">shows Water Productivity and Sectoral Economic Performance. That is, how many times more economic value per m³ each non-agriculture sector generates compared to agriculture, for three AFE countries with compiled water accounts. Agriculture is equivalent to the reference line (or 1x) in each country. Rwanda and Uganda values are derived from monetary water supply and use tables (local currency per m³, indexed) and Mauritius values are derived from WDI sector GVA divided by sector water use volumes in the Physical Water Account 2021–2022 (Statistics Mauritius, 5th edition, December 2024). For context, agriculture GDP share is shown in parentheses from World Development Indicators (WDI) alongside Rwanda monetary water accounts data</w:t>
+      </w:r>
+      <w:r>
+        <w:t xml:space="preserve"> </w:t>
+      </w:r>
+      <w:r>
+        <w:t xml:space="preserve">(Government of Rwanda, 2019b)</w:t>
+      </w:r>
+      <w:r>
+        <w:t xml:space="preserve">; Uganda water accounts data</w:t>
+      </w:r>
+      <w:r>
+        <w:t xml:space="preserve"> </w:t>
+      </w:r>
+      <w:r>
+        <w:t xml:space="preserve">(Uganda Bureau of Statistics, 2025)</w:t>
+      </w:r>
+      <w:r>
+        <w:t xml:space="preserve">; and Mauritius Physical Water Account</w:t>
+      </w:r>
+      <w:r>
+        <w:t xml:space="preserve"> </w:t>
+      </w:r>
+      <w:r>
+        <w:t xml:space="preserve">(Statistics Mauritius, 2024)</w:t>
+      </w:r>
+      <w:r>
+        <w:t xml:space="preserve">.</w:t>
       </w:r>
     </w:p>
     <w:tbl>
@@ -3040,7 +3073,7 @@
       <w:tr>
         <w:tc>
           <w:tcPr/>
-          <w:bookmarkStart w:id="37" w:name="fig-water-gdp"/>
+          <w:bookmarkStart w:id="35" w:name="fig-water-gdp"/>
           <w:p>
             <w:pPr>
               <w:pStyle w:val="Compact"/>
@@ -3051,18 +3084,18 @@
                 <wp:inline>
                   <wp:extent cx="4620126" cy="3696101"/>
                   <wp:effectExtent b="0" l="0" r="0" t="0"/>
-                  <wp:docPr descr="" title="" id="35" name="Picture"/>
+                  <wp:docPr descr="" title="" id="33" name="Picture"/>
                   <a:graphic>
                     <a:graphicData uri="http://schemas.openxmlformats.org/drawingml/2006/picture">
                       <pic:pic>
                         <pic:nvPicPr>
-                          <pic:cNvPr descr="03_combined_document_files/figure-docx/fig-water-gdp-1.png" id="36" name="Picture"/>
+                          <pic:cNvPr descr="03_combined_document_files/figure-docx/fig-water-gdp-1.png" id="34" name="Picture"/>
                           <pic:cNvPicPr>
                             <a:picLocks noChangeArrowheads="1" noChangeAspect="1"/>
                           </pic:cNvPicPr>
                         </pic:nvPicPr>
                         <pic:blipFill>
-                          <a:blip r:embed="rId34"/>
+                          <a:blip r:embed="rId32"/>
                           <a:stretch>
                             <a:fillRect/>
                           </a:stretch>
@@ -3099,37 +3132,10 @@
               <w:pStyle w:val="ImageCaption"/>
             </w:pPr>
             <w:r>
-              <w:t xml:space="preserve">Figure 3: How many times more economic value per m³ each non-agriculture sector generates compared to agriculture, for three AFE countries with compiled water accounts. Agriculture = 1× (reference line) in each country. Rwanda and Uganda values are derived from monetary water supply and use tables (national currency per m³, indexed). Mauritius values are derived from WDI sector GVA divided by sector water use volumes in the Physical Water Account 2021–2022 (Statistics Mauritius, 5th edition, December 2024). Agriculture GDP share from WDI (latest year) is shown in parentheses. Sources: Rwanda monetary water accounts</w:t>
-            </w:r>
-            <w:r>
-              <w:t xml:space="preserve"> </w:t>
-            </w:r>
-            <w:r>
-              <w:t xml:space="preserve">(Government of Rwanda, 2019b)</w:t>
-            </w:r>
-            <w:r>
-              <w:t xml:space="preserve">; Uganda water accounts</w:t>
-            </w:r>
-            <w:r>
-              <w:t xml:space="preserve"> </w:t>
-            </w:r>
-            <w:r>
-              <w:t xml:space="preserve">(Uganda Bureau of Statistics, 2025)</w:t>
-            </w:r>
-            <w:r>
-              <w:t xml:space="preserve">; Mauritius Physical Water Account</w:t>
-            </w:r>
-            <w:r>
-              <w:t xml:space="preserve"> </w:t>
-            </w:r>
-            <w:r>
-              <w:t xml:space="preserve">(Statistics Mauritius, 2024)</w:t>
-            </w:r>
-            <w:r>
-              <w:t xml:space="preserve">; WDI NV.AGR.TOTL.ZS, NY.GDP.MKTP.CD.</w:t>
+              <w:t xml:space="preserve">Figure 3: Water Productivity and Economic Development</w:t>
             </w:r>
           </w:p>
-          <w:bookmarkEnd w:id="37"/>
+          <w:bookmarkEnd w:id="35"/>
         </w:tc>
       </w:tr>
     </w:tbl>
@@ -3138,7 +3144,7 @@
         <w:pStyle w:val="BodyText"/>
       </w:pPr>
       <w:r>
-        <w:t xml:space="preserve">Water supply and use tables from Rwanda, Uganda, and Mauritius provide a direct measure of how efficiently different economic sectors convert water into economic value — something GDP statistics alone cannot reveal. The gaps are striking. In Uganda, the services sector generates 250 times more economic value per cubic metre than agriculture; in Mauritius, manufacturing and services generate 214 times more; in Rwanda, services generate 89 times more and mining 53 times more. These differences are not visible in GDP data, which records what each sector produces but not what it consumes from natural resources to produce it.</w:t>
+        <w:t xml:space="preserve">Water supply and use tables from Rwanda, Uganda, and Mauritius provide a direct measure of how efficiently different economic sectors convert water into economic value. The gaps are significant. In Uganda, the services sector generates 250 times more economic value per cubic metre than agriculture, while in Mauritius, manufacturing and services generate 214 times more. Similarly, in Rwanda, services generate 89 times more and mining 53 times more than agriculture.</w:t>
       </w:r>
     </w:p>
     <w:p>
@@ -3146,17 +3152,32 @@
         <w:pStyle w:val="BodyText"/>
       </w:pPr>
       <w:r>
-        <w:t xml:space="preserve">The pattern holds across countries at very different income levels and with different account methodologies. Rwanda and Uganda values come from compiled monetary water supply and use tables in national currency; Mauritius values are derived from WDI sector gross value added divided by physical water volumes recorded in the 2021–2022 Water Account (Statistics Mauritius, 5th edition, 2024). Despite these methodological differences, all three countries converge on the same finding: agriculture accounts for the overwhelming majority of water demand while generating the lowest return per cubic metre of any sector. In Mauritius, agriculture represents only 4 percent of GDP yet absorbs 302 of the 344 million cubic metres abstracted from the environment annually. This is the policy signal that water pricing reform, irrigation efficiency investment, and crop diversification programmes require — and it is only observable through water accounts.</w:t>
-      </w:r>
-    </w:p>
-    <w:bookmarkEnd w:id="38"/>
-    <w:bookmarkStart w:id="43" w:name="X79d4a6af3af7434a1b0723518985bfbf09756f0"/>
-    <w:p>
-      <w:pPr>
-        <w:pStyle w:val="Heading2"/>
-      </w:pPr>
-      <w:r>
-        <w:t xml:space="preserve">3.2 Forest Cover Change and Agricultural Transformation</w:t>
+        <w:t xml:space="preserve">The pattern holds across countries at very different income levels and with different accounting methodologies. All three countries converge on the fact that agriculture accounts for the overwhelming majority of water demand while generating the lowest return per cubic metre of any sector. In Mauritius, agriculture represents only 4 percent of GDP, but it absorbs 302 of the 344 million cubic metres abstracted from the environment annually. This finding is valuable for water pricing policy, irrigation efficiency investment, and crop diversification programs, which is an insight that is only observable through water accounts.</w:t>
+      </w:r>
+    </w:p>
+    <w:p>
+      <w:pPr>
+        <w:pStyle w:val="BodyText"/>
+      </w:pPr>
+      <w:r>
+        <w:t xml:space="preserve">Comparing forest cover change from the accounts against agricultural value added from WDI shows that countries with higher agricultural GDP shares tend to show greater forest loss in their accounts.</w:t>
+      </w:r>
+      <w:r>
+        <w:t xml:space="preserve"> </w:t>
+      </w:r>
+      <w:hyperlink w:anchor="fig-forest-agr">
+        <w:r>
+          <w:rPr>
+            <w:rStyle w:val="Hyperlink"/>
+          </w:rPr>
+          <w:t xml:space="preserve">Figure 4</w:t>
+        </w:r>
+      </w:hyperlink>
+      <w:r>
+        <w:t xml:space="preserve"> </w:t>
+      </w:r>
+      <w:r>
+        <w:t xml:space="preserve">shows net forest cover change derived from national SEEA accounts plotted against agricultural value added as a percentage of GDP for the six reviewed countries with compiled forest or ecosystem extent accounts. Point size reflects rural population as a percentage of total population. Countries below the dashed line experienced net forest loss over the account compilation period. Account reference periods vary by country: Uganda and Rwanda 1990–2015; Zambia 2018–2023; Kenya 2002–2018; South Africa 2018–2022; DR Congo 2000–2020.</w:t>
       </w:r>
     </w:p>
     <w:tbl>
@@ -3172,7 +3193,7 @@
       <w:tr>
         <w:tc>
           <w:tcPr/>
-          <w:bookmarkStart w:id="42" w:name="fig-forest-agr"/>
+          <w:bookmarkStart w:id="39" w:name="fig-forest-agr"/>
           <w:p>
             <w:pPr>
               <w:pStyle w:val="Compact"/>
@@ -3183,18 +3204,18 @@
                 <wp:inline>
                   <wp:extent cx="4620126" cy="3696101"/>
                   <wp:effectExtent b="0" l="0" r="0" t="0"/>
-                  <wp:docPr descr="" title="" id="40" name="Picture"/>
+                  <wp:docPr descr="" title="" id="37" name="Picture"/>
                   <a:graphic>
                     <a:graphicData uri="http://schemas.openxmlformats.org/drawingml/2006/picture">
                       <pic:pic>
                         <pic:nvPicPr>
-                          <pic:cNvPr descr="03_combined_document_files/figure-docx/fig-forest-agr-1.png" id="41" name="Picture"/>
+                          <pic:cNvPr descr="03_combined_document_files/figure-docx/fig-forest-agr-1.png" id="38" name="Picture"/>
                           <pic:cNvPicPr>
                             <a:picLocks noChangeArrowheads="1" noChangeAspect="1"/>
                           </pic:cNvPicPr>
                         </pic:nvPicPr>
                         <pic:blipFill>
-                          <a:blip r:embed="rId39"/>
+                          <a:blip r:embed="rId36"/>
                           <a:stretch>
                             <a:fillRect/>
                           </a:stretch>
@@ -3231,10 +3252,10 @@
               <w:pStyle w:val="ImageCaption"/>
             </w:pPr>
             <w:r>
-              <w:t xml:space="preserve">Figure 4: Net forest cover change derived from national SEEA accounts (Y-axis) vs. agricultural value added as a percentage of GDP (X-axis, WDI, latest year) for six reviewed countries with compiled forest or ecosystem extent accounts. Point size reflects rural population as a percentage of total population (WDI, latest year). Countries below the dashed line experienced net forest loss over the account compilation period. Account reference periods vary by country: Uganda and Rwanda 1990–2015; Zambia 2018–2023; Kenya 2002–2018; South Africa 2018–2022; DR Congo 2000–2020. Sources: National forest and ecosystem extent accounts; WDI NV.AGR.TOTL.ZS and SP.RUR.TOTL.ZS.</w:t>
+              <w:t xml:space="preserve">Figure 4: Forest Cover Change and Agricultural Transformation</w:t>
             </w:r>
           </w:p>
-          <w:bookmarkEnd w:id="42"/>
+          <w:bookmarkEnd w:id="39"/>
         </w:tc>
       </w:tr>
     </w:tbl>
@@ -3243,17 +3264,41 @@
         <w:pStyle w:val="BodyText"/>
       </w:pPr>
       <w:r>
-        <w:t xml:space="preserve">Placing forest cover change from the accounts against agricultural value added from WDI reveals a structurally consistent pattern: countries with higher agricultural GDP shares tend to show greater forest loss in their accounts. Uganda (agriculture 24% of GDP) and Rwanda (27%) each document approximately 60 percent net forest cover decline over their account periods, driven by smallholder cropland expansion. The DRC, with the lowest agricultural GDP share at 10 percent, still shows a 6.6 percent forest decline—reflecting artisanal fuelwood extraction rather than formal cropland conversion. Zambia presents a notable exception: agriculture accounts for only 2.2 percent of GDP, yet 59 percent of its population is rural and it lost 1.88 million hectares of tree cover in five years (2018–2023) through woodland-to-rangeland degradation. South Africa, with a low agricultural share and low rural population, shows near-zero forest change. The critical observation is that the Y-axis in this figure—net forest cover change over the account period—is entirely invisible in WDI data. The WDI forest area indicator provides an annual static snapshot; only compiled SEEA accounts provide the change rates and driving factors that make this comparison possible.</w:t>
-      </w:r>
-    </w:p>
-    <w:bookmarkEnd w:id="43"/>
-    <w:bookmarkStart w:id="48" w:name="X6eecdcb491b0183568632b4c599cb1db7444d97"/>
-    <w:p>
-      <w:pPr>
-        <w:pStyle w:val="Heading2"/>
-      </w:pPr>
-      <w:r>
-        <w:t xml:space="preserve">3.3 Biomass Energy Dependence and the Emissions Blind Spot</w:t>
+        <w:t xml:space="preserve">Uganda (where agriculture represents 24% of GDP) and Rwanda (where it represents 27%) each show approximately 60 percent net forest cover decline over their account periods, driven by smallholder cropland expansion. The DRC, with the lowest agricultural GDP share at 10 percent, still shows a 6.6 percent forest decline, which reflects artisanal fuelwood extraction rather than formal cropland conversion. Zambia presents a notable exception, in which agriculture accounts for only 2.2 percent of GDP, but at the same time 59 percent of its population is rural. It lost 1.88 million hectares of tree cover in five years (2018–2023) through woodland-to-rangeland degradation. South Africa, with a low agricultural share and low rural population, shows near-zero forest change. The critical observation is that net forest cover change over the account period is traditionally invisible in macroeconomic data. While there is a forest area indicator in WDI, it only provides an annual static snapshot. SEEA accounts provide change rates and driving factors that make this comparison possible.</w:t>
+      </w:r>
+    </w:p>
+    <w:p>
+      <w:pPr>
+        <w:pStyle w:val="BodyText"/>
+      </w:pPr>
+      <w:r>
+        <w:t xml:space="preserve">Regarding energy dependence,</w:t>
+      </w:r>
+      <w:r>
+        <w:t xml:space="preserve"> </w:t>
+      </w:r>
+      <w:hyperlink w:anchor="fig-land-rural">
+        <w:r>
+          <w:rPr>
+            <w:rStyle w:val="Hyperlink"/>
+          </w:rPr>
+          <w:t xml:space="preserve">Figure 5</w:t>
+        </w:r>
+      </w:hyperlink>
+      <w:r>
+        <w:t xml:space="preserve"> </w:t>
+      </w:r>
+      <w:r>
+        <w:t xml:space="preserve">shows the biomass share of national energy supply derived from compiled NCA energy accounts, compared against CO₂ emissions per capita, excluding LULUCF (WDI AR5 methodology, latest year) for six AFE countries with energy account data. Point size reflects GDP per capita (in current USD) from WDI. Countries in the upper-left combine very high biomass dependence with very low conventional CO₂ statistics, which is an apparent paradox that natural capital accounts resolve by documenting accelerating forest depletion from fuelwood harvesting</w:t>
+      </w:r>
+      <w:r>
+        <w:t xml:space="preserve"> </w:t>
+      </w:r>
+      <w:r>
+        <w:t xml:space="preserve">(Chisanga et al., 2026; Statistics South Africa, 2025; Turpie, Wilson, Brühl, et al., 2025; Uganda Bureau of Statistics, 2020)</w:t>
+      </w:r>
+      <w:r>
+        <w:t xml:space="preserve">.</w:t>
       </w:r>
     </w:p>
     <w:tbl>
@@ -3269,29 +3314,30 @@
       <w:tr>
         <w:tc>
           <w:tcPr/>
-          <w:bookmarkStart w:id="47" w:name="fig-land-rural"/>
+          <w:bookmarkStart w:id="44" w:name="fig-land-rural"/>
           <w:p>
             <w:pPr>
               <w:pStyle w:val="Compact"/>
               <w:jc w:val="center"/>
             </w:pPr>
+            <w:bookmarkStart w:id="43" w:name="fig-land-rural"/>
             <w:r>
               <w:drawing>
                 <wp:inline>
                   <wp:extent cx="4620126" cy="3696101"/>
                   <wp:effectExtent b="0" l="0" r="0" t="0"/>
-                  <wp:docPr descr="" title="" id="45" name="Picture"/>
+                  <wp:docPr descr="" title="" id="41" name="Picture"/>
                   <a:graphic>
                     <a:graphicData uri="http://schemas.openxmlformats.org/drawingml/2006/picture">
                       <pic:pic>
                         <pic:nvPicPr>
-                          <pic:cNvPr descr="03_combined_document_files/figure-docx/fig-land-rural-1.png" id="46" name="Picture"/>
+                          <pic:cNvPr descr="03_combined_document_files/figure-docx/fig-land-rural-1.png" id="42" name="Picture"/>
                           <pic:cNvPicPr>
                             <a:picLocks noChangeArrowheads="1" noChangeAspect="1"/>
                           </pic:cNvPicPr>
                         </pic:nvPicPr>
                         <pic:blipFill>
-                          <a:blip r:embed="rId44"/>
+                          <a:blip r:embed="rId40"/>
                           <a:stretch>
                             <a:fillRect/>
                           </a:stretch>
@@ -3317,6 +3363,7 @@
                 </wp:inline>
               </w:drawing>
             </w:r>
+            <w:bookmarkEnd w:id="43"/>
           </w:p>
           <w:p>
             <w:pPr>
@@ -3328,19 +3375,10 @@
               <w:pStyle w:val="ImageCaption"/>
             </w:pPr>
             <w:r>
-              <w:t xml:space="preserve">Figure 5: Biomass share of national energy supply derived from compiled NCA energy accounts (Y-axis) vs. CO2 emissions per capita excluding LULUCF (X-axis, WDI EN.GHG.CO2.PC.CE.AR5, AR5 methodology, latest year) for six AFE countries with energy account data. Point size reflects GDP per capita (WDI, current USD). Countries in the upper-left combine very high biomass dependence with very low conventional CO2 statistics—an apparent paradox that accounts resolve by documenting accelerating forest depletion from fuelwood harvesting. Sources: National energy accounts</w:t>
-            </w:r>
-            <w:r>
-              <w:t xml:space="preserve"> </w:t>
-            </w:r>
-            <w:r>
-              <w:t xml:space="preserve">(Chisanga et al., 2026; Statistics South Africa, 2025; Turpie, Wilson, Brühl, et al., 2025; Uganda Bureau of Statistics, 2020)</w:t>
-            </w:r>
-            <w:r>
-              <w:t xml:space="preserve">; emissions and income data: WDI.</w:t>
+              <w:t xml:space="preserve">Figure 5</w:t>
             </w:r>
           </w:p>
-          <w:bookmarkEnd w:id="47"/>
+          <w:bookmarkEnd w:id="44"/>
         </w:tc>
       </w:tr>
     </w:tbl>
@@ -3349,7 +3387,7 @@
         <w:pStyle w:val="BodyText"/>
       </w:pPr>
       <w:r>
-        <w:t xml:space="preserve">The accounts reveal a systematic paradox that WDI emissions statistics cannot: the countries most dependent on biomass for energy—DRC (94%), Ethiopia (90%), Uganda and Zambia (78%)—appear among the least carbon-intensive by conventional WDI CO2 statistics. From a standard emissions perspective, they look clean. From the energy accounts, they are depleting their forests. Uganda’s forest supply deficit reached 35 million tonnes by 2015 and is projected at 105 million tonnes by 2040</w:t>
+        <w:t xml:space="preserve">Countries most dependent on biomass for energy, like the DRC (94%), Ethiopia (90%), Uganda and Zambia (78%), appear among the least carbon-intensive by conventional CO₂ statistics. From a standard emissions perspective, they look clean. From the energy accounts perspective, they show forest biomass depletion. Uganda’s forest supply deficit reached 35 million tonnes by 2015 and is projected at 105 million tonnes by 2040</w:t>
       </w:r>
       <w:r>
         <w:t xml:space="preserve"> </w:t>
@@ -3358,7 +3396,7 @@
         <w:t xml:space="preserve">(Uganda Bureau of Statistics, 2020)</w:t>
       </w:r>
       <w:r>
-        <w:t xml:space="preserve">; the DRC’s fuelwood harvesting from forest-farm mosaics grew 709 percent between 2000 and 2020</w:t>
+        <w:t xml:space="preserve">. The DRC’s fuelwood harvesting from forest-farm mosaics grew 709 percent between 2000 and 2020</w:t>
       </w:r>
       <w:r>
         <w:t xml:space="preserve"> </w:t>
@@ -3367,12 +3405,11 @@
         <w:t xml:space="preserve">(Turpie, Wilson, Brühl, et al., 2025)</w:t>
       </w:r>
       <w:r>
-        <w:t xml:space="preserve">. South Africa and Mauritius show the opposite: high CO2 per capita driven by coal and fossil fuels, low biomass dependency. This is the analytical story that only NCA data can tell: a country burning coal (high WDI CO2) and a country burning forests (low WDI CO2, high ecological cost) look completely different in the accounts but similarly misleading in GDP statistics alone. For the ASCENT clean energy program, this establishes that energy transition investments in biomass-dependent economies deliver a triple dividend—improved energy access, reduced forest depletion, and legitimate carbon reduction—a case that accounts, and only accounts, can quantify at country level.</w:t>
-      </w:r>
-    </w:p>
-    <w:bookmarkEnd w:id="48"/>
-    <w:bookmarkEnd w:id="49"/>
-    <w:bookmarkStart w:id="55" w:name="thematic-findings-by-account-type"/>
+        <w:t xml:space="preserve">. Conversely, South Africa and Mauritius show high CO₂ per capita driven by coal and fossil fuels and low biomass dependency. NCA shows that a country burning fossil fuels instead of depending on biomass (with high CO₂) and a country depleting forests for energy (low CO₂, but high ecological cost) look completely different in the accounts but similarly misleading in GDP statistics alone. For the ASCENT clean energy program, this establishes that energy transition investments in biomass-dependent economies deliver a triple dividends that include improved energy access, reduced forest depletion, and legitimate carbon reduction.</w:t>
+      </w:r>
+    </w:p>
+    <w:bookmarkEnd w:id="45"/>
+    <w:bookmarkStart w:id="51" w:name="thematic-findings-by-account-type"/>
     <w:p>
       <w:pPr>
         <w:pStyle w:val="Heading1"/>
@@ -3386,10 +3423,10 @@
         <w:pStyle w:val="FirstParagraph"/>
       </w:pPr>
       <w:r>
-        <w:t xml:space="preserve">This section synthesizes findings across the nine reviewed countries, organized by account type (water, energy, land, ecosystem and forests). Within each type, countries are presented in alphabetical order. This section draws on the full text of published account reports, supplemented by the inventory of extractable tables and figures catalogued in the companion inventory document.</w:t>
-      </w:r>
-    </w:p>
-    <w:bookmarkStart w:id="50" w:name="water-accounts"/>
+        <w:t xml:space="preserve">This section synthesizes findings across the nine reviewed countries, organized by account type (water, energy, land, ecosystem and forests). Within each type, countries are presented in alphabetical order. This section draws on the full text of published account reports.</w:t>
+      </w:r>
+    </w:p>
+    <w:bookmarkStart w:id="46" w:name="water-accounts"/>
     <w:p>
       <w:pPr>
         <w:pStyle w:val="Heading2"/>
@@ -3403,7 +3440,7 @@
         <w:pStyle w:val="FirstParagraph"/>
       </w:pPr>
       <w:r>
-        <w:t xml:space="preserve">Water accounts are the most widely compiled component of SEEA implementation in the AFE region and the most directly actionable for policy. Six countries have compiled physical supply and use tables for water, and Rwanda has produced monetary supply and use tables—the only such account in Africa—linking water flows to GDP through sector-level water productivity estimates.</w:t>
+        <w:t xml:space="preserve">Water accounts are the most widely compiled component of SEEA implementation in the AFE region and the most directly actionable for policy. Six countries have compiled physical supply and use tables for water, and Rwanda has produced monetary supply and use tables, linking water flows to GDP through sector-level water productivity estimates.</w:t>
       </w:r>
     </w:p>
     <w:p>
@@ -3421,7 +3458,7 @@
         <w:t xml:space="preserve"> </w:t>
       </w:r>
       <w:r>
-        <w:t xml:space="preserve">No dedicated water accounts have been compiled for the DRC. The forest ecosystem accounts document that fuelwood dependency is a driver of the water-energy nexus, but direct water sector accounts remain a gap. The DRC is the second-largest country in Sub-Saharan Africa by freshwater endowment; its absence from regional water accounting is itself a data gap of significance.</w:t>
+        <w:t xml:space="preserve">No dedicated water accounts have been compiled for the DRC. The forest ecosystem accounts document that fuelwood dependency is a driver of the water scarcity and energy link, but direct water sector accounts remain a gap. The DRC is the second-largest country in Sub-Saharan Africa by freshwater endowment; its absence from regional water accounting is itself a data gap of significance.</w:t>
       </w:r>
     </w:p>
     <w:p>
@@ -3475,7 +3512,7 @@
         <w:t xml:space="preserve">(World Bank &amp; Prime Africa Consult, 2025)</w:t>
       </w:r>
       <w:r>
-        <w:t xml:space="preserve">. The Rift Valley shows groundwater abstraction exceeding 100 percent of sustainable yield—a direct policy signal for managed recharge or demand reduction. Electricity generation is the single largest sectoral water user, making the water-energy nexus a direct planning concern. Basin-level water accounts provide the baseline for linking ecosystem condition (sediment loads, dry-season flow) to the economic costs of infrastructure degradation: the Tana Basin’s Seven Forks hydropower cascade shows average reservoir sedimentation of approximately 1.45 percent per year. The sediment retention service protecting this infrastructure was valued at KSh 23,912 million per year in 2018</w:t>
+        <w:t xml:space="preserve">. The Rift Valley shows groundwater abstraction exceeding 100 percent of sustainable yield, which hints at the need for managed recharge or demand reduction. Electricity generation is the single largest sectoral water user, making the water-energy nexus a direct planning concern. Basin-level water accounts provide the baseline for linking ecosystem condition (sediment loads, dry-season flow) to the economic costs of infrastructure degradation. For example, the Tana Basin’s Seven Forks hydropower cascade shows average reservoir sedimentation of approximately 1.45 percent per year. The sediment retention service protecting this infrastructure was valued at KSh 23,912 million per year in 2018</w:t>
       </w:r>
       <w:r>
         <w:t xml:space="preserve"> </w:t>
@@ -3529,7 +3566,7 @@
         <w:t xml:space="preserve"> </w:t>
       </w:r>
       <w:r>
-        <w:t xml:space="preserve">Mauritius maintains the most institutionalized water accounting programme in the region—its fifth consecutive edition. Total freshwater abstraction is 22 percent of total renewable water resources, below the 25 percent stress threshold, but agriculture accounts for 89.1 percent of net water consumption and the trend is worsening</w:t>
+        <w:t xml:space="preserve">Mauritius total freshwater abstraction is 22 percent of total renewable water resources, below the 25 percent stress threshold, but agriculture accounts for 89.1 percent of net water consumption and the trend is worsening</w:t>
       </w:r>
       <w:r>
         <w:t xml:space="preserve"> </w:t>
@@ -3538,7 +3575,7 @@
         <w:t xml:space="preserve">(Statistics Mauritius, 2024)</w:t>
       </w:r>
       <w:r>
-        <w:t xml:space="preserve">. The most policy-significant finding is the rate of unaccounted-for water (UFW) in the Central Water Authority (CWA) network: 64.6 percent in 2022, up from 56.4 percent in 2013. Nearly two-thirds of all treated potable water abstracted by the utility is lost before reaching end users. The reason is deteriorating distribution infrastructure: households received only 197 litres per capita per day in 2022 despite 99.8 percent access to safely managed drinking water services, because the abstraction-to-delivery gap of 719 L/day vs 197 L/day is almost entirely explained by pipe network losses. A monetary water account that quantified the treatment cost, pumping energy, and foregone revenue of UFW would provide a direct economic argument for infrastructure investment. [inventory item: MUS.water.3 about here]</w:t>
+        <w:t xml:space="preserve">. The most policy-significant finding is the rate of unaccounted-for water (UFW) in the Central Water Authority (CWA) network: 64.6 percent in 2022, up from 56.4 percent in 2013. Nearly two-thirds of all treated potable water abstracted by the utility is lost before reaching end users. The reason is deteriorating distribution infrastructure, resulting in households receiving only 197 litres per capita per day in 2022 despite 99.8 percent access to safely managed drinking water services, because the abstraction-to-delivery gap of 719 L/day vs 197 L/day is almost entirely explained by pipe network losses. A monetary water account that quantified the treatment cost, pumping energy, and foregone revenue of UFW would provide a direct economic argument for infrastructure investment. [inventory item: MUS.water.3 about here]</w:t>
       </w:r>
     </w:p>
     <w:p>
@@ -3565,7 +3602,7 @@
         <w:t xml:space="preserve">(Government of Rwanda, 2019b)</w:t>
       </w:r>
       <w:r>
-        <w:t xml:space="preserve">. Agriculture consumes over 96 percent of freshwater abstraction but achieves water productivity of only 118 Rwf/m³, against 523 Rwf/m³ for manufacturing, 6,236 Rwf/m³ for mining, and 9,300–11,600 Rwf/m³ for services. Rwanda’s GDP grew 25 percent between 2012 and 2015 while total water use grew only 10 percent—a relative decoupling signal that is invisible in standard national accounts. This productivity ratio data, comparable with Uganda’s accounts (see below), provides the quantified basis for water pricing reform, investment in irrigated agriculture, and the case for water allocation governance. WASAC’s non-revenue water at 41 percent represents USD 8.7 million in annual foregone revenue. Reservoir sedimentation grew 123 percent between 1990 and 2015, with 39 percent growth in just 2010–2015, directly linking catchment ecosystem degradation to infrastructure maintenance costs. [inventory item: RWA.water.1 about here] [inventory item: RWA.water.2 about here]</w:t>
+        <w:t xml:space="preserve">. Agriculture consumes over 96 percent of freshwater abstraction but achieves water productivity of only 118 Rwf/m³, against 523 Rwf/m³ for manufacturing, 6,236 Rwf/m³ for mining, and 9,300–11,600 Rwf/m³ for services. Rwanda’s GDP grew 25 percent between 2012 and 2015 while total water use grew only 10 percent. This productivity ratio data, comparable with Uganda’s accounts (see below), provides the quantified basis for water pricing reform, investment in irrigated agriculture, and the case for water allocation governance. WASAC’s non-revenue water at 41 percent represents USD 8.7 million in annual foregone revenue. Reservoir sedimentation grew 123 percent between 1990 and 2015, with 39 percent growth in just 2010–2015, directly linking catchment ecosystem degradation to infrastructure maintenance costs. [inventory item: RWA.water.1 about here] [inventory item: RWA.water.2 about here]</w:t>
       </w:r>
     </w:p>
     <w:p>
@@ -3583,7 +3620,7 @@
         <w:t xml:space="preserve"> </w:t>
       </w:r>
       <w:r>
-        <w:t xml:space="preserve">South Africa’s water accounts focus on Strategic Water Source Areas (SWSAs)—the mountain and highland catchments that cover only 8.2 percent of national land but supply approximately two-thirds of national economic activity and more than 90 percent of urban water users</w:t>
+        <w:t xml:space="preserve">South Africa’s water accounts focus on Strategic Water Source Areas (SWSAs), which are the mountain and highland catchments that cover only 8.2 percent of national land but supply approximately two-thirds of national economic activity and more than 90 percent of urban water users</w:t>
       </w:r>
       <w:r>
         <w:t xml:space="preserve"> </w:t>
@@ -3592,7 +3629,7 @@
         <w:t xml:space="preserve">(Statistics South Africa, 2023)</w:t>
       </w:r>
       <w:r>
-        <w:t xml:space="preserve">. This finding exemplifies how the management of water resources is not uniform across the country but determined by the specific watersheds where economic activity is concentrated. Three SWSAs have already fallen below the 60 percent natural land cover threshold considered necessary for functional water production: Upper Usutu (40.9 percent natural), Table Mountain (50.4 percent), and Mpumalanga Drakensberg (51.3 percent). These catchments regulate water for Gauteng, South Africa’s economic core. The accounts document that commercially irrigated pivots expanded 221 percent nationally between 1990 and 2014, with the largest expansion in the water-scarce Free State (+489.7 percent), creating acute demand growth in the catchments least able to absorb it. [inventory item: ZAF.water.1 about here] [inventory item: ZAF.water.3 about here]</w:t>
+        <w:t xml:space="preserve">. This finding exemplifies how the management of water resources is not uniform across the country but determined by the specific watersheds where economic activity is concentrated. Three SWSAs have already fallen below the 60 percent natural land cover threshold considered necessary for functional water production. These catchments include Upper Usutu (40.9 percent natural), Table Mountain (50.4 percent), and Mpumalanga Drakensberg (51.3 percent) and regulate water for Gauteng, South Africa’s economic core. The accounts document that commercially irrigated pivots expanded 221 percent nationally between 1990 and 2014, with the largest expansion in the water-scarce Free State (+489.7 percent), creating acute demand growth in the catchments least able to absorb it. [inventory item: ZAF.water.1 about here] [inventory item: ZAF.water.3 about here]</w:t>
       </w:r>
     </w:p>
     <w:p>
@@ -3610,7 +3647,7 @@
         <w:t xml:space="preserve"> </w:t>
       </w:r>
       <w:r>
-        <w:t xml:space="preserve">Uganda’s water accounts confirm that national water productivity reached UGX 5,557 per m³ consumed in 2024—84 percent above the 2015 baseline—but that agriculture (UGX 1,458/m³) remains more than 250 times less productive per cubic metre than the services sector (UGX 364,299/m³)</w:t>
+        <w:t xml:space="preserve">Uganda’s water accounts confirm that national water productivity reached UGX 5,557 per m³ consumed in 2024; for an 84 percent increase above the 2015 baseline; but that agriculture (UGX 1,458/m³) remains more than 250 times less productive per cubic metre than the services sector (UGX 364,299/m³)</w:t>
       </w:r>
       <w:r>
         <w:t xml:space="preserve"> </w:t>
@@ -3619,7 +3656,7 @@
         <w:t xml:space="preserve">(Uganda Bureau of Statistics, 2025)</w:t>
       </w:r>
       <w:r>
-        <w:t xml:space="preserve">. This gap does not argue against agricultural water use; it provides the quantified basis for designing water allocation reforms and pricing policy. Rainfed agriculture accounts for 56 percent of total abstraction, while irrigated land represents only 0.5 percent of agronomic potential—one of the lowest irrigation uptake rates regionally. An emerging pressure point is crude oil and mining abstraction, which grew 113.9 percent year-on-year in 2024 (from 164,676 to 352,188 thousand m³), evidencing the emerging water demands of Uganda’s oil development program. Distribution losses in the supply network are 34.8 percent, and per-household daily consumption of 27 litres is well below the 50-litre basic-needs benchmark. [inventory item: UGA.water.3 about here]</w:t>
+        <w:t xml:space="preserve">. This gap does not argue against agricultural water use; it provides the quantified basis for designing water allocation reforms and pricing policy. Rainfed agriculture accounts for 56 percent of total abstraction, while irrigated land represents only 0.5 percent of agronomic potential, which is one of the lowest irrigation uptake rates regionally. An emerging pressure point is crude oil and mining abstraction, which grew 113.9 percent year-on-year in 2024 (from 164,676 to 352,188 thousand m³), evidencing the emerging water demands of Uganda’s oil development program. Distribution losses in the supply network are 34.8 percent, and per-household daily consumption of 27 litres is well below the 50-litre basic-needs benchmark. [inventory item: UGA.water.3 about here]</w:t>
       </w:r>
     </w:p>
     <w:p>
@@ -3649,8 +3686,8 @@
         <w:t xml:space="preserve">. Hydropower at Lake Kariba, Kafue Gorge, and Itezhi-Tezhi underpins national electricity supply, while agriculture is the largest consumptive user. Lake Kariba fell below 15 percent of capacity in both 2016 and 2024, triggering nationwide load-shedding, while the 2023/24 El Niño drought simultaneously destroyed the maize harvest and crippled hydropower generation. Bangweulu wetlands alone generate an estimated USD 11.7 million per year in ecosystem services and support approximately 490 freshwater fish species including 138 endemics in Lake Tanganyika. The accounts acknowledge that a fully SEEA-Water-compliant national account has not yet been institutionalized, with monitoring networks remaining sparse and groundwater abstraction largely unmetered.</w:t>
       </w:r>
     </w:p>
-    <w:bookmarkEnd w:id="50"/>
-    <w:bookmarkStart w:id="51" w:name="energy-accounts"/>
+    <w:bookmarkEnd w:id="46"/>
+    <w:bookmarkStart w:id="47" w:name="energy-accounts"/>
     <w:p>
       <w:pPr>
         <w:pStyle w:val="Heading2"/>
@@ -3664,7 +3701,7 @@
         <w:pStyle w:val="FirstParagraph"/>
       </w:pPr>
       <w:r>
-        <w:t xml:space="preserve">Energy accounts remain the least compiled component in the AFE review, but where they exist they reveal a structural tension between physical and monetary energy realities that is directly relevant to the energy transition.</w:t>
+        <w:t xml:space="preserve">Energy accounts remain the least compiled component in this review, but where they exist they reveal a structural tension between physical and monetary energy realities that is directly relevant to the energy transition.</w:t>
       </w:r>
     </w:p>
     <w:p>
@@ -3691,7 +3728,7 @@
         <w:t xml:space="preserve">(Turpie, Wilson, Brühl, et al., 2025)</w:t>
       </w:r>
       <w:r>
-        <w:t xml:space="preserve">. Fuelwood harvesting from forest-farm mosaics increased 709 percent between 2000 and 2020 as the agricultural frontier expanded. Only approximately 10 percent of the population has reliable electricity access. For the ASCENT program, this creates a dual entry point: clean cooking programs can simultaneously address household energy access and reduce a primary driver of forest degradation. Carbon finance mechanisms under Article 6 of the Paris Agreement represent an additional revenue stream, given that DRC forests store approximately 204,000 million tonnes of CO₂ equivalent.</w:t>
+        <w:t xml:space="preserve">. Fuelwood harvesting from forest-farm mosaics increased 709 percent between 2000 and 2020 as the agricultural frontier expanded. Only approximately 10 percent of the population has reliable electricity access. For the ASCENT program, this creates a dual entry point in which clean cooking programs can simultaneously address household energy access and reduce a primary driver of forest degradation. Carbon finance mechanisms under Article 6 of the Paris Agreement represent an additional revenue stream, given that DRC forests store approximately 204,000 million tonnes of CO₂ equivalent.</w:t>
       </w:r>
     </w:p>
     <w:p>
@@ -3736,7 +3773,7 @@
         <w:t xml:space="preserve"> </w:t>
       </w:r>
       <w:r>
-        <w:t xml:space="preserve">Kenya’s monetary energy supply and use table (MSUT)—the first in the AFE region—provides a model for the kind of account most directly relevant to ASCENT planning</w:t>
+        <w:t xml:space="preserve">Kenya’s monetary energy supply and use table (MSUT) provides a model for the kind of account most directly relevant to ASCENT planning</w:t>
       </w:r>
       <w:r>
         <w:t xml:space="preserve"> </w:t>
@@ -3745,7 +3782,7 @@
         <w:t xml:space="preserve">(Kenya National Bureau of Statistics, 2026a; World Bank &amp; Prime Africa Consult, 2025)</w:t>
       </w:r>
       <w:r>
-        <w:t xml:space="preserve">. The physical accounts confirm heavy reliance on renewable sources for grid electricity (geothermal 19,984 TJ, hydropower 13,071 TJ, wind 6,472 TJ), but biomass dwarfs all grid sources in the overall physical energy balance, with firewood and charcoal accounting for more than 1.2 million TJ of household energy use. The monetary accounts reveal a structurally different picture: total monetary supply was KES 580.5 billion, with household monetary energy spending at KES 749.8 billion concentrated on electricity and petroleum products rather than biomass, which is essentially unpriced in market terms. This divergence between physical and monetary accounts is policy-critical: subsidies, taxes, and tariffs are calibrated to a monetized minority of total energy use while the majority (rural biomass) remains outside the fiscal system. [inventory item: KEN.energy.1 about here] [inventory item: KEN.energy.2 about here]</w:t>
+        <w:t xml:space="preserve">. The physical accounts confirm heavy reliance on renewable sources for grid electricity (geothermal 19,984 TJ, hydropower 13,071 TJ, wind 6,472 TJ), but biomass dwarfs all grid sources in the overall physical energy balance, with firewood and charcoal accounting for more than 1.2 million TJ of household energy use. The monetary accounts reveal a structurally different picture in which total monetary supply was KES 580.5 billion, with household monetary energy spending at KES 749.8 billion concentrated on electricity and petroleum products rather than biomass, which is essentially unpriced in market terms. This divergence between physical and monetary accounts is policy-critical, becaucse subsidies, taxes, and tariffs are calibrated to a monetized minority of total energy use while the majority, which is rural biomass, remains outside the formal market and fiscal system. [inventory item: KEN.energy.1 about here] [inventory item: KEN.energy.2 about here]</w:t>
       </w:r>
     </w:p>
     <w:p>
@@ -3763,7 +3800,7 @@
         <w:t xml:space="preserve"> </w:t>
       </w:r>
       <w:r>
-        <w:t xml:space="preserve">South Africa’s physical energy flow accounts—the most detailed in the region—document that coal accounts for 72.2 percent of domestic natural energy inputs while oil import dependency reached 93.1 percent and natural gas 99.9 percent following the closure of domestic refineries</w:t>
+        <w:t xml:space="preserve">South Africa’s physical energy flow accountsdocument that coal accounts for 72.2 percent of domestic natural energy inputs while oil import dependency reached 93.1 percent and natural gas 99.9 percent following the closure of domestic refineries</w:t>
       </w:r>
       <w:r>
         <w:t xml:space="preserve"> </w:t>
@@ -3772,7 +3809,7 @@
         <w:t xml:space="preserve">(Statistics South Africa, 2025)</w:t>
       </w:r>
       <w:r>
-        <w:t xml:space="preserve">. Despite coal self-sufficiency, overall import dependency rose from 17.5 to 19.9 percent between 2015 and 2022. Household biofuels account for 46.5 percent of residential energy—a share comparable to Uganda’s urban bioenergy share, indicating substantial energy poverty coexisting with a modern industrial economy. Mining consumes 1.21 TJ per million Rand of GVA, the highest energy intensity among all sectors. [inventory item: ZAF.energy.1 about here] [inventory item: ZAF.energy.2 about here]</w:t>
+        <w:t xml:space="preserve">. Despite coal self-sufficiency, overall import dependency rose from 17.5 to 19.9 percent between 2015 and 2022. Household biofuels account for 46.5 percent of residential energy, comparable to Uganda’s urban bioenergy share, indicating substantial energy poverty coexisting with a modern industrial economy. Mining consumes 1.21 TJ per million Rand of GVA, the highest energy intensity among all sectors. [inventory item: ZAF.energy.1 about here] [inventory item: ZAF.energy.2 about here]</w:t>
       </w:r>
     </w:p>
     <w:p>
@@ -3799,7 +3836,7 @@
         <w:t xml:space="preserve">(Uganda Bureau of Statistics, 2020)</w:t>
       </w:r>
       <w:r>
-        <w:t xml:space="preserve">. Charcoal production grew fivefold between 1990 and 2015, consuming approximately 95.7 million tonnes of wood per year at a kiln efficiency of only 12.5 percent. The accounts projected in 2020 that sustainable wood supply would be fully depleted by approximately 2025 under business-as-usual conditions—a projection now overdue for verification. Updated land cover and forest productivity data for the post-2020 period would allow assessment of whether this threshold was reached, whether it was due to the way accounts measured sustainable yield, or whether policy interventions or changed demand patterns altered the trajectory. For ASCENT, Uganda’s charcoal-driven deforestation trajectory represents one of the clearest cases where clean cooking scale-up would generate co-benefits across energy access, forest conservation, and climate.</w:t>
+        <w:t xml:space="preserve">. Charcoal production grew fivefold between 1990 and 2015, consuming approximately 95.7 million tonnes of wood per year at a kiln efficiency of only 12.5 percent. The accounts projected in 2020 that sustainable wood supply would be fully depleted by approximately 2025 under business-as-usual conditions (this projection is now overdue for verification). Updated land cover and forest productivity data for the post-2020 period would allow assessment of whether this threshold was reached, whether it was due to the way accounts measured sustainable yield, or whether policy interventions or changed demand patterns altered the trajectory. For ASCENT, Uganda’s charcoal-driven deforestation trajectory represents one of the clearest cases where clean cooking scale-up would generate co-benefits across energy access, forest conservation, and climate.</w:t>
       </w:r>
     </w:p>
     <w:p>
@@ -3826,11 +3863,11 @@
         <w:t xml:space="preserve">(Chisanga et al., 2026)</w:t>
       </w:r>
       <w:r>
-        <w:t xml:space="preserve">. The 2023/24 drought illustrated a double vulnerability: Lake Kariba fell below 15 percent of capacity, triggering electricity imports, while simultaneously the maize harvest failed. Solar and clean cooking solutions address both exposure pathways—this dual-benefit case is demonstrable from the accounts but would be strengthened considerably by a compiled energy supply and use table.</w:t>
-      </w:r>
-    </w:p>
-    <w:bookmarkEnd w:id="51"/>
-    <w:bookmarkStart w:id="52" w:name="land-accounts"/>
+        <w:t xml:space="preserve">. The 2023/24 drought illustrated a double vulnerability in which Lake Kariba fell below 15 percent of capacity, triggering electricity imports, while the maize harvest failed simultaneously. Solar and clean cooking solutions address both exposure pathways; a dual-benefit case that is demonstrable from the accounts but would be strengthened considerably by a compiled energy supply and use table.</w:t>
+      </w:r>
+    </w:p>
+    <w:bookmarkEnd w:id="47"/>
+    <w:bookmarkStart w:id="48" w:name="land-accounts"/>
     <w:p>
       <w:pPr>
         <w:pStyle w:val="Heading2"/>
@@ -3862,7 +3899,7 @@
         <w:t xml:space="preserve"> </w:t>
       </w:r>
       <w:r>
-        <w:t xml:space="preserve">The DRC’s ecosystem extent accounts use a 15-class typology documenting forest and land cover change from 2000 to 2020. Total forest cover lost was 11.6 million hectares, with the annual deforestation rate more than doubling from approximately 0.5 percent per year in 2000–2010 to above 0.8 percent per year in 2010–2020. The most revealing dynamic is the 259 percent expansion of forest-farm mosaic—degraded, mixed-use agricultural-forest landscapes—from 2.8 million to 9.97 million hectares, alongside cropland growing 147 percent</w:t>
+        <w:t xml:space="preserve">The DRC’s ecosystem extent accounts use a 15-class typology documenting forest and land cover change from 2000 to 2020. Total forest cover lost was 11.6 million hectares, with the annual deforestation rate more than doubling from approximately 0.5 percent per year in 2000–2010 to above 0.8 percent per year in 2010–2020. The most revealing dynamic is the 259 percent expansion of forest-farm mosaic—degraded, mixed-use agricultural-forest landscapes, which went from 2.8 million to 9.97 million hectares, alongside cropland growing 147 percent</w:t>
       </w:r>
       <w:r>
         <w:t xml:space="preserve"> </w:t>
@@ -3898,7 +3935,7 @@
         <w:t xml:space="preserve">(Federal Democratic Republic of Ethiopia, 2026)</w:t>
       </w:r>
       <w:r>
-        <w:t xml:space="preserve">. Total forest cover increased 22 percent (22.3 to 27.2 million hectares), but the report cautions explicitly that differences in data sources, forest definitions, and canopy cover sensitivity to rainfall make it difficult to apportion change between genuine ecological recovery and reclassification. This methodological note is essential context for any cross-country comparison of forest trends. Land degradation is estimated to reduce Ethiopia’s agricultural GDP by 2 to 6.75 percent annually—a foregone value of USD 1–3 billion per year based on 2022 sector size—providing the motivation for completing a monetary land asset account. [inventory item: ETH.land.1 about here] [inventory item: ETH.land.2 about here]</w:t>
+        <w:t xml:space="preserve">. Total forest cover increased 22 percent (22.3 to 27.2 million hectares), but the report cautions explicitly that differences in data sources, forest definitions, and canopy cover sensitivity to rainfall make it difficult to apportion change between genuine ecological recovery and reclassification. Land degradation is estimated to reduce Ethiopia’s agricultural GDP by 2 to 6.75 percent annually, which is a foregone value of USD 1–3 billion per year, based on 2022 sector size, providing the motivation for completing a monetary land asset account. [inventory item: ETH.land.1 about here] [inventory item: ETH.land.2 about here]</w:t>
       </w:r>
     </w:p>
     <w:p>
@@ -3925,7 +3962,7 @@
         <w:t xml:space="preserve">(Soulard, 2025)</w:t>
       </w:r>
       <w:r>
-        <w:t xml:space="preserve">. Annual cropland grew approximately 1.4 million hectares (+29.5 percent) between 2002 and 2018, and all natural terrestrial ecosystem types declined. The land accounts provide a spatial backbone for county-level disaggregation and map conversion flows that enable identification of where interventions—restoration, conservation employment, zoning changes—would be most effective in reversing degradation rather than simply documenting where degradation is occurring. This distinction is important: the accounts answer both questions simultaneously, but they serve different planning purposes. [inventory item: KEN.land.1 about here]</w:t>
+        <w:t xml:space="preserve">. Annual cropland grew approximately 1.4 million hectares (+29.5 percent) between 2002 and 2018, and all natural terrestrial ecosystem types declined. The land accounts provide a spatial backbone for county-level disaggregation and map conversion flows that enable identification of where interventions, like restoration, conservation employment, and zoning changes, would be most effective in reversing degradation rather than simply documenting where degradation is occurring. This distinction is important, because the accounts answer both questions simultaneously, but they serve different planning purposes. [inventory item: KEN.land.1 about here]</w:t>
       </w:r>
     </w:p>
     <w:p>
@@ -3952,7 +3989,7 @@
         <w:t xml:space="preserve">(Vogl et al., 2022)</w:t>
       </w:r>
       <w:r>
-        <w:t xml:space="preserve">. At 7.5 percent of national territory, the highest-priority NBS investment zones contain 31 percent of total national carbon stock—an extreme geographic concentration of natural capital value that is highly relevant to both climate finance and watershed protection investment.</w:t>
+        <w:t xml:space="preserve">. At 7.5 percent of national territory, the highest-priority NBS investment zones contain 31 percent of total national carbon stock, which is an extreme geographic concentration of natural capital value that is highly relevant to both climate finance and watershed protection investment.</w:t>
       </w:r>
     </w:p>
     <w:p>
@@ -3970,7 +4007,7 @@
         <w:t xml:space="preserve"> </w:t>
       </w:r>
       <w:r>
-        <w:t xml:space="preserve">Rwanda’s land accounts present the sharpest documented land transition in the region: cropland rose from 24.2 to 51.7 percent of national territory between 1990 and 2015, while sparse forest lost 673,137 hectares and average farm parcels shrank to 0.184 hectares</w:t>
+        <w:t xml:space="preserve">Rwanda’s land accounts present the sharpest documented land transition in the region, showing that cropland rose from 24.2 to 51.7 percent of national territory between 1990 and 2015, while sparse forest lost 673,137 hectares and average farm parcels shrank to 0.184 hectares</w:t>
       </w:r>
       <w:r>
         <w:t xml:space="preserve"> </w:t>
@@ -3979,7 +4016,7 @@
         <w:t xml:space="preserve">(Government of Rwanda, 2018)</w:t>
       </w:r>
       <w:r>
-        <w:t xml:space="preserve">. This land fragmentation threshold limits mechanization and structural transformation. During the same period—as cropland expanded—Rwanda’s GDP grew substantially and poverty fell, documenting the difficult trade-off between forest protection and rural economic development that the accounts make explicit. Soil erosion costs have been estimated at USD 34 million per year (approximately 2 percent of GDP). [inventory item: RWA.land.1 about here]</w:t>
+        <w:t xml:space="preserve">. This land fragmentation threshold limits mechanization and structural transformation. During the same period Rwanda’s GDP grew substantially and poverty fell, showing the difficult trade-off between forest protection and rural economic development that the accounts make explicit. Soil erosion costs have been estimated at USD 34 million per year (approximately 2 percent of GDP). [inventory item: RWA.land.1 about here]</w:t>
       </w:r>
     </w:p>
     <w:p>
@@ -3997,7 +4034,7 @@
         <w:t xml:space="preserve"> </w:t>
       </w:r>
       <w:r>
-        <w:t xml:space="preserve">South Africa’s land accounts occupy the most technically advanced position in the region, combining ecosystem extent indices, classification hierarchies, and turnover metrics over three decades</w:t>
+        <w:t xml:space="preserve">South Africa’s land accounts combine ecosystem extent indices, classification hierarchies, and turnover metrics over three decades</w:t>
       </w:r>
       <w:r>
         <w:t xml:space="preserve"> </w:t>
@@ -4024,7 +4061,7 @@
         <w:t xml:space="preserve"> </w:t>
       </w:r>
       <w:r>
-        <w:t xml:space="preserve">Zambia’s five-year accounts (2018–2023) show tree cover falling from 55.4 to 52.8 percent of national territory—a loss of 1.88 million hectares, equivalent to 376,000 ha per year</w:t>
+        <w:t xml:space="preserve">Zambia’s five-year accounts (2018–2023) show tree cover falling from 55.4 to 52.8 percent of national territory; a loss of 1.88 million hectares, equivalent to 376,000 ha per year</w:t>
       </w:r>
       <w:r>
         <w:t xml:space="preserve"> </w:t>
@@ -4033,11 +4070,11 @@
         <w:t xml:space="preserve">(Chisanga et al., 2026)</w:t>
       </w:r>
       <w:r>
-        <w:t xml:space="preserve">. The dominant conversion is trees to rangeland (4.9 million ha), reflecting miombo woodland degradation rather than direct agricultural conversion. The provincial degradation index (NEDI) reveals Eastern Province (5.25 percent) degrading at nearly four times the national average (1.44 percent), with conversion patterns that differ fundamentally from the more stable North-Western Province (NEDI = 0.12 percent). Zambia’s accounts also include a methodological note that merits attention: the ecosystem extent accounts use MODIS satellite data with classification boundaries that differ from national land cover data, meaning some biome totals appear to exceed expected national territory extents. The accounts interpret percentage changes as more reliable than absolute areas—a transparency worth preserving in cross-country comparisons. [inventory item: ZMB.land.1 about here] [inventory item: ZMB.land.3 about here]</w:t>
-      </w:r>
-    </w:p>
-    <w:bookmarkEnd w:id="52"/>
-    <w:bookmarkStart w:id="53" w:name="ecosystem-and-forest-accounts"/>
+        <w:t xml:space="preserve">. The dominant conversion is trees to rangeland (4.9 million ha), reflecting miombo woodland degradation rather than direct agricultural conversion. The provincial degradation index (NEDI) reveals Eastern Province (5.25 percent) degrading at nearly four times the national average (1.44 percent), with conversion patterns that differ fundamentally from the more stable North-Western Province (NEDI = 0.12 percent). Zambia’s accounts also include a methodological note that merits attention, due to the fact that the ecosystem extent accounts use MODIS satellite data with classification boundaries that differ from national land cover data, meaning some biome totals appear to exceed expected national territory extents. The accounts interpret percentage changes as more reliable than absolute areas, which is something to keep in mind in cross-country comparisons. [inventory item: ZMB.land.1 about here] [inventory item: ZMB.land.3 about here]</w:t>
+      </w:r>
+    </w:p>
+    <w:bookmarkEnd w:id="48"/>
+    <w:bookmarkStart w:id="49" w:name="ecosystem-and-forest-accounts"/>
     <w:p>
       <w:pPr>
         <w:pStyle w:val="Heading2"/>
@@ -4070,7 +4107,7 @@
         <w:t xml:space="preserve">(Turpie, Wilson, Brühl, et al., 2025)</w:t>
       </w:r>
       <w:r>
-        <w:t xml:space="preserve">. Excluding this carbon externality, the domestically captured value was USD 3.3 billion per year—consisting of timber, wild resources, sediment retention, and tourism. The gap between global value (USD 706 billion) and domestically captured value (USD 3.3 billion) is the economic explanation for continued deforestation: DRC bears the full cost of forest protection while the majority of the benefit accrues globally. Forest depletion costs grew 113 percent between 2010 and 2020, indicating that nominal asset growth—total forest value increased from USD 5.4 trillion (2000) to USD 10.3 trillion (2020)—masks accelerating unsustainable extraction. For policy relevance, the focus should be on the per-capita sustainability trajectory rather than nominal totals: per-capita forest wealth declined as population growth outpaced sustainable forest income, and depletion accelerated. Bushmeat extraction at 64 percent above sustainable yield is both an ecological risk and a livelihood vulnerability, with bushmeat income representing approximately 32 percent of annual household income in some forest-dependent communities. [inventory item: DRC.forest.3 about here] [inventory item: DRC.forest.4 about here]</w:t>
+        <w:t xml:space="preserve">. Excluding this carbon externality, the domestically captured value was USD 3.3 billion per year, consisting of timber, wild resources, sediment retention, and tourism. The gap between global value (USD 706 billion) and domestically captured value (USD 3.3 billion) is the economic explanation for continued deforestation; a situation in which DRC bears the full cost of forest protection while the majority of the benefit accrues globally. Forest depletion costs grew 113 percent between 2010 and 2020, indicating that nominal asset growth masks accelerating unsustainable extraction, because total forest value increased from USD 5.4 trillion (2000) to USD 10.3 trillion (2020). For policy relevance, the focus should be on the per-capita sustainability trajectory rather than nominal totals, because per-capita forest wealth declined as population growth outpaced sustainable forest income, and depletion accelerated. Bushmeat extraction at 64 percent above sustainable yield is both an ecological risk and a livelihood vulnerability, with bushmeat income representing approximately 32 percent of annual household income in some forest-dependent communities. [inventory item: DRC.forest.3 about here] [inventory item: DRC.forest.4 about here]</w:t>
       </w:r>
     </w:p>
     <w:p>
@@ -4088,7 +4125,7 @@
         <w:t xml:space="preserve"> </w:t>
       </w:r>
       <w:r>
-        <w:t xml:space="preserve">Ethiopia’s ecosystem services accounts cover soil protection, water regulation, baseflow, flood mitigation, water yield, carbon sequestration, and carbon stock—all in physical units, with monetary valuation explicitly deferred</w:t>
+        <w:t xml:space="preserve">Ethiopia’s ecosystem services accounts cover soil protection, water regulation, baseflow, flood mitigation, water yield, carbon sequestration, and carbon stock; all in physical units, with monetary valuation explicitly deferred</w:t>
       </w:r>
       <w:r>
         <w:t xml:space="preserve"> </w:t>
@@ -4097,7 +4134,7 @@
         <w:t xml:space="preserve">(Rutebuka et al., 2025)</w:t>
       </w:r>
       <w:r>
-        <w:t xml:space="preserve">. Ecosystems avoided 29.7 billion tonnes of soil erosion in 2022, but the service delivered per hectare of cropland fell 18 percent (from 411 to 338 t/ha), showing that landscape conversion is reducing protective ecosystem cover even as agricultural area expands. The Abbay basin accounts for over 40 percent of national soil protection value. Carbon sequestration of forests and croplands is being eroded by continued conversion of shrublands: open shrubland alone emitted 194.8 million tonnes C per year nationally. [inventory item: ETH.ecosystem.1 about here] [inventory item: ETH.ecosystem.2 about here]</w:t>
+        <w:t xml:space="preserve">. Ecosystems avoided 29.7 billion tonnes of soil erosion in 2022, but the service delivered per hectare of cropland fell 18 percent (from 411 to 338 t/ha), showing that landscape conversion is reducing protective ecosystem cover even as agricultural area expands. The Abbay basin accounts for over 40 percent of national soil protection value. Carbon sequestration of forests and croplands is being eroded by continued conversion of shrublands; open shrubland alone emitted 194.8 million tonnes C per year nationally. [inventory item: ETH.ecosystem.1 about here] [inventory item: ETH.ecosystem.2 about here]</w:t>
       </w:r>
     </w:p>
     <w:p>
@@ -4115,7 +4152,7 @@
         <w:t xml:space="preserve"> </w:t>
       </w:r>
       <w:r>
-        <w:t xml:space="preserve">Kenya’s monetary ecosystem service accounts are the most policy-relevant in the AFE region, covering livestock production (provisioning), sediment retention (regulating), and ecosystem-based tourism (cultural) for 2002 and 2018</w:t>
+        <w:t xml:space="preserve">Kenya’s monetary ecosystem service accounts cover livestock production (provisioning), sediment retention (regulating), and ecosystem-based tourism (cultural) for 2002 and 2018</w:t>
       </w:r>
       <w:r>
         <w:t xml:space="preserve"> </w:t>
@@ -4124,7 +4161,7 @@
         <w:t xml:space="preserve">(Turpie, Wilson, Hickinbotham, et al., 2025)</w:t>
       </w:r>
       <w:r>
-        <w:t xml:space="preserve">. Total services reached KSh 247 billion per year in 2018 (1.8 percent of GDP). The decline in the ecosystem service share of GDP—from 2.8 percent in 2002—reflects Kenya’s GDP growing faster than measured ecosystem service flows, not declining natural capital value; it primarily reflects accounts not yet compiled (carbon, fuelwood, pollination, water regulation). Wildlife populations declined from 31.9 percent of their 1977–1980 baseline levels to 27.3 percent by 2018 and are projected below 10 percent by 2050 under business-as-usual—a trajectory that would directly erode the tourism asset value currently captured in the accounts. Across the region, the most consistently missing ecosystem services in monetary terms are pollination (absent everywhere), freshwater provisioning to households (unpriced throughout), flood damage avoided (proposed but not compiled), and the contribution of forests to agricultural production through rainfall maintenance and soil protection. The reason these remain missing is a combination of data requirements (household water use surveys, detailed spatial flood records), institutional capacity (specialized valuation expertise not yet embedded in national statistical offices), and methodological complexity (non-market valuation requires explicit modeling assumptions about reference states and counterfactuals). [inventory item: KEN.ecosystem.2 about here] [inventory item: KEN.ecosystem.4 about here]</w:t>
+        <w:t xml:space="preserve">. Total services reached KSh 247 billion per year in 2018 (1.8 percent of GDP). The decline in the ecosystem service share of GDP, down from 2.8 percent in 2002, reflects Kenya’s GDP growing faster than measured ecosystem service flows, not declining natural capital value. It primarily reflects accounts not yet compiled (carbon, fuelwood, pollination, water regulation). Wildlife populations declined from 31.9 percent of their 1977–1980 baseline levels to 27.3 percent by 2018 and are projected below 10 percent by 2050 under business-as-usual. This trajectory directly erodes the tourism asset value currently captured in the accounts. Across the region, the most consistently missing ecosystem services in monetary terms are pollination (absent everywhere), freshwater provisioning to households (unpriced throughout), flood damage avoided (proposed but not compiled), and the contribution of forests to agricultural production through rainfall maintenance and soil protection. The reason these remain missing is a combination of data requirements (household water use surveys, detailed spatial flood records), institutional capacity (specialized valuation expertise not yet embedded in national statistical offices), and methodological complexity (non-market valuation requires explicit modeling assumptions about reference states and counterfactuals). [inventory item: KEN.ecosystem.2 about here] [inventory item: KEN.ecosystem.4 about here]</w:t>
       </w:r>
     </w:p>
     <w:p>
@@ -4142,7 +4179,7 @@
         <w:t xml:space="preserve"> </w:t>
       </w:r>
       <w:r>
-        <w:t xml:space="preserve">Madagascar’s accounts document that 35.6 percent of territory is degrading, with 1.96 billion tonnes of carbon (31 percent of national total) concentrated in the highest-priority NBS zones, which represent only 7.5 percent of national territory</w:t>
+        <w:t xml:space="preserve">Madagascar’s accounts show that 35.6 percent of territory is degrading, with 1.96 billion tonnes of carbon (31 percent of national total) concentrated in the highest-priority NBS zones, which represent only 7.5 percent of national territory</w:t>
       </w:r>
       <w:r>
         <w:t xml:space="preserve"> </w:t>
@@ -4178,7 +4215,7 @@
         <w:t xml:space="preserve">(Government of Rwanda, 2019a)</w:t>
       </w:r>
       <w:r>
-        <w:t xml:space="preserve">. These trends, driven by cropland expansion from the land accounts, close the feedback loop between land use change and water supply security. Soil erosion costs are estimated at USD 34 million per year. [inventory item: RWA.ecosystem.1 about here] [inventory item: RWA.ecosystem.3 about here]</w:t>
+        <w:t xml:space="preserve">. These trends, driven by cropland expansion from the land accounts show an explicit link between land use change and water supply security. Soil erosion costs are estimated at USD 34 million per year. [inventory item: RWA.ecosystem.1 about here] [inventory item: RWA.ecosystem.3 about here]</w:t>
       </w:r>
     </w:p>
     <w:p>
@@ -4196,7 +4233,7 @@
         <w:t xml:space="preserve"> </w:t>
       </w:r>
       <w:r>
-        <w:t xml:space="preserve">South Africa’s biodiversity tourism accounts—the only fully compiled monetary ecosystem services accounts in the AFE region outside Kenya—show total biodiversity-based tourism generating R60,663 million in spending in 2019, with direct employment of 91,836 jobs</w:t>
+        <w:t xml:space="preserve">South Africa’s biodiversity tourism accounts, which are fully compiled monetary ecosystem services accounts, show total biodiversity-based tourism generating R60,663 million in spending in 2019, with direct employment of 91,836 jobs</w:t>
       </w:r>
       <w:r>
         <w:t xml:space="preserve"> </w:t>
@@ -4205,7 +4242,7 @@
         <w:t xml:space="preserve">(Statistics South Africa, 2024)</w:t>
       </w:r>
       <w:r>
-        <w:t xml:space="preserve">. Protected area expanded from 7.3 to 9.2 percent of national territory between 2000 and 2020, and marine protected areas grew from 4,748 to 57,943 km². The estuarine accounts document severe degradation: only 4 percent of estuaries in good fish condition, sawfish now extinct, dusky kob spawner biomass below 2 percent of pristine levels, with 70–94 percent of nursery habitats under high or very high fishing pressure</w:t>
+        <w:t xml:space="preserve">. Protected area expanded from 7.3 to 9.2 percent of national territory between 2000 and 2020, and marine protected areas grew from 4,748 to 57,943 km². The estuarine accounts show severe degradation, in which only 4 percent of estuaries are in good fish condition, sawfish now extinct, dusky kob spawner biomass below 2 percent of pristine levels, with 70–94 percent of nursery habitats under high or very high fishing pressure</w:t>
       </w:r>
       <w:r>
         <w:t xml:space="preserve"> </w:t>
@@ -4247,7 +4284,7 @@
         <w:t xml:space="preserve">(Uganda Bureau of Statistics, 2020)</w:t>
       </w:r>
       <w:r>
-        <w:t xml:space="preserve">. Total forest land value was USD 34.9 billion in 2015, despite a 60 percent loss in forest area since 1990—reflecting rapid escalation in per-hectare land values especially in the Central region (USD 129,700/ha). Non-wood forest products including</w:t>
+        <w:t xml:space="preserve">. Total forest land value was USD 34.9 billion in 2015, despite a 60 percent loss in forest area since 1990, reflecting rapid escalation in per-hectare land values especially in the Central region (USD 129,700/ha). Non-wood forest products including</w:t>
       </w:r>
       <w:r>
         <w:t xml:space="preserve"> </w:t>
@@ -4263,7 +4300,7 @@
         <w:t xml:space="preserve"> </w:t>
       </w:r>
       <w:r>
-        <w:t xml:space="preserve">bark (UGX 265,195 million) and shea butter (UGX 14,553 million) provide significant additional economic values. The 2020 accounts projected sustainable wood supply fully depleted by approximately 2025 under business-as-usual conditions. This projection now warrants explicit verification: has the expected depletion occurred, and if not, did policy interventions, demand changes, or accounting assumptions explain the deviation? This retrospective analysis—checking whether the account’s own projection materialized—is precisely the kind of learning that validates and builds the credibility of NCA programmes. [inventory item: UGA.forest.1 about here] [inventory item: UGA.forest.4 about here] [inventory item: UGA.forest.5 about here]</w:t>
+        <w:t xml:space="preserve">bark (UGX 265,195 million) and shea butter (UGX 14,553 million) provide significant additional economic values. The 2020 accounts projected sustainable wood supply fully depleted by approximately 2025 under business-as-usual conditions. This projection needs verification to understand whether the expected depletion occurred, and if not, were policy interventions, demand changes, or accounting assumptions the elements that explain the deviation? [inventory item: UGA.forest.1 about here] [inventory item: UGA.forest.4 about here] [inventory item: UGA.forest.5 about here]</w:t>
       </w:r>
     </w:p>
     <w:p>
@@ -4281,7 +4318,7 @@
         <w:t xml:space="preserve"> </w:t>
       </w:r>
       <w:r>
-        <w:t xml:space="preserve">Zambia’s wildlife and fisheries accounts establish the economic contribution of natural resources to an economy where approximately 40 percent of national income is estimated to derive from natural capital</w:t>
+        <w:t xml:space="preserve">Zambia’s wildlife and fisheries accounts show the economic contribution of natural resources to an economy where approximately 40 percent of national income is estimated to derive from natural capital</w:t>
       </w:r>
       <w:r>
         <w:t xml:space="preserve"> </w:t>
@@ -4290,11 +4327,11 @@
         <w:t xml:space="preserve">(Chisanga et al., 2026)</w:t>
       </w:r>
       <w:r>
-        <w:t xml:space="preserve">. Fish production increased 42.4 percent between 2018 and 2023, with aquaculture growing 112.2 percent. Bush meat revenue from Game Management Areas grew 158.5 percent in nominal terms, reflecting both kwacha depreciation and genuine volume growth. The net present value of carbon stock loss due to ecosystem degradation between 2018 and 2023 was estimated at USD 46 million—the only monetary ecosystem services estimate available for Zambia, and a direct entry point for carbon finance discussions. [inventory item: ZMB.wildlife.1 about here] [inventory item: ZMB.ecosystem.1 about here]</w:t>
-      </w:r>
-    </w:p>
-    <w:bookmarkEnd w:id="53"/>
-    <w:bookmarkStart w:id="54" w:name="common-data-gaps-and-systemic-patterns"/>
+        <w:t xml:space="preserve">. Fish production increased 42.4 percent between 2018 and 2023, with aquaculture growing 112.2 percent. Bush meat revenue from Game Management Areas grew 158.5 percent in nominal terms, reflecting both kwacha depreciation and genuine volume growth. The net present value of carbon stock loss due to ecosystem degradation between 2018 and 2023 was estimated at USD 46 million, which is the only monetary ecosystem services estimate available for Zambia, and a direct policy item for carbon finance discussions. [inventory item: ZMB.wildlife.1 about here] [inventory item: ZMB.ecosystem.1 about here]</w:t>
+      </w:r>
+    </w:p>
+    <w:bookmarkEnd w:id="49"/>
+    <w:bookmarkStart w:id="50" w:name="common-data-gaps-and-systemic-patterns"/>
     <w:p>
       <w:pPr>
         <w:pStyle w:val="Heading2"/>
@@ -4350,7 +4387,7 @@
         <w:t xml:space="preserve"> </w:t>
       </w:r>
       <w:r>
-        <w:t xml:space="preserve">Rwanda’s monitoring network was designed for far lower abstraction rates than the tenfold demand increase projected by 2040. DRC poverty and inequality data are over a decade old, preventing adjusted net savings calculations for some years.</w:t>
+        <w:t xml:space="preserve">Rwanda’s monitoring network was designed for far lower abstraction rates than the tenfold demand increase projected by 2040. DRC poverty and inequality data are over a decade old, preventing adjusted net savings calculations in general.</w:t>
       </w:r>
     </w:p>
     <w:p>
@@ -4368,7 +4405,7 @@
         <w:t xml:space="preserve"> </w:t>
       </w:r>
       <w:r>
-        <w:t xml:space="preserve">The forest cover data illustrate the classification problem. Ethiopia’s observed 22 percent forest cover gain may partly reflect reclassification rather than genuine restoration—the accounts themselves state this explicitly. Zambia’s MODIS-based ecosystem extent accounts use classification boundaries that differ from national land cover data. The DRC uses 15 ecosystem classes while most peer countries use simpler schemes. Harmonizing common reporting categories alongside national definitions would substantially improve cross-country analytical value.</w:t>
+        <w:t xml:space="preserve">The forest cover data illustrate the classification problem. Ethiopia’s observed 22 percent forest cover gain may partly reflect reclassification rather than genuine restoration (a fact that the accounts themselves state explicitly). Zambia’s MODIS-based ecosystem extent accounts use classification boundaries that differ from national land cover data. The DRC uses 15 ecosystem classes while most peer countries use simpler schemes. Harmonizing common reporting categories alongside national definitions would substantially improve cross-country analytical value.</w:t>
       </w:r>
     </w:p>
     <w:p>
@@ -4386,7 +4423,7 @@
         <w:t xml:space="preserve"> </w:t>
       </w:r>
       <w:r>
-        <w:t xml:space="preserve">The absence of monetary ecosystem service accounts remains the most consequential gap for the policy applications NCA programmes are designed to support. Ethiopia, Madagascar, and most countries in the region have physical accounts only. Monetary accounts are what enable direct comparison with GDP, infrastructure costs, and fiscal revenue—the language of economic planning.</w:t>
+        <w:t xml:space="preserve">The absence of monetary ecosystem service accounts remains the most consequential gap for the policy applications NCA programs are designed to support. Ethiopia, Madagascar, and most countries in the region have physical accounts only. Monetary accounts are what enable direct comparison with GDP, infrastructure costs, and fiscal revenue; the language of economic planning.</w:t>
       </w:r>
     </w:p>
     <w:p>
@@ -4425,15 +4462,254 @@
         <w:t xml:space="preserve">The most persistent structural challenge is the transition from one-off project-funded accounts to permanent, budgeted statistical products. Mauritius (fifth water account edition) and Uganda (tenth water account iteration) demonstrate that institutionalization depends less on technical capacity than on formal inter-agency data-sharing agreements, clear mandates within national statistical plans, and budget lines independent of donor project cycles.</w:t>
       </w:r>
     </w:p>
+    <w:bookmarkEnd w:id="50"/>
+    <w:bookmarkEnd w:id="51"/>
+    <w:bookmarkStart w:id="58" w:name="applications-of-natural-capital-accounts"/>
+    <w:p>
+      <w:pPr>
+        <w:pStyle w:val="Heading1"/>
+      </w:pPr>
+      <w:r>
+        <w:t xml:space="preserve">5. Applications of Natural Capital Accounts</w:t>
+      </w:r>
+    </w:p>
+    <w:p>
+      <w:pPr>
+        <w:pStyle w:val="FirstParagraph"/>
+      </w:pPr>
+      <w:r>
+        <w:t xml:space="preserve">The accounts reviewed above are not produced for their own sake. Their value lies in whether they inform investment decisions, policy design, and economic planning. This section synthesizes documented applications or cases where account data has demonstrably entered planning or program design processes.</w:t>
+      </w:r>
+    </w:p>
+    <w:p>
+      <w:pPr>
+        <w:pStyle w:val="BodyText"/>
+      </w:pPr>
+      <w:r>
+        <w:t xml:space="preserve">The pattern of application varies by country and account type. The most advanced cases involve direct integration of NCA data into macro-fiscal models (Kenya) and investment targeting tools (Ethiopia). Other countries demonstrate application through specific policy citations, pricing reform arguments (Rwanda), or conservation investment justifications (South Africa, Uganda). The common thread is that data utility is highest where an institutional channel connects account compilers with planning and budget decision-makers—either through a formal model, a national plan, or a specific program in preparation.</w:t>
+      </w:r>
+    </w:p>
+    <w:bookmarkStart w:id="52" w:name="X4d2d48b9341e8588f086c68ec2102354e55cbe7"/>
+    <w:p>
+      <w:pPr>
+        <w:pStyle w:val="Heading2"/>
+      </w:pPr>
+      <w:r>
+        <w:t xml:space="preserve">5.1 Ethiopia: Investment Prioritization and the CALM Program</w:t>
+      </w:r>
+    </w:p>
+    <w:p>
+      <w:pPr>
+        <w:pStyle w:val="FirstParagraph"/>
+      </w:pPr>
+      <w:r>
+        <w:t xml:space="preserve">Ethiopia’s natural capital accounting work directly informed two major policy processes, both rooted in the biophysical ecosystem services accounts reviewed above.</w:t>
+      </w:r>
+    </w:p>
+    <w:p>
+      <w:pPr>
+        <w:pStyle w:val="BodyText"/>
+      </w:pPr>
+      <w:r>
+        <w:t xml:space="preserve">The World Bank’s BELA initiative developed an Investment Prioritization Tool (IPT) for Ethiopia using the ecosystem services modelling that underpins the accounts reviewed in Section 4</w:t>
+      </w:r>
+      <w:r>
+        <w:t xml:space="preserve"> </w:t>
+      </w:r>
+      <w:r>
+        <w:t xml:space="preserve">(World Bank BELA Initiative, 2026)</w:t>
+      </w:r>
+      <w:r>
+        <w:t xml:space="preserve">. The tool measures soil protection, water regulation, and carbon storage services and identifies priority watersheds for investment based on the greatest potential to improve ecosystem services. A Technical Working Group, co-chaired by the Ministry of Agriculture, was established to co-develop the IPT and build national capacity for its use.</w:t>
+      </w:r>
+    </w:p>
+    <w:p>
+      <w:pPr>
+        <w:pStyle w:val="BodyText"/>
+      </w:pPr>
+      <w:r>
+        <w:t xml:space="preserve">The analysis identified that while Government investments in the highlands had effectively reversed some degradation trends, additional degradation hotspots were emerging in lowland areas. This geographic shift in priorities was incorporated as a key recommendation in the Ethiopia Country Climate and Development Report (CCDR) and subsequently informed the World Bank’s Climate Action through Landscape Management (CALM) Programme for Results (PforR). CALM operates across a portfolio of approximately USD 900 million covering 8,000 community watersheds nationwide. The IPT’s geographically explicit analysis—identifying which watersheds would yield the greatest improvement per dollar invested—directly informed the selection of CALM’s investment areas.</w:t>
+      </w:r>
+    </w:p>
+    <w:p>
+      <w:pPr>
+        <w:pStyle w:val="BodyText"/>
+      </w:pPr>
+      <w:r>
+        <w:t xml:space="preserve">The IPT and associated analysis also provides the analytical foundation for Ethiopia’s Strategic Investment Framework for Sustainable Land Management (ESIF-II), which will guide government-financed programs on sustainable land management.</w:t>
+      </w:r>
+    </w:p>
+    <w:p>
+      <w:pPr>
+        <w:pStyle w:val="BodyText"/>
+      </w:pPr>
+      <w:r>
+        <w:t xml:space="preserve">Under a business-as-usual scenario, erosion and sedimentation are projected to rise by more than 26 percent in numerous regions of Ethiopia. The Adaptation scenario, which directs investments toward areas with the highest potential to enhance ecosystem services, including erosion control, water regulation, and carbon sequestration, projects conversion and restoration of approximately 6.7 million hectares by 2030 and 23.8 million hectares by 2050. The Resilient Scenario projects carbon stocks increasing by 389 million metric tonnes by 2050, with a carbon market potential estimated at approximately USD 130 million, providing a potential financing stream for land restoration programs.</w:t>
+      </w:r>
+    </w:p>
+    <w:p>
+      <w:pPr>
+        <w:pStyle w:val="BodyText"/>
+      </w:pPr>
+      <w:r>
+        <w:t xml:space="preserve">The ecosystem accounts’ specific finding that Southwest Ethiopia and Benishangul-Gumuz are disproportionate contributors to dry-season water flows illustrates the type of watershed investment justification that the accounts make possible. These regions had been identified in the accounts as high-priority zones for water security investment; the question of whether the accounts directly informed Bank engagement in these areas is one that warrants confirmation with the GPS teams involved.</w:t>
+      </w:r>
+    </w:p>
+    <w:bookmarkEnd w:id="52"/>
+    <w:bookmarkStart w:id="53" w:name="X0e8c500bb8f18f59cb86e14819dd77cb5edb18b"/>
+    <w:p>
+      <w:pPr>
+        <w:pStyle w:val="Heading2"/>
+      </w:pPr>
+      <w:r>
+        <w:t xml:space="preserve">5.2 Kenya: Natural Capital Data in the Macro-Fiscal Framework</w:t>
+      </w:r>
+    </w:p>
+    <w:p>
+      <w:pPr>
+        <w:pStyle w:val="FirstParagraph"/>
+      </w:pPr>
+      <w:r>
+        <w:t xml:space="preserve">Kenya’s use of natural capital accounts in fiscal planning is the most advanced documented case in the AFE region, as formally recognized in the 2026 Budget Policy Statement of the National Treasury</w:t>
+      </w:r>
+      <w:r>
+        <w:t xml:space="preserve"> </w:t>
+      </w:r>
+      <w:r>
+        <w:t xml:space="preserve">(National Treasury of Kenya, 2026)</w:t>
+      </w:r>
+      <w:r>
+        <w:t xml:space="preserve">.</w:t>
+      </w:r>
+    </w:p>
+    <w:p>
+      <w:pPr>
+        <w:pStyle w:val="BodyText"/>
+      </w:pPr>
+      <w:r>
+        <w:t xml:space="preserve">The World Bank, working with the National Treasury through technical assistance, supported development of a customized macroeconomic model for Kenya known as KENMod. This is an extension of the World Bank’s standard Macro-Fiscal Model (MFMod), which is a structural macroeconometric model used across client countries for GDP, consumption, investment, employment, and fiscal forecasting, customized to incorporate a Climate and Natural Capital Extension. Technical capacity was built among officers from the National Treasury, the State Department of Planning, and the Kenya National Bureau of Statistics.</w:t>
+      </w:r>
+    </w:p>
+    <w:p>
+      <w:pPr>
+        <w:pStyle w:val="BodyText"/>
+      </w:pPr>
+      <w:r>
+        <w:t xml:space="preserve">KENMod’s Climate and Natural Capital Extension comprises four interlinked analytical channels: (a) a Climate Damages Module covering labor heat stress, human health, water and heat stress, erosion and land degradation, livestock, flooding, and roads and bridges; (b) a Reconstruction and Adaptation Module analyzing investment costs and benefits in reducing climate damages; (c) an Energy, Emissions, and Pollution Module that includes energy as a production factor, assesses carbon pricing impacts, and tracks CO₂ and PM 2.5 emissions; and (d) a Land Use and Natural Capital Module that models land allocation using ecosystem service-adjusted land prices and computes Adjusted Net Savings—capturing resource depletion. Data from the NCA program, including water accounts, energy accounts, land accounts, and ecosystem service accounts, directly feed into channels (a) and (d).</w:t>
+      </w:r>
+    </w:p>
+    <w:p>
+      <w:pPr>
+        <w:pStyle w:val="BodyText"/>
+      </w:pPr>
+      <w:r>
+        <w:t xml:space="preserve">The 2026 BPS reports that four climate-related scenarios were simulated using KENMod: a 10 percent reduction in crop yields from drought; a 20 percent decline in livestock output; flood-related road and bridge damage equivalent to 2 percent of public capital stock; and a combined scenario of all three shocks. The analysis shows that climate shocks reduce GDP, widen the primary deficit, and increase debt-to-GDP ratios—findings used to justify climate-responsive budgeting and investment in climate-resilient infrastructure. Under a hot scenario, GDP is projected 4.2 percentage points lower than baseline by 2100.</w:t>
+      </w:r>
+    </w:p>
+    <w:p>
+      <w:pPr>
+        <w:pStyle w:val="BodyText"/>
+      </w:pPr>
+      <w:r>
+        <w:t xml:space="preserve">The BPS also documents progress in NCA institutionalization: advances in Ecosystem, Energy, Forest, and Water Accounts with the natural capital dataset extending to 2023; development of an Investment Prioritization Tool for land restoration; and establishment of a National Plan for the Advancement of Environmental-Economic Accounting with discussions underway on a National Steering Committee for NCA integration into national planning.</w:t>
+      </w:r>
+    </w:p>
+    <w:p>
+      <w:pPr>
+        <w:pStyle w:val="BodyText"/>
+      </w:pPr>
+      <w:r>
+        <w:t xml:space="preserve">Kenya’s forest accounts note separately that the KENMOD framework enables forest-related scenarios to be translated directly into GDP, fiscal revenue, and employment projections</w:t>
+      </w:r>
+      <w:r>
+        <w:t xml:space="preserve"> </w:t>
+      </w:r>
+      <w:r>
+        <w:t xml:space="preserve">(Kenya National Bureau of Statistics, 2026b)</w:t>
+      </w:r>
+      <w:r>
+        <w:t xml:space="preserve">. These include climate shocks to forest extent and macroeconomic impacts of forest restoration investments, This link makes Kenya the only country in the AFE region with an operational tool for making budget-level arguments for forest conservation directly comparable to those of any other economic sector.</w:t>
+      </w:r>
+    </w:p>
+    <w:bookmarkEnd w:id="53"/>
+    <w:bookmarkStart w:id="54" w:name="X5dc9ed76aef674d7e00616f0975634178dff290"/>
+    <w:p>
+      <w:pPr>
+        <w:pStyle w:val="Heading2"/>
+      </w:pPr>
+      <w:r>
+        <w:t xml:space="preserve">5.3 Rwanda: Water Pricing and Infrastructure Investment</w:t>
+      </w:r>
+    </w:p>
+    <w:p>
+      <w:pPr>
+        <w:pStyle w:val="FirstParagraph"/>
+      </w:pPr>
+      <w:r>
+        <w:t xml:space="preserve">Rwanda’s monetary water supply and use tables underpin the policy argument for the quantified economic case for water tariff reform and distribution infrastructure investment. The accounts establish that WASAC achieves only 75 percent cost recovery, with a break-even tariff of approximately 700 Rwf/m³ against actual residential charges of 340–877 Rwf/m³</w:t>
+      </w:r>
+      <w:r>
+        <w:t xml:space="preserve"> </w:t>
+      </w:r>
+      <w:r>
+        <w:t xml:space="preserve">(Government of Rwanda, 2019b)</w:t>
+      </w:r>
+      <w:r>
+        <w:t xml:space="preserve">. Non-revenue water at 41 percent represents USD 8.7 million in annual foregone revenue. Halving NRW would free 8 million m³ per year, which is equivalent to supply for 42,000 households or irrigation for 660 additional hectares, and add approximately USD 4 million in annual revenue.</w:t>
+      </w:r>
+    </w:p>
+    <w:p>
+      <w:pPr>
+        <w:pStyle w:val="BodyText"/>
+      </w:pPr>
+      <w:r>
+        <w:t xml:space="preserve">The monetary water productivity data showing agriculture at 118 Rwf/m³ against mining at 6,236 Rwf/m³, provides the macro-economic basis for water allocation governance that physical accounts alone cannot support. Rwanda’s relative decoupling (GDP +25 percent, water use +10 percent, 2012–2015) is also an important macroeconomic efficiency argument that informs domestic water policy.</w:t>
+      </w:r>
+    </w:p>
     <w:bookmarkEnd w:id="54"/>
+    <w:bookmarkStart w:id="55" w:name="X726b52502a524cbd31c5a9122af20e55853b03c"/>
+    <w:p>
+      <w:pPr>
+        <w:pStyle w:val="Heading2"/>
+      </w:pPr>
+      <w:r>
+        <w:t xml:space="preserve">5.4 South Africa: Biodiversity Economy and Conservation Finance</w:t>
+      </w:r>
+    </w:p>
+    <w:p>
+      <w:pPr>
+        <w:pStyle w:val="FirstParagraph"/>
+      </w:pPr>
+      <w:r>
+        <w:t xml:space="preserve">South Africa’s biodiversity tourism accounts have contributed to the quantified economic case for protected area expansion, which grew from 7.3 to 9.2 percent of mainland area between 2000 and 2020</w:t>
+      </w:r>
+      <w:r>
+        <w:t xml:space="preserve"> </w:t>
+      </w:r>
+      <w:r>
+        <w:t xml:space="preserve">(Statistics South Africa, 2021)</w:t>
+      </w:r>
+      <w:r>
+        <w:t xml:space="preserve">. The monetary finding that biodiversity-based tourism generated R27.7 billion in GDP (0.4–0.5 percent) and supported 91,836 direct jobs in 2019 provides an economic argument for conservation investment that is directly comparable to other sectors’ contributions to GDP and employment</w:t>
+      </w:r>
+      <w:r>
+        <w:t xml:space="preserve"> </w:t>
+      </w:r>
+      <w:r>
+        <w:t xml:space="preserve">(Statistics South Africa, 2024)</w:t>
+      </w:r>
+      <w:r>
+        <w:t xml:space="preserve">. The SWSA water accounts document which specific catchments have fallen below ecological function thresholds, enabling geographically targeted conservation spending rather than blanket national programs.</w:t>
+      </w:r>
+    </w:p>
     <w:bookmarkEnd w:id="55"/>
-    <w:bookmarkStart w:id="63" w:name="applications-of-natural-capital-accounts"/>
-    <w:p>
-      <w:pPr>
-        <w:pStyle w:val="Heading1"/>
-      </w:pPr>
-      <w:r>
-        <w:t xml:space="preserve">5. Applications of Natural Capital Accounts</w:t>
+    <w:bookmarkStart w:id="56" w:name="uganda-forest-supply-projections"/>
+    <w:p>
+      <w:pPr>
+        <w:pStyle w:val="Heading2"/>
+      </w:pPr>
+      <w:r>
+        <w:t xml:space="preserve">5.5 Uganda: Forest Supply Projections</w:t>
       </w:r>
     </w:p>
     <w:p>
@@ -4441,256 +4717,7 @@
         <w:pStyle w:val="FirstParagraph"/>
       </w:pPr>
       <w:r>
-        <w:t xml:space="preserve">The accounts reviewed above are not produced for their own sake. Their value lies in whether they inform investment decisions, policy design, and economic planning. This section synthesizes documented applications—cases where account data has demonstrably entered planning or program design processes—across the nine reviewed countries.</w:t>
-      </w:r>
-    </w:p>
-    <w:bookmarkStart w:id="56" w:name="overview"/>
-    <w:p>
-      <w:pPr>
-        <w:pStyle w:val="Heading2"/>
-      </w:pPr>
-      <w:r>
-        <w:t xml:space="preserve">5.1 Overview</w:t>
-      </w:r>
-    </w:p>
-    <w:p>
-      <w:pPr>
-        <w:pStyle w:val="FirstParagraph"/>
-      </w:pPr>
-      <w:r>
-        <w:t xml:space="preserve">The pattern of application varies by country and account type. The most advanced cases involve direct integration of NCA data into macro-fiscal models (Kenya) and investment targeting tools (Ethiopia). Other countries demonstrate application through specific policy citations, pricing reform arguments (Rwanda), or conservation investment justifications (South Africa, Uganda). The common thread is that data utility is highest where an institutional channel connects account compilers with planning and budget decision-makers—either through a formal model, a national plan, or a specific program in preparation.</w:t>
-      </w:r>
-    </w:p>
-    <w:bookmarkEnd w:id="56"/>
-    <w:bookmarkStart w:id="57" w:name="X4d2d48b9341e8588f086c68ec2102354e55cbe7"/>
-    <w:p>
-      <w:pPr>
-        <w:pStyle w:val="Heading2"/>
-      </w:pPr>
-      <w:r>
-        <w:t xml:space="preserve">5.2 Ethiopia: Investment Prioritization and the CALM Program</w:t>
-      </w:r>
-    </w:p>
-    <w:p>
-      <w:pPr>
-        <w:pStyle w:val="FirstParagraph"/>
-      </w:pPr>
-      <w:r>
-        <w:t xml:space="preserve">Ethiopia’s natural capital accounting work directly informed two major policy processes, both rooted in the biophysical ecosystem services accounts reviewed above.</w:t>
-      </w:r>
-    </w:p>
-    <w:p>
-      <w:pPr>
-        <w:pStyle w:val="BodyText"/>
-      </w:pPr>
-      <w:r>
-        <w:t xml:space="preserve">The World Bank’s BELA initiative developed an Investment Prioritization Tool (IPT) for Ethiopia using the ecosystem services modelling that underpins the accounts reviewed in Section 4</w:t>
-      </w:r>
-      <w:r>
-        <w:t xml:space="preserve"> </w:t>
-      </w:r>
-      <w:r>
-        <w:t xml:space="preserve">(World Bank BELA Initiative, 2026)</w:t>
-      </w:r>
-      <w:r>
-        <w:t xml:space="preserve">. The tool measures soil protection, water regulation, and carbon storage services and identifies priority watersheds for investment based on the greatest potential to improve ecosystem services. A Technical Working Group, co-chaired by the Ministry of Agriculture, was established to co-develop the IPT and build national capacity for its use.</w:t>
-      </w:r>
-    </w:p>
-    <w:p>
-      <w:pPr>
-        <w:pStyle w:val="BodyText"/>
-      </w:pPr>
-      <w:r>
-        <w:t xml:space="preserve">The analysis identified that while Government investments in the highlands had effectively reversed some degradation trends, additional degradation hotspots were emerging in lowland areas. This geographic shift in priorities was incorporated as a key recommendation in the Ethiopia Country Climate and Development Report (CCDR) and subsequently informed the World Bank’s Climate Action through Landscape Management (CALM) Programme for Results (PforR). CALM operates across a portfolio of approximately USD 900 million covering 8,000 community watersheds nationwide. The IPT’s geographically explicit analysis—identifying which watersheds would yield the greatest improvement per dollar invested—directly informed the selection of CALM’s investment areas.</w:t>
-      </w:r>
-    </w:p>
-    <w:p>
-      <w:pPr>
-        <w:pStyle w:val="BodyText"/>
-      </w:pPr>
-      <w:r>
-        <w:t xml:space="preserve">The IPT and associated analysis also provides the analytical foundation for Ethiopia’s Strategic Investment Framework for Sustainable Land Management (ESIF-II), which will guide government-financed programs on sustainable land management.</w:t>
-      </w:r>
-    </w:p>
-    <w:p>
-      <w:pPr>
-        <w:pStyle w:val="BodyText"/>
-      </w:pPr>
-      <w:r>
-        <w:t xml:space="preserve">Under a business-as-usual scenario, erosion and sedimentation are projected to rise by more than 26 percent in numerous regions of Ethiopia. The Adaptation scenario—which directs investments toward areas with the highest potential to enhance ecosystem services, including erosion control, water regulation, and carbon sequestration—projects conversion and restoration of approximately 6.7 million hectares by 2030 and 23.8 million hectares by 2050. The Resilient Scenario projects carbon stocks increasing by 389 million metric tonnes by 2050, with a carbon market potential estimated at approximately USD 130 million, providing a potential financing stream for land restoration programs.</w:t>
-      </w:r>
-    </w:p>
-    <w:p>
-      <w:pPr>
-        <w:pStyle w:val="BodyText"/>
-      </w:pPr>
-      <w:r>
-        <w:t xml:space="preserve">The ecosystem accounts’ specific finding that Southwest Ethiopia and Benishangul-Gumuz are disproportionate contributors to dry-season water flows illustrates the type of watershed investment justification that the accounts make possible. These regions had been identified in the accounts as high-priority zones for water security investment; the question of whether the accounts directly informed Bank engagement in these areas is one that warrants confirmation with the GPS teams involved—and is precisely the type of documentation that should be maintained in institutional records as the programs proceed.</w:t>
-      </w:r>
-    </w:p>
-    <w:bookmarkEnd w:id="57"/>
-    <w:bookmarkStart w:id="58" w:name="X0e8c500bb8f18f59cb86e14819dd77cb5edb18b"/>
-    <w:p>
-      <w:pPr>
-        <w:pStyle w:val="Heading2"/>
-      </w:pPr>
-      <w:r>
-        <w:t xml:space="preserve">5.3 Kenya: Natural Capital Data in the Macro-Fiscal Framework</w:t>
-      </w:r>
-    </w:p>
-    <w:p>
-      <w:pPr>
-        <w:pStyle w:val="FirstParagraph"/>
-      </w:pPr>
-      <w:r>
-        <w:t xml:space="preserve">Kenya’s use of natural capital accounts in fiscal planning is the most advanced documented case in the AFE region, as formally recognized in the 2026 Budget Policy Statement of the National Treasury</w:t>
-      </w:r>
-      <w:r>
-        <w:t xml:space="preserve"> </w:t>
-      </w:r>
-      <w:r>
-        <w:t xml:space="preserve">(National Treasury of Kenya, 2026)</w:t>
-      </w:r>
-      <w:r>
-        <w:t xml:space="preserve">.</w:t>
-      </w:r>
-    </w:p>
-    <w:p>
-      <w:pPr>
-        <w:pStyle w:val="BodyText"/>
-      </w:pPr>
-      <w:r>
-        <w:t xml:space="preserve">The World Bank, working with the National Treasury through technical assistance, supported development of a customized macroeconomic model for Kenya known as KENMod. This is an extension of the World Bank’s standard Macro-Fiscal Model (MFMod)—a structural macroeconometric model used across client countries for GDP, consumption, investment, employment, and fiscal forecasting—customized to incorporate a Climate and Natural Capital Extension. Technical capacity was built among officers from the National Treasury, the State Department of Planning, and the Kenya National Bureau of Statistics.</w:t>
-      </w:r>
-    </w:p>
-    <w:p>
-      <w:pPr>
-        <w:pStyle w:val="BodyText"/>
-      </w:pPr>
-      <w:r>
-        <w:t xml:space="preserve">KENMod’s Climate and Natural Capital Extension comprises four interlinked analytical channels: (a) a Climate Damages Module covering labor heat stress, human health, water and heat stress, erosion and land degradation, livestock, flooding, and roads and bridges; (b) a Reconstruction and Adaptation Module analyzing investment costs and benefits in reducing climate damages; (c) an Energy, Emissions, and Pollution Module that includes energy as a production factor, assesses carbon pricing impacts, and tracks CO₂ and PM 2.5 emissions; and (d) a Land Use and Natural Capital Module that models land allocation using ecosystem service-adjusted land prices and computes Adjusted Net Savings—capturing resource depletion. Data from the NCA programme, including water accounts, energy accounts, land accounts, and ecosystem service accounts, directly feed into channels (a) and (d).</w:t>
-      </w:r>
-    </w:p>
-    <w:p>
-      <w:pPr>
-        <w:pStyle w:val="BodyText"/>
-      </w:pPr>
-      <w:r>
-        <w:t xml:space="preserve">The 2026 BPS reports that four climate-related scenarios were simulated using KENMod: a 10 percent reduction in crop yields from drought; a 20 percent decline in livestock output; flood-related road and bridge damage equivalent to 2 percent of public capital stock; and a combined scenario of all three shocks. The analysis shows that climate shocks reduce GDP, widen the primary deficit, and increase debt-to-GDP ratios—findings used to justify climate-responsive budgeting and investment in climate-resilient infrastructure. Under a hot scenario, GDP is projected 4.2 percentage points lower than baseline by 2100.</w:t>
-      </w:r>
-    </w:p>
-    <w:p>
-      <w:pPr>
-        <w:pStyle w:val="BodyText"/>
-      </w:pPr>
-      <w:r>
-        <w:t xml:space="preserve">The BPS also documents progress in NCA institutionalization: advances in Ecosystem, Energy, Forest, and Water Accounts with the natural capital dataset extending to 2023; development of an Investment Prioritization Tool for land restoration; and establishment of a National Plan for the Advancement of Environmental-Economic Accounting with discussions underway on a National Steering Committee for NCA integration into national planning.</w:t>
-      </w:r>
-    </w:p>
-    <w:p>
-      <w:pPr>
-        <w:pStyle w:val="BodyText"/>
-      </w:pPr>
-      <w:r>
-        <w:t xml:space="preserve">Kenya’s forest accounts note separately that the KENMOD framework enables forest-related scenarios—including climate shocks to forest extent and macroeconomic impacts of forest restoration investments—to be translated directly into GDP, fiscal revenue, and employment projections</w:t>
-      </w:r>
-      <w:r>
-        <w:t xml:space="preserve"> </w:t>
-      </w:r>
-      <w:r>
-        <w:t xml:space="preserve">(Kenya National Bureau of Statistics, 2026b)</w:t>
-      </w:r>
-      <w:r>
-        <w:t xml:space="preserve">. This link makes Kenya the only country in the AFE region with an operational tool for making budget-level arguments for forest conservation directly comparable to those of any other economic sector.</w:t>
-      </w:r>
-    </w:p>
-    <w:bookmarkEnd w:id="58"/>
-    <w:bookmarkStart w:id="59" w:name="X5dc9ed76aef674d7e00616f0975634178dff290"/>
-    <w:p>
-      <w:pPr>
-        <w:pStyle w:val="Heading2"/>
-      </w:pPr>
-      <w:r>
-        <w:t xml:space="preserve">5.4 Rwanda: Water Pricing and Infrastructure Investment</w:t>
-      </w:r>
-    </w:p>
-    <w:p>
-      <w:pPr>
-        <w:pStyle w:val="FirstParagraph"/>
-      </w:pPr>
-      <w:r>
-        <w:t xml:space="preserve">Rwanda’s monetary water supply and use tables provide the most direct link between water accounts and a specific policy argument in the region: the quantified economic case for water tariff reform and distribution infrastructure investment. The accounts establish that WASAC achieves only 75 percent cost recovery, with a break-even tariff of approximately 700 Rwf/m³ against actual residential charges of 340–877 Rwf/m³</w:t>
-      </w:r>
-      <w:r>
-        <w:t xml:space="preserve"> </w:t>
-      </w:r>
-      <w:r>
-        <w:t xml:space="preserve">(Government of Rwanda, 2019b)</w:t>
-      </w:r>
-      <w:r>
-        <w:t xml:space="preserve">. Non-revenue water at 41 percent represents USD 8.7 million in annual foregone revenue. Halving NRW would free 8 million m³ per year—equivalent to supply for 42,000 households or irrigation for 660 additional hectares—and add approximately USD 4 million in annual revenue.</w:t>
-      </w:r>
-    </w:p>
-    <w:p>
-      <w:pPr>
-        <w:pStyle w:val="BodyText"/>
-      </w:pPr>
-      <w:r>
-        <w:t xml:space="preserve">The monetary water productivity data—showing agriculture at 118 Rwf/m³ against mining at 6,236 Rwf/m³—provides the macro-economic basis for water allocation governance that physical accounts alone cannot support. Rwanda’s relative decoupling (GDP +25 percent, water use +10 percent, 2012–2015) is the type of macroeconomic efficiency argument that informs both domestic water policy and donor investment rationale.</w:t>
-      </w:r>
-    </w:p>
-    <w:bookmarkEnd w:id="59"/>
-    <w:bookmarkStart w:id="60" w:name="X726b52502a524cbd31c5a9122af20e55853b03c"/>
-    <w:p>
-      <w:pPr>
-        <w:pStyle w:val="Heading2"/>
-      </w:pPr>
-      <w:r>
-        <w:t xml:space="preserve">5.5 South Africa: Biodiversity Economy and Conservation Finance</w:t>
-      </w:r>
-    </w:p>
-    <w:p>
-      <w:pPr>
-        <w:pStyle w:val="FirstParagraph"/>
-      </w:pPr>
-      <w:r>
-        <w:t xml:space="preserve">South Africa’s biodiversity tourism accounts have contributed to the quantified economic case for protected area expansion, which grew from 7.3 to 9.2 percent of mainland area between 2000 and 2020</w:t>
-      </w:r>
-      <w:r>
-        <w:t xml:space="preserve"> </w:t>
-      </w:r>
-      <w:r>
-        <w:t xml:space="preserve">(Statistics South Africa, 2021)</w:t>
-      </w:r>
-      <w:r>
-        <w:t xml:space="preserve">. The monetary finding that biodiversity-based tourism generated R27.7 billion in GDP (0.4–0.5 percent) and supported 91,836 direct jobs in 2019 provides an economic argument for conservation investment that is directly comparable to other sectors’ contributions to GDP and employment</w:t>
-      </w:r>
-      <w:r>
-        <w:t xml:space="preserve"> </w:t>
-      </w:r>
-      <w:r>
-        <w:t xml:space="preserve">(Statistics South Africa, 2024)</w:t>
-      </w:r>
-      <w:r>
-        <w:t xml:space="preserve">. The SWSA water accounts document which specific catchments have fallen below ecological function thresholds, enabling geographically targeted conservation spending rather than blanket national programs.</w:t>
-      </w:r>
-    </w:p>
-    <w:bookmarkEnd w:id="60"/>
-    <w:bookmarkStart w:id="61" w:name="uganda-forest-supply-projections"/>
-    <w:p>
-      <w:pPr>
-        <w:pStyle w:val="Heading2"/>
-      </w:pPr>
-      <w:r>
-        <w:t xml:space="preserve">5.6 Uganda: Forest Supply Projections</w:t>
-      </w:r>
-    </w:p>
-    <w:p>
-      <w:pPr>
-        <w:pStyle w:val="FirstParagraph"/>
-      </w:pPr>
-      <w:r>
-        <w:t xml:space="preserve">Uganda’s forest accounts include the region’s most explicit forward-looking projections: sustainable wood supply fully depleted by approximately 2025, with a supply deficit of 105 million tonnes projected by 2040</w:t>
+        <w:t xml:space="preserve">Uganda’s forest accounts include forward-looking projections showing sustainable wood supply fully depleted by approximately 2025, with a supply deficit of 105 million tonnes projected by 2040</w:t>
       </w:r>
       <w:r>
         <w:t xml:space="preserve"> </w:t>
@@ -4699,7 +4726,10 @@
         <w:t xml:space="preserve">(Uganda Bureau of Statistics, 2020)</w:t>
       </w:r>
       <w:r>
-        <w:t xml:space="preserve">. This projection was explicitly intended to inform Uganda’s energy policy and ASCENT-type clean cooking investments. The non-wood forest product monetary accounts—</w:t>
+        <w:t xml:space="preserve">. This projection was explicitly intended to inform Uganda’s energy policy and ASCENT-type clean cooking investments. The non-wood forest product monetary accounts, which show</w:t>
+      </w:r>
+      <w:r>
+        <w:t xml:space="preserve"> </w:t>
       </w:r>
       <w:r>
         <w:rPr>
@@ -4712,17 +4742,192 @@
         <w:t xml:space="preserve"> </w:t>
       </w:r>
       <w:r>
-        <w:t xml:space="preserve">bark at UGX 265,195 million and shea butter at UGX 14,553 million—provide the value-chain data needed to design formalization programs for high-value species that generate both livelihoods and conservation incentives.</w:t>
+        <w:t xml:space="preserve">bark at UGX 265,195 million and shea butter at UGX 14,553 million, provide value-chain data needed to design formalization programs for high-value species that generate both livelihoods and conservation incentives.</w:t>
+      </w:r>
+    </w:p>
+    <w:bookmarkEnd w:id="56"/>
+    <w:bookmarkStart w:id="57" w:name="X1ec3df355770f87b7e5bf0e8af442852ff992e1"/>
+    <w:p>
+      <w:pPr>
+        <w:pStyle w:val="Heading2"/>
+      </w:pPr>
+      <w:r>
+        <w:t xml:space="preserve">5.6 Zambia: Wildlife Revenue and Climate Vulnerability</w:t>
+      </w:r>
+    </w:p>
+    <w:p>
+      <w:pPr>
+        <w:pStyle w:val="FirstParagraph"/>
+      </w:pPr>
+      <w:r>
+        <w:t xml:space="preserve">Zambia’s accounts show the economic scale of wildlife-based provisioning, in which fish production is valued at ZMW 8 billion (USD 422.6 million) in 2023, bush meat revenue growing 158.5 percent (2018–2023), and non-wood forest product harvests of over 300,000 tonnes per year</w:t>
+      </w:r>
+      <w:r>
+        <w:t xml:space="preserve"> </w:t>
+      </w:r>
+      <w:r>
+        <w:t xml:space="preserve">(Chisanga et al., 2026)</w:t>
+      </w:r>
+      <w:r>
+        <w:t xml:space="preserve">. These figures, compiled within the formal SEEA framework, provide the baseline for wildlife sector investment decisions and for monitoring the economic resilience of communities that depend on Game Management Areas. The carbon NPV of USD 46 million for 2018–2023 ecosystem degradation provides a carbon finance entry point even in the absence of full monetary ecosystem accounts.</w:t>
+      </w:r>
+    </w:p>
+    <w:bookmarkEnd w:id="57"/>
+    <w:bookmarkEnd w:id="58"/>
+    <w:bookmarkStart w:id="64" w:name="recommendations"/>
+    <w:p>
+      <w:pPr>
+        <w:pStyle w:val="Heading1"/>
+      </w:pPr>
+      <w:r>
+        <w:t xml:space="preserve">6. Recommendations</w:t>
+      </w:r>
+    </w:p>
+    <w:bookmarkStart w:id="59" w:name="completing-the-monetary-frontier"/>
+    <w:p>
+      <w:pPr>
+        <w:pStyle w:val="Heading2"/>
+      </w:pPr>
+      <w:r>
+        <w:t xml:space="preserve">6.1 Completing the Monetary Frontier</w:t>
+      </w:r>
+    </w:p>
+    <w:p>
+      <w:pPr>
+        <w:pStyle w:val="FirstParagraph"/>
+      </w:pPr>
+      <w:r>
+        <w:rPr>
+          <w:b/>
+          <w:bCs/>
+        </w:rPr>
+        <w:t xml:space="preserve">Prioritize monetary ecosystem service accounts for Ethiopia and Madagascar.</w:t>
+      </w:r>
+      <w:r>
+        <w:t xml:space="preserve"> </w:t>
+      </w:r>
+      <w:r>
+        <w:t xml:space="preserve">Both countries have comprehensive physical frameworks in place. Carbon sequestration valuation (using Article 6 carbon market prices) and water regulation services (using avoided cost methodologies) have the most established pathways and the highest policy potential. Ethiopia’s soil protection data, linked to the 2–6.75 percent agricultural GDP damage estimate, provides an immediate physical basis for a cost-benefit account. Madagascar’s NBS investment zones concentrate 31 percent of national carbon stock in 7.5 percent of national territory, which constitutes a spatial concentration that would generate very large monetary values per hectare once properly monetized.</w:t>
+      </w:r>
+    </w:p>
+    <w:p>
+      <w:pPr>
+        <w:pStyle w:val="BodyText"/>
+      </w:pPr>
+      <w:r>
+        <w:rPr>
+          <w:b/>
+          <w:bCs/>
+        </w:rPr>
+        <w:t xml:space="preserve">Support energy supply and use table development in Ethiopia, the DRC, and Uganda.</w:t>
+      </w:r>
+      <w:r>
+        <w:t xml:space="preserve"> </w:t>
+      </w:r>
+      <w:r>
+        <w:t xml:space="preserve">Physical energy accounts are the minimum baseline for ASCENT program monitoring. Monetary energy supply and use tables, like the ones developed in Kenya, provide policy-actionable insights, linking physical energy flows to sectoral value added, household expenditure, and fiscal revenue. The DRC’s biomass-to-carbon finance linkage and Uganda’s 2025 wood supply depletion projection both require updated physical accounts to verify outcomes.</w:t>
+      </w:r>
+    </w:p>
+    <w:bookmarkEnd w:id="59"/>
+    <w:bookmarkStart w:id="60" w:name="institutionalizing-accounts"/>
+    <w:p>
+      <w:pPr>
+        <w:pStyle w:val="Heading2"/>
+      </w:pPr>
+      <w:r>
+        <w:t xml:space="preserve">6.2 Institutionalizing Accounts</w:t>
+      </w:r>
+    </w:p>
+    <w:p>
+      <w:pPr>
+        <w:pStyle w:val="FirstParagraph"/>
+      </w:pPr>
+      <w:r>
+        <w:rPr>
+          <w:b/>
+          <w:bCs/>
+        </w:rPr>
+        <w:t xml:space="preserve">Invest in sub-national disaggregation for water and land accounts.</w:t>
+      </w:r>
+      <w:r>
+        <w:t xml:space="preserve"> </w:t>
+      </w:r>
+      <w:r>
+        <w:t xml:space="preserve">Basin-level and district-level accounts already exist in prototype form in several countries. Kenya’s ten water basins, Zambia’s provincial NEDI, Rwanda’s district-level baseflow decline, and South Africa’s 22 SWSA analyses demonstrate that sub-national disaggregation transforms national accounts into investment targeting tools. Systematic spatial disaggregation should be built into account design from the start rather than treated as a future addition.</w:t>
+      </w:r>
+    </w:p>
+    <w:p>
+      <w:pPr>
+        <w:pStyle w:val="BodyText"/>
+      </w:pPr>
+      <w:r>
+        <w:rPr>
+          <w:b/>
+          <w:bCs/>
+        </w:rPr>
+        <w:t xml:space="preserve">Institutionalize NCA within national statistical agencies.</w:t>
+      </w:r>
+      <w:r>
+        <w:t xml:space="preserve"> </w:t>
+      </w:r>
+      <w:r>
+        <w:t xml:space="preserve">The DRC, Ethiopia, and Zambia explicitly identify institutionalization as a priority. Technical assistance for placing SEEA compilation within the mandate and budget of national statistical offices, following the Mauritius and Uganda water account models, is an important intervention for ensuring that existing account investments generate long-term value. The key elements are formal inter-agency data-sharing agreements, clear mandates within national statistical plans, and budget lines independent of donor project cycles.</w:t>
+      </w:r>
+    </w:p>
+    <w:bookmarkEnd w:id="60"/>
+    <w:bookmarkStart w:id="61" w:name="cross-country-coordination"/>
+    <w:p>
+      <w:pPr>
+        <w:pStyle w:val="Heading2"/>
+      </w:pPr>
+      <w:r>
+        <w:t xml:space="preserve">6.3 Cross-Country Coordination</w:t>
+      </w:r>
+    </w:p>
+    <w:p>
+      <w:pPr>
+        <w:pStyle w:val="FirstParagraph"/>
+      </w:pPr>
+      <w:r>
+        <w:rPr>
+          <w:b/>
+          <w:bCs/>
+        </w:rPr>
+        <w:t xml:space="preserve">Develop cross-country harmonized accounts for shared resources.</w:t>
+      </w:r>
+      <w:r>
+        <w:t xml:space="preserve"> </w:t>
+      </w:r>
+      <w:r>
+        <w:t xml:space="preserve">The Zambezi Basin spans Zambia, Zimbabwe, Mozambique, and others. The Congo Basin spans the DRC, Republic of Congo, Cameroon, and others. Harmonized basin-level water and forest accounts would enable regional governance discussions and shared investment planning that national-level accounts cannot support alone. A practical starting point is common reporting categories for land cover and forest classification alongside national definitions. This would be an immediate value addition to improve analytical value.</w:t>
+      </w:r>
+    </w:p>
+    <w:p>
+      <w:pPr>
+        <w:pStyle w:val="BodyText"/>
+      </w:pPr>
+      <w:r>
+        <w:rPr>
+          <w:b/>
+          <w:bCs/>
+        </w:rPr>
+        <w:t xml:space="preserve">Initiate marine and coastal ecosystem accounts.</w:t>
+      </w:r>
+      <w:r>
+        <w:t xml:space="preserve"> </w:t>
+      </w:r>
+      <w:r>
+        <w:t xml:space="preserve">Marine and ocean accounts have not been compiled in the region, despite the economic importance of Indian Ocean fisheries and South Africa’s 200 km² EEZ. South Africa’s estuarine accounts, which show that sawfish has gone extinct and that dusky kob spawner biomass has dipped below 2 percent of pristine levels, illustrate what such accounts would reveal along the eastern African coastline. Zambia’s fish production at USD 422.6 million per year points to the scale of what remains formally unaccounted.</w:t>
       </w:r>
     </w:p>
     <w:bookmarkEnd w:id="61"/>
-    <w:bookmarkStart w:id="62" w:name="X1ec3df355770f87b7e5bf0e8af442852ff992e1"/>
+    <w:bookmarkStart w:id="62" w:name="leveraging-artificial-intelligence"/>
     <w:p>
       <w:pPr>
         <w:pStyle w:val="Heading2"/>
       </w:pPr>
       <w:r>
-        <w:t xml:space="preserve">5.7 Zambia: Wildlife Revenue and Climate Vulnerability</w:t>
+        <w:t xml:space="preserve">6.4 Leveraging Artificial Intelligence</w:t>
       </w:r>
     </w:p>
     <w:p>
@@ -4730,36 +4935,17 @@
         <w:pStyle w:val="FirstParagraph"/>
       </w:pPr>
       <w:r>
-        <w:t xml:space="preserve">Zambia’s accounts establish the economic scale of wildlife-based provisioning: fish production valued at ZMW 8 billion (USD 422.6 million) in 2023, bush meat revenue growing 158.5 percent (2018–2023), and non-wood forest product harvests of over 300,000 tonnes per year</w:t>
-      </w:r>
-      <w:r>
-        <w:t xml:space="preserve"> </w:t>
-      </w:r>
-      <w:r>
-        <w:t xml:space="preserve">(Chisanga et al., 2026)</w:t>
-      </w:r>
-      <w:r>
-        <w:t xml:space="preserve">. These figures, compiled within the formal SEEA framework for the first time, provide the baseline for wildlife sector investment decisions and for monitoring the economic resilience of communities that depend on Game Management Areas. The carbon NPV of USD 46 million for 2018–2023 ecosystem degradation provides a carbon finance entry point even in the absence of full monetary ecosystem accounts.</w:t>
-      </w:r>
-    </w:p>
-    <w:bookmarkEnd w:id="62"/>
-    <w:bookmarkEnd w:id="63"/>
-    <w:bookmarkStart w:id="69" w:name="recommendations"/>
-    <w:p>
-      <w:pPr>
-        <w:pStyle w:val="Heading1"/>
-      </w:pPr>
-      <w:r>
-        <w:t xml:space="preserve">6. Recommendations</w:t>
-      </w:r>
-    </w:p>
-    <w:bookmarkStart w:id="64" w:name="completing-the-monetary-frontier"/>
-    <w:p>
-      <w:pPr>
-        <w:pStyle w:val="Heading2"/>
-      </w:pPr>
-      <w:r>
-        <w:t xml:space="preserve">6.1 Completing the Monetary Frontier</w:t>
+        <w:rPr>
+          <w:b/>
+          <w:bCs/>
+        </w:rPr>
+        <w:t xml:space="preserve">Use AI to accelerate priority account development and reduce costs.</w:t>
+      </w:r>
+      <w:r>
+        <w:t xml:space="preserve"> </w:t>
+      </w:r>
+      <w:r>
+        <w:t xml:space="preserve">Several of the constraints identified in this review, like manual land cover classification, data gap imputation, cross-country harmonization of classification schemes, and the production of account reports, are now addressable using AI tools at meaningfully reduced cost:</w:t>
       </w:r>
     </w:p>
     <w:p>
@@ -4771,16 +4957,13 @@
       </w:pPr>
       <w:r>
         <w:rPr>
-          <w:b/>
-          <w:bCs/>
-        </w:rPr>
-        <w:t xml:space="preserve">Prioritize monetary ecosystem service accounts for Ethiopia and Madagascar.</w:t>
-      </w:r>
-      <w:r>
-        <w:t xml:space="preserve"> </w:t>
-      </w:r>
-      <w:r>
-        <w:t xml:space="preserve">Both countries have comprehensive physical frameworks in place. Carbon sequestration valuation (using Article 6 carbon market prices) and water regulation services (using avoided cost methodologies) have the most established pathways and the highest policy demand. Ethiopia’s soil protection data, linked to the 2–6.75 percent agricultural GDP damage estimate, provides an immediate physical basis for a cost-benefit account. Madagascar’s NBS investment zones concentrate 31 percent of national carbon stock in 7.5 percent of national territory—a spatial concentration that would generate very large monetary values per hectare once properly monetized.</w:t>
+          <w:i/>
+          <w:iCs/>
+        </w:rPr>
+        <w:t xml:space="preserve">Automated satellite-based land cover classification</w:t>
+      </w:r>
+      <w:r>
+        <w:t xml:space="preserve">: Large-scale deep learning models trained on globally available remote sensing data (Sentinel, Landsat, MODIS) can produce consistent 30-metre annual land cover maps at low marginal cost, directly feeding ecosystem extent accounts and land accounts. This reduces the expert time required for the most labour-intensive step in account compilation.</w:t>
       </w:r>
     </w:p>
     <w:p>
@@ -4792,26 +4975,59 @@
       </w:pPr>
       <w:r>
         <w:rPr>
+          <w:i/>
+          <w:iCs/>
+        </w:rPr>
+        <w:t xml:space="preserve">AI-assisted report writing and documentation</w:t>
+      </w:r>
+      <w:r>
+        <w:t xml:space="preserve">: Large language models can draft initial account narratives, policy summaries, and cross-table analyses from structured account data, reducing the documentation burden on national statistical offices and freeing technical staff for quality review and validation rather than text production.</w:t>
+      </w:r>
+    </w:p>
+    <w:p>
+      <w:pPr>
+        <w:numPr>
+          <w:ilvl w:val="0"/>
+          <w:numId w:val="1001"/>
+        </w:numPr>
+      </w:pPr>
+      <w:r>
+        <w:rPr>
+          <w:i/>
+          <w:iCs/>
+        </w:rPr>
+        <w:t xml:space="preserve">Machine learning for gap imputation</w:t>
+      </w:r>
+      <w:r>
+        <w:t xml:space="preserve">: Countries with sparse data can benefit from imputation models that draw on regional patterns, which is a technique that can be substantially improved with recent advances in model calibration and uncertainty quantification.</w:t>
+      </w:r>
+    </w:p>
+    <w:bookmarkEnd w:id="62"/>
+    <w:bookmarkStart w:id="63" w:name="Xef1a6777b8aaaf9b014537f14d30432ed38cd09"/>
+    <w:p>
+      <w:pPr>
+        <w:pStyle w:val="Heading2"/>
+      </w:pPr>
+      <w:r>
+        <w:t xml:space="preserve">6.5 Responding to the New International Landscape</w:t>
+      </w:r>
+    </w:p>
+    <w:p>
+      <w:pPr>
+        <w:pStyle w:val="FirstParagraph"/>
+      </w:pPr>
+      <w:r>
+        <w:rPr>
           <w:b/>
           <w:bCs/>
         </w:rPr>
-        <w:t xml:space="preserve">Support energy supply and use table development in Ethiopia, the DRC, and Uganda.</w:t>
-      </w:r>
-      <w:r>
-        <w:t xml:space="preserve"> </w:t>
-      </w:r>
-      <w:r>
-        <w:t xml:space="preserve">Physical energy accounts are the minimum baseline for ASCENT program monitoring. Monetary energy supply and use tables—as developed in Kenya—provide the most policy-actionable insights, linking physical energy flows to sectoral value added, household expenditure, and fiscal revenue. The DRC’s biomass-to-carbon finance linkage and Uganda’s 2025 wood supply depletion projection both require updated physical accounts to verify outcomes.</w:t>
-      </w:r>
-    </w:p>
-    <w:bookmarkEnd w:id="64"/>
-    <w:bookmarkStart w:id="65" w:name="institutionalizing-accounts"/>
-    <w:p>
-      <w:pPr>
-        <w:pStyle w:val="Heading2"/>
-      </w:pPr>
-      <w:r>
-        <w:t xml:space="preserve">6.2 Institutionalizing Accounts</w:t>
+        <w:t xml:space="preserve">Align account development with the converging international statistical and policy frameworks.</w:t>
+      </w:r>
+      <w:r>
+        <w:t xml:space="preserve"> </w:t>
+      </w:r>
+      <w:r>
+        <w:t xml:space="preserve">The period since 2021 has seen a rapid increase in the institutional pressure on countries to develop SEEA-compatible data systems. Specifically:</w:t>
       </w:r>
     </w:p>
     <w:p>
@@ -4822,17 +5038,23 @@
         </w:numPr>
       </w:pPr>
       <w:r>
-        <w:rPr>
-          <w:b/>
-          <w:bCs/>
-        </w:rPr>
-        <w:t xml:space="preserve">Invest in sub-national disaggregation for water and land accounts.</w:t>
-      </w:r>
-      <w:r>
-        <w:t xml:space="preserve"> </w:t>
-      </w:r>
-      <w:r>
-        <w:t xml:space="preserve">Basin-level and district-level accounts already exist in prototype form in several countries. Kenya’s ten water basins, Zambia’s provincial NEDI, Rwanda’s district-level baseflow decline, and South Africa’s 22 SWSA analyses demonstrate that sub-national disaggregation transforms national accounts into investment targeting tools. Systematic spatial disaggregation should be built into account design from the start rather than treated as a future elaboration.</w:t>
+        <w:t xml:space="preserve">The UN Secretary-General’s</w:t>
+      </w:r>
+      <w:r>
+        <w:t xml:space="preserve"> </w:t>
+      </w:r>
+      <w:r>
+        <w:rPr>
+          <w:i/>
+          <w:iCs/>
+        </w:rPr>
+        <w:t xml:space="preserve">Our Common Agenda</w:t>
+      </w:r>
+      <w:r>
+        <w:t xml:space="preserve"> </w:t>
+      </w:r>
+      <w:r>
+        <w:t xml:space="preserve">(2021) urges all Member States to begin implementing SEEA and calls for pathways for national and global accounting systems to include complementary measurements.</w:t>
       </w:r>
     </w:p>
     <w:p>
@@ -4843,325 +5065,91 @@
         </w:numPr>
       </w:pPr>
       <w:r>
+        <w:t xml:space="preserve">The</w:t>
+      </w:r>
+      <w:r>
+        <w:t xml:space="preserve"> </w:t>
+      </w:r>
+      <w:r>
         <w:rPr>
           <w:b/>
           <w:bCs/>
         </w:rPr>
-        <w:t xml:space="preserve">Institutionalize NCA within national statistical agencies.</w:t>
-      </w:r>
-      <w:r>
-        <w:t xml:space="preserve"> </w:t>
-      </w:r>
-      <w:r>
-        <w:t xml:space="preserve">The DRC, Ethiopia, and Zambia explicitly identify institutionalization as a priority. Technical assistance for placing SEEA compilation within the mandate and budget of national statistical offices—following the Mauritius and Uganda water account models—is the single most important intervention for ensuring that existing account investments generate long-term value. The key ingredients are formal inter-agency data-sharing agreements, clear mandates within national statistical plans, and budget lines independent of donor project cycles.</w:t>
-      </w:r>
-    </w:p>
-    <w:bookmarkEnd w:id="65"/>
-    <w:bookmarkStart w:id="66" w:name="cross-country-coordination"/>
-    <w:p>
-      <w:pPr>
-        <w:pStyle w:val="Heading2"/>
-      </w:pPr>
-      <w:r>
-        <w:t xml:space="preserve">6.3 Cross-Country Coordination</w:t>
+        <w:t xml:space="preserve">2025 System of National Accounts</w:t>
+      </w:r>
+      <w:r>
+        <w:t xml:space="preserve">, adopted by the UN Statistical Commission at its 56th session, incorporates natural resource depletion as a cost of production and the split-asset approach for natural resource valuation, which are directly aligned with SEEA Central Framework methodology. Countries implementing the 2025 SNA will therefore require SEEA-compatible physical and monetary asset data as an input.</w:t>
       </w:r>
     </w:p>
     <w:p>
       <w:pPr>
         <w:numPr>
           <w:ilvl w:val="0"/>
-          <w:numId w:val="1003"/>
+          <w:numId w:val="1002"/>
         </w:numPr>
       </w:pPr>
+      <w:r>
+        <w:t xml:space="preserve">The</w:t>
+      </w:r>
+      <w:r>
+        <w:t xml:space="preserve"> </w:t>
+      </w:r>
       <w:r>
         <w:rPr>
           <w:b/>
           <w:bCs/>
         </w:rPr>
-        <w:t xml:space="preserve">Develop cross-country harmonized accounts for shared resources.</w:t>
-      </w:r>
-      <w:r>
-        <w:t xml:space="preserve"> </w:t>
-      </w:r>
-      <w:r>
-        <w:t xml:space="preserve">The Zambezi Basin spans Zambia, Zimbabwe, Mozambique, and others. The Congo Basin spans the DRC, Republic of Congo, Cameroon, and others. Harmonized basin-level water and forest accounts would enable regional governance discussions and shared investment planning that national-level accounts cannot support alone. A practical starting point is common reporting categories for land cover and forest classification alongside national definitions—a technical fix that would immediately improve analytical value.</w:t>
+        <w:t xml:space="preserve">SEEA Central Framework update</w:t>
+      </w:r>
+      <w:r>
+        <w:t xml:space="preserve">, endorsed by the Statistical Commission in 2024 (Decision 55/109(s)), is on track for completion by the 59th session in 2028. The update process includes global consultation rounds in 2026–2027. Countries with compiled accounts that contribute to the consultation have the opportunity to shape how the standard accommodates the data realities of developing-country contexts.</w:t>
       </w:r>
     </w:p>
     <w:p>
       <w:pPr>
         <w:numPr>
           <w:ilvl w:val="0"/>
-          <w:numId w:val="1003"/>
+          <w:numId w:val="1002"/>
         </w:numPr>
       </w:pPr>
+      <w:r>
+        <w:t xml:space="preserve">The</w:t>
+      </w:r>
+      <w:r>
+        <w:t xml:space="preserve"> </w:t>
+      </w:r>
       <w:r>
         <w:rPr>
           <w:b/>
           <w:bCs/>
         </w:rPr>
-        <w:t xml:space="preserve">Initiate marine and coastal ecosystem accounts.</w:t>
-      </w:r>
-      <w:r>
-        <w:t xml:space="preserve"> </w:t>
-      </w:r>
-      <w:r>
-        <w:t xml:space="preserve">Marine and ocean accounts are compiled by no country in the region, despite the economic importance of Indian Ocean fisheries and South Africa’s 200 km² EEZ. South Africa’s estuarine accounts—sawfish extinct, dusky kob spawner biomass below 2 percent of pristine—illustrate what such accounts would reveal along the eastern African coastline. Zambia’s fish production at USD 422.6 million per year points to the scale of what remains formally unaccounted.</w:t>
-      </w:r>
-    </w:p>
-    <w:bookmarkEnd w:id="66"/>
-    <w:bookmarkStart w:id="67" w:name="leveraging-artificial-intelligence"/>
-    <w:p>
-      <w:pPr>
-        <w:pStyle w:val="Heading2"/>
-      </w:pPr>
-      <w:r>
-        <w:t xml:space="preserve">6.4 Leveraging Artificial Intelligence</w:t>
+        <w:t xml:space="preserve">Kunming-Montreal Global Biodiversity Framework (2022)</w:t>
+      </w:r>
+      <w:r>
+        <w:t xml:space="preserve"> </w:t>
+      </w:r>
+      <w:r>
+        <w:t xml:space="preserve">identifies the SEEA as the recommended methodological basis for headline indicators under Goals A and B of its monitoring framework, with 2030 reporting targets. All nine countries reviewed here are CBD signatories. Countries that have compiled ecosystem extent accounts and condition accounts (Kenya, DRC, Ethiopia, South Africa, Rwanda) are already positioned to report against some GBF indicators.</w:t>
       </w:r>
     </w:p>
     <w:p>
       <w:pPr>
         <w:numPr>
           <w:ilvl w:val="0"/>
-          <w:numId w:val="1004"/>
+          <w:numId w:val="1002"/>
         </w:numPr>
       </w:pPr>
+      <w:r>
+        <w:t xml:space="preserve">SDG indicator</w:t>
+      </w:r>
+      <w:r>
+        <w:t xml:space="preserve"> </w:t>
+      </w:r>
       <w:r>
         <w:rPr>
           <w:b/>
           <w:bCs/>
         </w:rPr>
-        <w:t xml:space="preserve">Use AI to accelerate priority account development and reduce costs.</w:t>
-      </w:r>
-      <w:r>
-        <w:t xml:space="preserve"> </w:t>
-      </w:r>
-      <w:r>
-        <w:t xml:space="preserve">Several of the constraints identified in this review—manual land cover classification, data gap imputation, cross-country harmonization of classification schemes, and the production of account reports—are now addressable using AI tools at meaningfully reduced cost:</w:t>
-      </w:r>
-    </w:p>
-    <w:p>
-      <w:pPr>
-        <w:numPr>
-          <w:ilvl w:val="1"/>
-          <w:numId w:val="1005"/>
-        </w:numPr>
-      </w:pPr>
-      <w:r>
-        <w:rPr>
-          <w:i/>
-          <w:iCs/>
-        </w:rPr>
-        <w:t xml:space="preserve">Automated satellite-based land cover classification</w:t>
-      </w:r>
-      <w:r>
-        <w:t xml:space="preserve">: Large-scale deep learning models trained on globally available remote sensing data (Sentinel, Landsat, MODIS) can produce consistent 30-metre annual land cover maps at low marginal cost, directly feeding ecosystem extent accounts and land accounts. This reduces the expert time required for the most labour-intensive step in account compilation.</w:t>
-      </w:r>
-    </w:p>
-    <w:p>
-      <w:pPr>
-        <w:numPr>
-          <w:ilvl w:val="1"/>
-          <w:numId w:val="1005"/>
-        </w:numPr>
-      </w:pPr>
-      <w:r>
-        <w:rPr>
-          <w:i/>
-          <w:iCs/>
-        </w:rPr>
-        <w:t xml:space="preserve">AI-assisted report writing and documentation</w:t>
-      </w:r>
-      <w:r>
-        <w:t xml:space="preserve">: Large language models can draft initial account narratives, policy summaries, and cross-table analyses from structured account data, reducing the documentation burden on national statistical offices and freeing technical staff for quality review and validation rather than text production.</w:t>
-      </w:r>
-    </w:p>
-    <w:p>
-      <w:pPr>
-        <w:numPr>
-          <w:ilvl w:val="1"/>
-          <w:numId w:val="1005"/>
-        </w:numPr>
-      </w:pPr>
-      <w:r>
-        <w:rPr>
-          <w:i/>
-          <w:iCs/>
-        </w:rPr>
-        <w:t xml:space="preserve">Machine learning for gap imputation</w:t>
-      </w:r>
-      <w:r>
-        <w:t xml:space="preserve">: Countries with sparse data can benefit from imputation models that draw on regional patterns—a technique already used in the UN SEEA Global Assessment—but that can be substantially improved with recent advances in model calibration and uncertainty quantification.</w:t>
-      </w:r>
-    </w:p>
-    <w:p>
-      <w:pPr>
-        <w:numPr>
-          <w:ilvl w:val="1"/>
-          <w:numId w:val="1005"/>
-        </w:numPr>
-      </w:pPr>
-      <w:r>
-        <w:rPr>
-          <w:i/>
-          <w:iCs/>
-        </w:rPr>
-        <w:t xml:space="preserve">Cross-country harmonization</w:t>
-      </w:r>
-      <w:r>
-        <w:t xml:space="preserve">: Natural language processing approaches can assist in mapping country-specific classification systems to common SEEA taxonomies, reducing the manual effort currently required to make cross-country comparison possible.</w:t>
-      </w:r>
-    </w:p>
-    <w:bookmarkEnd w:id="67"/>
-    <w:bookmarkStart w:id="68" w:name="Xef1a6777b8aaaf9b014537f14d30432ed38cd09"/>
-    <w:p>
-      <w:pPr>
-        <w:pStyle w:val="Heading2"/>
-      </w:pPr>
-      <w:r>
-        <w:t xml:space="preserve">6.5 Responding to the New International Landscape</w:t>
-      </w:r>
-    </w:p>
-    <w:p>
-      <w:pPr>
-        <w:numPr>
-          <w:ilvl w:val="0"/>
-          <w:numId w:val="1006"/>
-        </w:numPr>
-      </w:pPr>
-      <w:r>
-        <w:rPr>
-          <w:b/>
-          <w:bCs/>
-        </w:rPr>
-        <w:t xml:space="preserve">Align account development with the converging international statistical and policy frameworks.</w:t>
-      </w:r>
-      <w:r>
-        <w:t xml:space="preserve"> </w:t>
-      </w:r>
-      <w:r>
-        <w:t xml:space="preserve">The period since 2021 has seen a rapid increase in the institutional pressure on countries to develop SEEA-compatible data systems. Specifically:</w:t>
-      </w:r>
-    </w:p>
-    <w:p>
-      <w:pPr>
-        <w:numPr>
-          <w:ilvl w:val="1"/>
-          <w:numId w:val="1007"/>
-        </w:numPr>
-      </w:pPr>
-      <w:r>
-        <w:t xml:space="preserve">The UN Secretary-General’s</w:t>
-      </w:r>
-      <w:r>
-        <w:t xml:space="preserve"> </w:t>
-      </w:r>
-      <w:r>
-        <w:rPr>
-          <w:i/>
-          <w:iCs/>
-        </w:rPr>
-        <w:t xml:space="preserve">Our Common Agenda</w:t>
-      </w:r>
-      <w:r>
-        <w:t xml:space="preserve"> </w:t>
-      </w:r>
-      <w:r>
-        <w:t xml:space="preserve">(2021) urges all Member States to begin implementing SEEA EA and calls for pathways for national and global accounting systems to include complementary measurements.</w:t>
-      </w:r>
-    </w:p>
-    <w:p>
-      <w:pPr>
-        <w:numPr>
-          <w:ilvl w:val="1"/>
-          <w:numId w:val="1007"/>
-        </w:numPr>
-      </w:pPr>
-      <w:r>
-        <w:t xml:space="preserve">The</w:t>
-      </w:r>
-      <w:r>
-        <w:t xml:space="preserve"> </w:t>
-      </w:r>
-      <w:r>
-        <w:rPr>
-          <w:b/>
-          <w:bCs/>
-        </w:rPr>
-        <w:t xml:space="preserve">2025 System of National Accounts</w:t>
-      </w:r>
-      <w:r>
-        <w:t xml:space="preserve">, adopted by the UN Statistical Commission at its 56th session, incorporates natural resource depletion as a cost of production and the split-asset approach for natural resource valuation—both directly aligned with SEEA Central Framework methodology. Countries implementing the 2025 SNA will therefore require SEEA-compatible physical and monetary asset data as an input.</w:t>
-      </w:r>
-    </w:p>
-    <w:p>
-      <w:pPr>
-        <w:numPr>
-          <w:ilvl w:val="1"/>
-          <w:numId w:val="1007"/>
-        </w:numPr>
-      </w:pPr>
-      <w:r>
-        <w:t xml:space="preserve">The</w:t>
-      </w:r>
-      <w:r>
-        <w:t xml:space="preserve"> </w:t>
-      </w:r>
-      <w:r>
-        <w:rPr>
-          <w:b/>
-          <w:bCs/>
-        </w:rPr>
-        <w:t xml:space="preserve">SEEA Central Framework update</w:t>
-      </w:r>
-      <w:r>
-        <w:t xml:space="preserve">, endorsed by the Statistical Commission in 2024 (Decision 55/109(s)), is on track for completion by the 59th session in 2028. The update process includes global consultation rounds in 2026–2027. Countries that contribute to the consultation—particularly those with compiled accounts—have the opportunity to shape how the standard accommodates the data realities of developing-country contexts.</w:t>
-      </w:r>
-    </w:p>
-    <w:p>
-      <w:pPr>
-        <w:numPr>
-          <w:ilvl w:val="1"/>
-          <w:numId w:val="1007"/>
-        </w:numPr>
-      </w:pPr>
-      <w:r>
-        <w:t xml:space="preserve">The</w:t>
-      </w:r>
-      <w:r>
-        <w:t xml:space="preserve"> </w:t>
-      </w:r>
-      <w:r>
-        <w:rPr>
-          <w:b/>
-          <w:bCs/>
-        </w:rPr>
-        <w:t xml:space="preserve">Kunming-Montreal Global Biodiversity Framework</w:t>
-      </w:r>
-      <w:r>
-        <w:t xml:space="preserve"> </w:t>
-      </w:r>
-      <w:r>
-        <w:t xml:space="preserve">(2022) identifies the SEEA as the recommended methodological basis for headline indicators under Goals A and B of its monitoring framework, with 2030 reporting targets. All nine countries reviewed here are CBD signatories. Countries that have compiled ecosystem extent accounts (all nine) and condition accounts (Kenya, DRC, Ethiopia, South Africa, Rwanda) are already positioned to report against at least some GBF indicators.</w:t>
-      </w:r>
-    </w:p>
-    <w:p>
-      <w:pPr>
-        <w:numPr>
-          <w:ilvl w:val="1"/>
-          <w:numId w:val="1007"/>
-        </w:numPr>
-      </w:pPr>
-      <w:r>
-        <w:t xml:space="preserve">SDG indicator</w:t>
-      </w:r>
-      <w:r>
-        <w:t xml:space="preserve"> </w:t>
-      </w:r>
-      <w:r>
-        <w:rPr>
-          <w:b/>
-          <w:bCs/>
-        </w:rPr>
         <w:t xml:space="preserve">15.9.1(b)</w:t>
       </w:r>
       <w:r>
@@ -5173,18 +5161,15 @@
     </w:p>
     <w:p>
       <w:pPr>
-        <w:numPr>
-          <w:ilvl w:val="0"/>
-          <w:numId w:val="1000"/>
-        </w:numPr>
-      </w:pPr>
-      <w:r>
-        <w:t xml:space="preserve">Together, these frameworks create a policy environment in which the question for AFE countries is not whether to implement SEEA, but how to prioritize account development to maximize usefulness for national planning while meeting international reporting requirements at the lowest statistical cost. The NCA programme reviewed here has built exactly the institutional foundations from which this expansion can be launched.</w:t>
-      </w:r>
-    </w:p>
-    <w:bookmarkEnd w:id="68"/>
-    <w:bookmarkEnd w:id="69"/>
-    <w:bookmarkStart w:id="137" w:name="X76bb7b6852bedb331065c4666ebe34b0116b55b"/>
+        <w:pStyle w:val="FirstParagraph"/>
+      </w:pPr>
+      <w:r>
+        <w:t xml:space="preserve">Together, these frameworks create a policy environment in which the question for AFE countries is not whether to implement SEEA, but how to prioritize account development to maximize usefulness for national planning while meeting international reporting requirements at the lowest statistical cost.</w:t>
+      </w:r>
+    </w:p>
+    <w:bookmarkEnd w:id="63"/>
+    <w:bookmarkEnd w:id="64"/>
+    <w:bookmarkStart w:id="141" w:name="X76bb7b6852bedb331065c4666ebe34b0116b55b"/>
     <w:p>
       <w:pPr>
         <w:pStyle w:val="Heading1"/>
@@ -5215,7 +5200,7 @@
         <w:t xml:space="preserve">. Where monetary valuation of ecosystem services has not yet been completed, this is noted with the magnitude of the physical flows involved and available economic proxy data. Public websites where accounts or associated data are available are listed for each country.</w:t>
       </w:r>
     </w:p>
-    <w:bookmarkStart w:id="74" w:name="sec-annex-drc"/>
+    <w:bookmarkStart w:id="70" w:name="sec-annex-drc"/>
     <w:p>
       <w:pPr>
         <w:pStyle w:val="Heading2"/>
@@ -5238,7 +5223,150 @@
         <w:t xml:space="preserve">(Turpie, Wilson, Brühl, et al., 2025)</w:t>
       </w:r>
       <w:r>
-        <w:t xml:space="preserve">. The accounts are restricted to forest ecosystems, reflecting the DRC’s status as custodian of the world’s second-largest tropical forest biome. They were produced by Anchor Environmental Consultants under the leadership of Dr Jane Turpie, with World Bank project leadership from Kanta Kumari Rigaud, Tsegaye Ginbo Gatiso, and colleagues, with financial support from CAFI and the Climate Investment Funds. The macroeconomic context is stark: the forestry sector contributes approximately 9 percent of GDP (down from 11 percent in 1990), 94 percent of total energy supply comes from forest biomass, and approximately 90 percent of logging activity is informal, small-scale, or illegal.</w:t>
+        <w:t xml:space="preserve">. The accounts are restricted to forest ecosystems, reflecting the DRC’s status as custodian of the world’s second-largest tropical forest biome. They were produced by Anchor Environmental Consultants under the leadership of Dr Jane Turpie, with World Bank project leadership from Kanta Kumari Rigaud, Tsegaye Ginbo Gatiso, and colleagues, with financial support from CAFI and the Climate Investment Funds. The macroeconomic context is stark: the forestry sector contributes approximately 9 percent of GDP (down from 11 percent in 1990), 94 percent of total energy supply comes from forest biomass, and approximately 90 percent of logging activity is informal, small-scale, or illegal</w:t>
+      </w:r>
+      <w:r>
+        <w:rPr>
+          <w:rStyle w:val="FootnoteReference"/>
+        </w:rPr>
+        <w:footnoteReference w:id="65"/>
+      </w:r>
+      <w:r>
+        <w:t xml:space="preserve">.</w:t>
+      </w:r>
+    </w:p>
+    <w:bookmarkStart w:id="66" w:name="X390aa371f10c3290f270da966dde7e6a15dd654"/>
+    <w:p>
+      <w:pPr>
+        <w:pStyle w:val="Heading3"/>
+      </w:pPr>
+      <w:r>
+        <w:t xml:space="preserve">7.1.1 Ecosystem Extent Accounts (SEEA Ecosystem Accounting)</w:t>
+      </w:r>
+    </w:p>
+    <w:p>
+      <w:pPr>
+        <w:pStyle w:val="FirstParagraph"/>
+      </w:pPr>
+      <w:r>
+        <w:t xml:space="preserve">The accounts use a 15-class typology to document forest and land cover change from 2000 to 2020 across the DRC’s 230 million hectares</w:t>
+      </w:r>
+      <w:r>
+        <w:t xml:space="preserve"> </w:t>
+      </w:r>
+      <w:r>
+        <w:t xml:space="preserve">(Turpie, Wilson, Brühl, et al., 2025)</w:t>
+      </w:r>
+      <w:r>
+        <w:t xml:space="preserve">. Lowland forest, the dominant class, covered 104,336,681 ha (45.2 percent) in 2000 and declined to 97,467,643 ha (42.3 percent) by 2020, a net loss of 6,869,000 ha (6.6 percent). Total forest cover lost across all types was 11,568,000 ha. The deforestation rate accelerated from approximately 0.5 percent per year in 2000–2010 to above 0.8 percent per year in 2010–2020—more than doubling. Forest-farm mosaic expanded 259 percent over 20 years (from 2.8 to 9.97 million ha). Cropland expanded 147 percent. At the provincial level, Kwilu suffered the largest absolute lowland forest loss (720,000 ha), while Kinshasa province lost 67 percent of its forest cover.</w:t>
+      </w:r>
+    </w:p>
+    <w:bookmarkEnd w:id="66"/>
+    <w:bookmarkStart w:id="67" w:name="X5445ab3e3f9820c4b07e75e5f5eb89a15b68430"/>
+    <w:p>
+      <w:pPr>
+        <w:pStyle w:val="Heading3"/>
+      </w:pPr>
+      <w:r>
+        <w:t xml:space="preserve">7.1.2 Ecosystem Condition Accounts (SEEA Ecosystem Accounting)</w:t>
+      </w:r>
+    </w:p>
+    <w:p>
+      <w:pPr>
+        <w:pStyle w:val="FirstParagraph"/>
+      </w:pPr>
+      <w:r>
+        <w:t xml:space="preserve">The condition accounts track biodiversity status using the IBIS model. National biodiversity status declined from 68.8 percent in 2000 to 61.4 percent in 2020—continued erosion despite over 60 percent of territory remaining forested. Bushmeat extraction rates were 60 percent above sustainable yield in 2000 and had risen to 64 percent above by 2020. Bushmeat income represents approximately 32 percent of annual household income in some forest-dependent communities.</w:t>
+      </w:r>
+    </w:p>
+    <w:bookmarkEnd w:id="67"/>
+    <w:bookmarkStart w:id="68" w:name="X7eedb630186cdb71c7df3d4350fb17758ba688d"/>
+    <w:p>
+      <w:pPr>
+        <w:pStyle w:val="Heading3"/>
+      </w:pPr>
+      <w:r>
+        <w:t xml:space="preserve">7.1.3 Physical and Monetary Ecosystem Services Accounts (SEEA Ecosystem Accounting)</w:t>
+      </w:r>
+    </w:p>
+    <w:p>
+      <w:pPr>
+        <w:pStyle w:val="FirstParagraph"/>
+      </w:pPr>
+      <w:r>
+        <w:t xml:space="preserve">Total annual monetary supply of forest ecosystem services reached USD 706,188 million in 2020 (dominated by global climate regulation at the social cost of carbon). Excluding the global carbon externality, domestically captured value was USD 3,345 million per year. DRC forests store approximately 204,000 million tonnes of CO₂ equivalent. Fuelwood harvesting from forest-farm mosaics increased 709 percent between 2000 and 2020. Sediment export increased approximately 71 percent.</w:t>
+      </w:r>
+    </w:p>
+    <w:bookmarkEnd w:id="68"/>
+    <w:bookmarkStart w:id="69" w:name="Xae7c622cee37879a7cc2130a5ddbdc5155202bc"/>
+    <w:p>
+      <w:pPr>
+        <w:pStyle w:val="Heading3"/>
+      </w:pPr>
+      <w:r>
+        <w:t xml:space="preserve">7.1.4 Ecosystem Asset Accounts (SEEA Ecosystem Accounting)</w:t>
+      </w:r>
+    </w:p>
+    <w:p>
+      <w:pPr>
+        <w:pStyle w:val="FirstParagraph"/>
+      </w:pPr>
+      <w:r>
+        <w:t xml:space="preserve">Total forest asset value in international terms increased from USD 5,446 billion (2000) to USD 10,335 billion (2020), largely due to rising carbon valuations. However, per-capita asset value declined 4 percent as population growth outpaced forest income growth. Forest depletion grew 113 percent between 2010 and 2020, masking the nominal asset increase with accelerating unsustainable extraction. Oil production is projected to decline from 2026 onward, making carbon finance and sustainable forest economy mechanisms an increasingly urgent fiscal priority.</w:t>
+      </w:r>
+    </w:p>
+    <w:bookmarkEnd w:id="69"/>
+    <w:bookmarkEnd w:id="70"/>
+    <w:bookmarkStart w:id="75" w:name="sec-annex-eth"/>
+    <w:p>
+      <w:pPr>
+        <w:pStyle w:val="Heading2"/>
+      </w:pPr>
+      <w:r>
+        <w:t xml:space="preserve">7.2 Ethiopia</w:t>
+      </w:r>
+    </w:p>
+    <w:p>
+      <w:pPr>
+        <w:pStyle w:val="FirstParagraph"/>
+      </w:pPr>
+      <w:r>
+        <w:t xml:space="preserve">Ethiopia has compiled four SEEA accounts—physical and monetary asset accounts for land (SEEA-CF) and ecosystem extent and condition accounts (SEEA-EA)—covering 2013 to 2022 and disaggregated to regions and major river basins including the Abay (Blue Nile) and Awash basins</w:t>
+      </w:r>
+      <w:r>
+        <w:t xml:space="preserve"> </w:t>
+      </w:r>
+      <w:r>
+        <w:t xml:space="preserve">(Federal Democratic Republic of Ethiopia, 2026; Rutebuka et al., 2025)</w:t>
+      </w:r>
+      <w:r>
+        <w:t xml:space="preserve">. The accounts were produced through a government-led Technical Working Group with World Bank and UNSD support. Monetary valuation of ecosystem services has not yet been undertaken</w:t>
+      </w:r>
+      <w:r>
+        <w:rPr>
+          <w:rStyle w:val="FootnoteReference"/>
+        </w:rPr>
+        <w:footnoteReference w:id="71"/>
+      </w:r>
+      <w:r>
+        <w:t xml:space="preserve">.</w:t>
+      </w:r>
+    </w:p>
+    <w:bookmarkStart w:id="72" w:name="X081bbdc0a4eadfea53e0d27d84fe103d624dede"/>
+    <w:p>
+      <w:pPr>
+        <w:pStyle w:val="Heading3"/>
+      </w:pPr>
+      <w:r>
+        <w:t xml:space="preserve">7.2.1 Land Asset Accounts (SEEA Central Framework)</w:t>
+      </w:r>
+    </w:p>
+    <w:p>
+      <w:pPr>
+        <w:pStyle w:val="FirstParagraph"/>
+      </w:pPr>
+      <w:r>
+        <w:t xml:space="preserve">Annual cropland grew 20 percent (21.7 to 25.9 million ha) and built-up area grew 50 percent between 2013 and 2022. Total forest area increased 22 percent (22.3 to 27.2 million ha), but the accounts explicitly caution that this may partly reflect reclassification rather than genuine restoration. Open shrublands declined 23 percent. The Abay basin is 43 percent annual cropland—more than double the national share—making it the agricultural heartland and the principal zone for soil erosion risk and watershed investment. Only 52 percent of land cover remained in the same class across the two reference years, indicating a high rate of landscape change.</w:t>
       </w:r>
     </w:p>
     <w:p>
@@ -5246,26 +5374,17 @@
         <w:pStyle w:val="BodyText"/>
       </w:pPr>
       <w:r>
-        <w:rPr>
-          <w:b/>
-          <w:bCs/>
-        </w:rPr>
-        <w:t xml:space="preserve">Public resources:</w:t>
-      </w:r>
-      <w:r>
-        <w:t xml:space="preserve"> </w:t>
-      </w:r>
-      <w:r>
-        <w:t xml:space="preserve">Reports and data are available via the World Bank Open Knowledge Repository and the CAFI Secretariat website (https://www.cafi.org).</w:t>
-      </w:r>
-    </w:p>
-    <w:bookmarkStart w:id="70" w:name="X390aa371f10c3290f270da966dde7e6a15dd654"/>
+        <w:t xml:space="preserve">The monetary context: GDP grew from USD 47.5 billion to USD 156 billion between 2013 and 2022. Agriculture’s GDP share fell from 43 to 35 percent while employing roughly 70 percent of the workforce. Coffee generates USD 1.4 billion in annual export earnings (35 percent of total). Land degradation reduces agricultural GDP by an estimated 2–6.75 percent annually.</w:t>
+      </w:r>
+    </w:p>
+    <w:bookmarkEnd w:id="72"/>
+    <w:bookmarkStart w:id="73" w:name="X6298ff02da54ec4d880525fff9e726a84ede0ad"/>
     <w:p>
       <w:pPr>
         <w:pStyle w:val="Heading3"/>
       </w:pPr>
       <w:r>
-        <w:t xml:space="preserve">7.1.1 Ecosystem Extent Accounts (SEEA Ecosystem Accounting)</w:t>
+        <w:t xml:space="preserve">7.2.2 Ecosystem Extent Accounts (SEEA Ecosystem Accounting)</w:t>
       </w:r>
     </w:p>
     <w:p>
@@ -5273,26 +5392,17 @@
         <w:pStyle w:val="FirstParagraph"/>
       </w:pPr>
       <w:r>
-        <w:t xml:space="preserve">The accounts use a 15-class typology to document forest and land cover change from 2000 to 2020 across the DRC’s 230 million hectares</w:t>
-      </w:r>
-      <w:r>
-        <w:t xml:space="preserve"> </w:t>
-      </w:r>
-      <w:r>
-        <w:t xml:space="preserve">(Turpie, Wilson, Brühl, et al., 2025)</w:t>
-      </w:r>
-      <w:r>
-        <w:t xml:space="preserve">. Lowland forest, the dominant class, covered 104,336,681 ha (45.2 percent) in 2000 and declined to 97,467,643 ha (42.3 percent) by 2020, a net loss of 6,869,000 ha (6.6 percent). Total forest cover lost across all types was 11,568,000 ha. The deforestation rate accelerated from approximately 0.5 percent per year in 2000–2010 to above 0.8 percent per year in 2010–2020—more than doubling. Forest-farm mosaic expanded 259 percent over 20 years (from 2.8 to 9.97 million ha). Cropland expanded 147 percent. At the provincial level, Kwilu suffered the largest absolute lowland forest loss (720,000 ha), while Kinshasa province lost 67 percent of its forest cover.</w:t>
-      </w:r>
-    </w:p>
-    <w:bookmarkEnd w:id="70"/>
-    <w:bookmarkStart w:id="71" w:name="X5445ab3e3f9820c4b07e75e5f5eb89a15b68430"/>
+        <w:t xml:space="preserve">Shrublands (36+ million ha) remain the single largest ecosystem group despite substantial decline. The Awash basin shows 26 percent bare land and near-complete loss of closed grassland (91,000 to 66 ha between 2013 and 2022), documenting severe degradation in this basin.</w:t>
+      </w:r>
+    </w:p>
+    <w:bookmarkEnd w:id="73"/>
+    <w:bookmarkStart w:id="74" w:name="Xaf444b6de6a5826c820a32d733ad12dfda1b2d5"/>
     <w:p>
       <w:pPr>
         <w:pStyle w:val="Heading3"/>
       </w:pPr>
       <w:r>
-        <w:t xml:space="preserve">7.1.2 Ecosystem Condition Accounts (SEEA Ecosystem Accounting)</w:t>
+        <w:t xml:space="preserve">7.2.3 Ecosystem Condition and Services Accounts (SEEA Ecosystem Accounting)</w:t>
       </w:r>
     </w:p>
     <w:p>
@@ -5300,17 +5410,62 @@
         <w:pStyle w:val="FirstParagraph"/>
       </w:pPr>
       <w:r>
-        <w:t xml:space="preserve">The condition accounts track biodiversity status using the IBIS model. National biodiversity status declined from 68.8 percent in 2000 to 61.4 percent in 2020—continued erosion despite over 60 percent of territory remaining forested. Bushmeat extraction rates were 60 percent above sustainable yield in 2000 and had risen to 64 percent above by 2020. Bushmeat income represents approximately 32 percent of annual household income in some forest-dependent communities.</w:t>
-      </w:r>
-    </w:p>
-    <w:bookmarkEnd w:id="71"/>
-    <w:bookmarkStart w:id="72" w:name="X7eedb630186cdb71c7df3d4350fb17758ba688d"/>
+        <w:t xml:space="preserve">Seven priority services in physical units: soil protection, water quality regulation, baseflow, flood mitigation, water yield, carbon sequestration, and carbon stock</w:t>
+      </w:r>
+      <w:r>
+        <w:t xml:space="preserve"> </w:t>
+      </w:r>
+      <w:r>
+        <w:t xml:space="preserve">(Rutebuka et al., 2025)</w:t>
+      </w:r>
+      <w:r>
+        <w:t xml:space="preserve">. Ecosystems avoided 29.7 billion tonnes of soil erosion in 2022. Soil protection service per hectare of cropland fell 18 percent. The Abbay basin accounts for over 40 percent of national soil protection value. Dry-season baseflow fell 1.3 percent; flood mitigation capacity fell 2.7 percent. Addis Ababa records a negative flood mitigation value (−2,691 m³/ha) due to urban impervious surfaces. Open shrubland alone emitted 194.8 million tonnes C per year nationally.</w:t>
+      </w:r>
+    </w:p>
+    <w:bookmarkEnd w:id="74"/>
+    <w:bookmarkEnd w:id="75"/>
+    <w:bookmarkStart w:id="83" w:name="sec-annex-ken"/>
+    <w:p>
+      <w:pPr>
+        <w:pStyle w:val="Heading2"/>
+      </w:pPr>
+      <w:r>
+        <w:t xml:space="preserve">7.3 Kenya</w:t>
+      </w:r>
+    </w:p>
+    <w:p>
+      <w:pPr>
+        <w:pStyle w:val="FirstParagraph"/>
+      </w:pPr>
+      <w:r>
+        <w:t xml:space="preserve">Kenya has compiled the most comprehensive set of SEEA accounts in the AFE region—ten accounts across five sectors spanning water, energy, land, ecosystem accounts, and forest thematic accounts</w:t>
+      </w:r>
+      <w:r>
+        <w:t xml:space="preserve"> </w:t>
+      </w:r>
+      <w:r>
+        <w:t xml:space="preserve">(Kenya National Bureau of Statistics, 2026a, 2026b; Soulard, 2025; Turpie, Wilson, Hickinbotham, et al., 2025; World Bank &amp; Prime Africa Consult, 2025)</w:t>
+      </w:r>
+      <w:r>
+        <w:t xml:space="preserve">. These were produced through KNBS in partnership with Technical Working Committees under the National Plan for Advancing Environmental-Economic Accounting (NP-AEEA) 2025–2028, with World Bank GPS support. Kenya’s accounts are notable for including monetary ecosystem service valuation—covering livestock production, sediment retention, and nature-based tourism—and for integration with the KENMod macro-fiscal model</w:t>
+      </w:r>
+      <w:r>
+        <w:rPr>
+          <w:rStyle w:val="FootnoteReference"/>
+        </w:rPr>
+        <w:footnoteReference w:id="76"/>
+      </w:r>
+      <w:r>
+        <w:t xml:space="preserve">.</w:t>
+      </w:r>
+    </w:p>
+    <w:bookmarkStart w:id="77" w:name="X0266d963b2bd6bcc24eaa70c2f27b3f6b9bf949"/>
     <w:p>
       <w:pPr>
         <w:pStyle w:val="Heading3"/>
       </w:pPr>
       <w:r>
-        <w:t xml:space="preserve">7.1.3 Physical and Monetary Ecosystem Services Accounts (SEEA Ecosystem Accounting)</w:t>
+        <w:t xml:space="preserve">7.3.1 Water Supply and Use Tables and Asset Accounts (SEEA Central Framework)</w:t>
       </w:r>
     </w:p>
     <w:p>
@@ -5318,17 +5473,17 @@
         <w:pStyle w:val="FirstParagraph"/>
       </w:pPr>
       <w:r>
-        <w:t xml:space="preserve">Total annual monetary supply of forest ecosystem services reached USD 706,188 million in 2020 (dominated by global climate regulation at the social cost of carbon). Excluding the global carbon externality, domestically captured value was USD 3,345 million per year. DRC forests store approximately 204,000 million tonnes of CO₂ equivalent. Fuelwood harvesting from forest-farm mosaics increased 709 percent between 2000 and 2020. Sediment export increased approximately 71 percent.</w:t>
-      </w:r>
-    </w:p>
-    <w:bookmarkEnd w:id="72"/>
-    <w:bookmarkStart w:id="73" w:name="Xae7c622cee37879a7cc2130a5ddbdc5155202bc"/>
+        <w:t xml:space="preserve">Per capita water use ranges from 8 m³/person/year (Lake Victoria South) to 91 m³/person/year (Tana basin), a tenfold range within national territory. The Rift Valley shows groundwater abstraction exceeding 100 percent of sustainable yield. Electricity generation is the single largest sectoral water user. Non-revenue water declined modestly.</w:t>
+      </w:r>
+    </w:p>
+    <w:bookmarkEnd w:id="77"/>
+    <w:bookmarkStart w:id="78" w:name="X072e9dd4f845d2ed23b8947a1cd089f85fa4f91"/>
     <w:p>
       <w:pPr>
         <w:pStyle w:val="Heading3"/>
       </w:pPr>
       <w:r>
-        <w:t xml:space="preserve">7.1.4 Ecosystem Asset Accounts (SEEA Ecosystem Accounting)</w:t>
+        <w:t xml:space="preserve">7.3.2 Energy Supply and Use Tables (SEEA Central Framework)</w:t>
       </w:r>
     </w:p>
     <w:p>
@@ -5336,18 +5491,90 @@
         <w:pStyle w:val="FirstParagraph"/>
       </w:pPr>
       <w:r>
-        <w:t xml:space="preserve">Total forest asset value in international terms increased from USD 5,446 billion (2000) to USD 10,335 billion (2020), largely due to rising carbon valuations. However, per-capita asset value declined 4 percent as population growth outpaced forest income growth. Forest depletion grew 113 percent between 2010 and 2020, masking the nominal asset increase with accelerating unsustainable extraction. Oil production is projected to decline from 2026 onward, making carbon finance and sustainable forest economy mechanisms an increasingly urgent fiscal priority.</w:t>
-      </w:r>
-    </w:p>
-    <w:bookmarkEnd w:id="73"/>
-    <w:bookmarkEnd w:id="74"/>
-    <w:bookmarkStart w:id="78" w:name="sec-annex-eth"/>
+        <w:t xml:space="preserve">Kenya’s first monetary energy supply and use table (MSUT, 2024) shows total monetary supply of KES 580.5 billion and household energy expenditure of KES 749.8 billion, concentrated on electricity and petroleum despite biomass dominating the physical balance (&gt;1.2 million TJ in household energy use).</w:t>
+      </w:r>
+    </w:p>
+    <w:bookmarkEnd w:id="78"/>
+    <w:bookmarkStart w:id="79" w:name="X8dbb0da64ce0f295e0cea26f12335157cdb0000"/>
+    <w:p>
+      <w:pPr>
+        <w:pStyle w:val="Heading3"/>
+      </w:pPr>
+      <w:r>
+        <w:t xml:space="preserve">7.3.3 Physical Asset Accounts for Land (SEEA Central Framework)</w:t>
+      </w:r>
+    </w:p>
+    <w:p>
+      <w:pPr>
+        <w:pStyle w:val="FirstParagraph"/>
+      </w:pPr>
+      <w:r>
+        <w:t xml:space="preserve">Forest cover declined from 3,934,279 ha (6.65 percent) in 1990 to 3,591,486 ha (6.07 percent) in 2024, a net loss of 342,793 ha. Annual cropland grew approximately 1.4 million ha (+29.5 percent, 2002–2018). All natural terrestrial ecosystem types declined.</w:t>
+      </w:r>
+    </w:p>
+    <w:bookmarkEnd w:id="79"/>
+    <w:bookmarkStart w:id="80" w:name="X5be0302abf7d30630396298cc38d1ae4e38e507"/>
+    <w:p>
+      <w:pPr>
+        <w:pStyle w:val="Heading3"/>
+      </w:pPr>
+      <w:r>
+        <w:t xml:space="preserve">7.3.4 Ecosystem Extent and Condition Accounts (SEEA Ecosystem Accounting)</w:t>
+      </w:r>
+    </w:p>
+    <w:p>
+      <w:pPr>
+        <w:pStyle w:val="FirstParagraph"/>
+      </w:pPr>
+      <w:r>
+        <w:t xml:space="preserve">All natural ecosystem types declined 2002–2018, with moist wooded grassland recording the steepest percentage loss (28.9 percent). No forest ecosystem achieved a condition score above 60 percent at the national level. Approximately 30 percent of montane forest area within protected areas was in good or pristine condition in 2018.</w:t>
+      </w:r>
+    </w:p>
+    <w:bookmarkEnd w:id="80"/>
+    <w:bookmarkStart w:id="81" w:name="X003dded87019dbca8c9560b81e8f7ef20833a5a"/>
+    <w:p>
+      <w:pPr>
+        <w:pStyle w:val="Heading3"/>
+      </w:pPr>
+      <w:r>
+        <w:t xml:space="preserve">7.3.5 Monetary Ecosystem Services Accounts (SEEA Ecosystem Accounting)</w:t>
+      </w:r>
+    </w:p>
+    <w:p>
+      <w:pPr>
+        <w:pStyle w:val="FirstParagraph"/>
+      </w:pPr>
+      <w:r>
+        <w:t xml:space="preserve">Total monetized ecosystem services (livestock, sediment retention, tourism): KSh 247 billion per year in 2018 (1.8 percent of GDP). Livestock: KSh 184,582 million. Sediment retention: KSh 23,912 million (−19 percent from 2002). Ecosystem-based tourism: KSh 38,119 million (+100 percent from 2002, accounting for 84 percent of all attraction-based tourism value). Wildlife populations at 27.3 percent of 1977–1980 levels, projected below 10 percent by 2050.</w:t>
+      </w:r>
+    </w:p>
+    <w:bookmarkEnd w:id="81"/>
+    <w:bookmarkStart w:id="82" w:name="forest-accounts-thematic"/>
+    <w:p>
+      <w:pPr>
+        <w:pStyle w:val="Heading3"/>
+      </w:pPr>
+      <w:r>
+        <w:t xml:space="preserve">7.3.6 Forest Accounts (Thematic)</w:t>
+      </w:r>
+    </w:p>
+    <w:p>
+      <w:pPr>
+        <w:pStyle w:val="FirstParagraph"/>
+      </w:pPr>
+      <w:r>
+        <w:t xml:space="preserve">Forest cover at 3,591,486 ha in 2024 across six strata (montane, western rainforest, coastal, mangrove, dryland, plantation). PELIS community benefit: KSh 50,000/ha/year. Integration with KENMOD enables forest scenarios to be translated into GDP, fiscal, and employment projections.</w:t>
+      </w:r>
+    </w:p>
+    <w:bookmarkEnd w:id="82"/>
+    <w:bookmarkEnd w:id="83"/>
+    <w:bookmarkStart w:id="86" w:name="sec-annex-mad"/>
     <w:p>
       <w:pPr>
         <w:pStyle w:val="Heading2"/>
       </w:pPr>
       <w:r>
-        <w:t xml:space="preserve">7.2 Ethiopia</w:t>
+        <w:t xml:space="preserve">7.4 Madagascar</w:t>
       </w:r>
     </w:p>
     <w:p>
@@ -5355,43 +5582,34 @@
         <w:pStyle w:val="FirstParagraph"/>
       </w:pPr>
       <w:r>
-        <w:t xml:space="preserve">Ethiopia has compiled four SEEA accounts—physical and monetary asset accounts for land (SEEA-CF) and ecosystem extent and condition accounts (SEEA-EA)—covering 2013 to 2022 and disaggregated to regions and major river basins including the Abay (Blue Nile) and Awash basins</w:t>
-      </w:r>
-      <w:r>
-        <w:t xml:space="preserve"> </w:t>
-      </w:r>
-      <w:r>
-        <w:t xml:space="preserve">(Federal Democratic Republic of Ethiopia, 2026; Rutebuka et al., 2025)</w:t>
-      </w:r>
-      <w:r>
-        <w:t xml:space="preserve">. The accounts were produced through a government-led Technical Working Group with World Bank and UNSD support. Monetary valuation of ecosystem services has not yet been undertaken.</w:t>
-      </w:r>
-    </w:p>
-    <w:p>
-      <w:pPr>
-        <w:pStyle w:val="BodyText"/>
-      </w:pPr>
-      <w:r>
-        <w:rPr>
-          <w:b/>
-          <w:bCs/>
-        </w:rPr>
-        <w:t xml:space="preserve">Public resources:</w:t>
-      </w:r>
-      <w:r>
-        <w:t xml:space="preserve"> </w:t>
-      </w:r>
-      <w:r>
-        <w:t xml:space="preserve">Land accounts available at https://www.csa.gov.et. Ecosystem services accounts available via the World Bank GPS programme documentation.</w:t>
-      </w:r>
-    </w:p>
-    <w:bookmarkStart w:id="75" w:name="X081bbdc0a4eadfea53e0d27d84fe103d624dede"/>
+        <w:t xml:space="preserve">Madagascar has compiled two SEEA Ecosystem Accounting accounts—ecosystem extent and ecosystem condition—based on an integrated landscape assessment covering 1992–2020</w:t>
+      </w:r>
+      <w:r>
+        <w:t xml:space="preserve"> </w:t>
+      </w:r>
+      <w:r>
+        <w:t xml:space="preserve">(Vogl et al., 2022)</w:t>
+      </w:r>
+      <w:r>
+        <w:t xml:space="preserve">. This is an experimental but spatially explicit exercise by the World Bank BELA team, not yet a fully institutionalized SEEA-EA process</w:t>
+      </w:r>
+      <w:r>
+        <w:rPr>
+          <w:rStyle w:val="FootnoteReference"/>
+        </w:rPr>
+        <w:footnoteReference w:id="84"/>
+      </w:r>
+      <w:r>
+        <w:t xml:space="preserve">.</w:t>
+      </w:r>
+    </w:p>
+    <w:bookmarkStart w:id="85" w:name="X4bd7719fc6def64fe2d6dcb9a1f17d1521418c3"/>
     <w:p>
       <w:pPr>
         <w:pStyle w:val="Heading3"/>
       </w:pPr>
       <w:r>
-        <w:t xml:space="preserve">7.2.1 Land Asset Accounts (SEEA Central Framework)</w:t>
+        <w:t xml:space="preserve">7.4.1 Ecosystem Extent and Condition Accounts (SEEA Ecosystem Accounting)</w:t>
       </w:r>
     </w:p>
     <w:p>
@@ -5399,292 +5617,11 @@
         <w:pStyle w:val="FirstParagraph"/>
       </w:pPr>
       <w:r>
-        <w:t xml:space="preserve">Annual cropland grew 20 percent (21.7 to 25.9 million ha) and built-up area grew 50 percent between 2013 and 2022. Total forest area increased 22 percent (22.3 to 27.2 million ha), but the accounts explicitly caution that this may partly reflect reclassification rather than genuine restoration. Open shrublands declined 23 percent. The Abay basin is 43 percent annual cropland—more than double the national share—making it the agricultural heartland and the principal zone for soil erosion risk and watershed investment. Only 52 percent of land cover remained in the same class across the two reference years, indicating a high rate of landscape change.</w:t>
-      </w:r>
-    </w:p>
-    <w:p>
-      <w:pPr>
-        <w:pStyle w:val="BodyText"/>
-      </w:pPr>
-      <w:r>
-        <w:t xml:space="preserve">The monetary context: GDP grew from USD 47.5 billion to USD 156 billion between 2013 and 2022. Agriculture’s GDP share fell from 43 to 35 percent while employing roughly 70 percent of the workforce. Coffee generates USD 1.4 billion in annual export earnings (35 percent of total). Land degradation reduces agricultural GDP by an estimated 2–6.75 percent annually.</w:t>
-      </w:r>
-    </w:p>
-    <w:bookmarkEnd w:id="75"/>
-    <w:bookmarkStart w:id="76" w:name="X6298ff02da54ec4d880525fff9e726a84ede0ad"/>
-    <w:p>
-      <w:pPr>
-        <w:pStyle w:val="Heading3"/>
-      </w:pPr>
-      <w:r>
-        <w:t xml:space="preserve">7.2.2 Ecosystem Extent Accounts (SEEA Ecosystem Accounting)</w:t>
-      </w:r>
-    </w:p>
-    <w:p>
-      <w:pPr>
-        <w:pStyle w:val="FirstParagraph"/>
-      </w:pPr>
-      <w:r>
-        <w:t xml:space="preserve">Shrublands (36+ million ha) remain the single largest ecosystem group despite substantial decline. The Awash basin shows 26 percent bare land and near-complete loss of closed grassland (91,000 to 66 ha between 2013 and 2022), documenting severe degradation in this basin.</w:t>
-      </w:r>
-    </w:p>
-    <w:bookmarkEnd w:id="76"/>
-    <w:bookmarkStart w:id="77" w:name="Xaf444b6de6a5826c820a32d733ad12dfda1b2d5"/>
-    <w:p>
-      <w:pPr>
-        <w:pStyle w:val="Heading3"/>
-      </w:pPr>
-      <w:r>
-        <w:t xml:space="preserve">7.2.3 Ecosystem Condition and Services Accounts (SEEA Ecosystem Accounting)</w:t>
-      </w:r>
-    </w:p>
-    <w:p>
-      <w:pPr>
-        <w:pStyle w:val="FirstParagraph"/>
-      </w:pPr>
-      <w:r>
-        <w:t xml:space="preserve">Seven priority services in physical units: soil protection, water quality regulation, baseflow, flood mitigation, water yield, carbon sequestration, and carbon stock</w:t>
-      </w:r>
-      <w:r>
-        <w:t xml:space="preserve"> </w:t>
-      </w:r>
-      <w:r>
-        <w:t xml:space="preserve">(Rutebuka et al., 2025)</w:t>
-      </w:r>
-      <w:r>
-        <w:t xml:space="preserve">. Ecosystems avoided 29.7 billion tonnes of soil erosion in 2022. Soil protection service per hectare of cropland fell 18 percent. The Abbay basin accounts for over 40 percent of national soil protection value. Dry-season baseflow fell 1.3 percent; flood mitigation capacity fell 2.7 percent. Addis Ababa records a negative flood mitigation value (−2,691 m³/ha) due to urban impervious surfaces. Open shrubland alone emitted 194.8 million tonnes C per year nationally.</w:t>
-      </w:r>
-    </w:p>
-    <w:bookmarkEnd w:id="77"/>
-    <w:bookmarkEnd w:id="78"/>
-    <w:bookmarkStart w:id="85" w:name="sec-annex-ken"/>
-    <w:p>
-      <w:pPr>
-        <w:pStyle w:val="Heading2"/>
-      </w:pPr>
-      <w:r>
-        <w:t xml:space="preserve">7.3 Kenya</w:t>
-      </w:r>
-    </w:p>
-    <w:p>
-      <w:pPr>
-        <w:pStyle w:val="FirstParagraph"/>
-      </w:pPr>
-      <w:r>
-        <w:t xml:space="preserve">Kenya has compiled the most comprehensive set of SEEA accounts in the AFE region—ten accounts across five sectors spanning water, energy, land, ecosystem accounts, and forest thematic accounts</w:t>
-      </w:r>
-      <w:r>
-        <w:t xml:space="preserve"> </w:t>
-      </w:r>
-      <w:r>
-        <w:t xml:space="preserve">(Kenya National Bureau of Statistics, 2026a, 2026b; Soulard, 2025; Turpie, Wilson, Hickinbotham, et al., 2025; World Bank &amp; Prime Africa Consult, 2025)</w:t>
-      </w:r>
-      <w:r>
-        <w:t xml:space="preserve">. These were produced through KNBS in partnership with Technical Working Committees under the National Plan for Advancing Environmental-Economic Accounting (NP-AEEA) 2025–2028, with World Bank GPS support. Kenya’s accounts are notable for including monetary ecosystem service valuation—covering livestock production, sediment retention, and nature-based tourism—and for integration with the KENMod macro-fiscal model.</w:t>
-      </w:r>
-    </w:p>
-    <w:p>
-      <w:pPr>
-        <w:pStyle w:val="BodyText"/>
-      </w:pPr>
-      <w:r>
-        <w:rPr>
-          <w:b/>
-          <w:bCs/>
-        </w:rPr>
-        <w:t xml:space="preserve">Public resources:</w:t>
-      </w:r>
-      <w:r>
-        <w:t xml:space="preserve"> </w:t>
-      </w:r>
-      <w:r>
-        <w:t xml:space="preserve">KNBS publishes accounts at https://www.knbs.or.ke. Energy accounts are incorporated annually in the Kenya Economic Survey. Water accounts and ecosystem accounts available via the GPS programme.</w:t>
-      </w:r>
-    </w:p>
-    <w:bookmarkStart w:id="79" w:name="X0266d963b2bd6bcc24eaa70c2f27b3f6b9bf949"/>
-    <w:p>
-      <w:pPr>
-        <w:pStyle w:val="Heading3"/>
-      </w:pPr>
-      <w:r>
-        <w:t xml:space="preserve">7.3.1 Water Supply and Use Tables and Asset Accounts (SEEA Central Framework)</w:t>
-      </w:r>
-    </w:p>
-    <w:p>
-      <w:pPr>
-        <w:pStyle w:val="FirstParagraph"/>
-      </w:pPr>
-      <w:r>
-        <w:t xml:space="preserve">Per capita water use ranges from 8 m³/person/year (Lake Victoria South) to 91 m³/person/year (Tana basin), a tenfold range within national territory. The Rift Valley shows groundwater abstraction exceeding 100 percent of sustainable yield. Electricity generation is the single largest sectoral water user. Non-revenue water declined modestly.</w:t>
-      </w:r>
-    </w:p>
-    <w:bookmarkEnd w:id="79"/>
-    <w:bookmarkStart w:id="80" w:name="X072e9dd4f845d2ed23b8947a1cd089f85fa4f91"/>
-    <w:p>
-      <w:pPr>
-        <w:pStyle w:val="Heading3"/>
-      </w:pPr>
-      <w:r>
-        <w:t xml:space="preserve">7.3.2 Energy Supply and Use Tables (SEEA Central Framework)</w:t>
-      </w:r>
-    </w:p>
-    <w:p>
-      <w:pPr>
-        <w:pStyle w:val="FirstParagraph"/>
-      </w:pPr>
-      <w:r>
-        <w:t xml:space="preserve">Kenya’s first monetary energy supply and use table (MSUT, 2024) shows total monetary supply of KES 580.5 billion and household energy expenditure of KES 749.8 billion, concentrated on electricity and petroleum despite biomass dominating the physical balance (&gt;1.2 million TJ in household energy use).</w:t>
-      </w:r>
-    </w:p>
-    <w:bookmarkEnd w:id="80"/>
-    <w:bookmarkStart w:id="81" w:name="X8dbb0da64ce0f295e0cea26f12335157cdb0000"/>
-    <w:p>
-      <w:pPr>
-        <w:pStyle w:val="Heading3"/>
-      </w:pPr>
-      <w:r>
-        <w:t xml:space="preserve">7.3.3 Physical Asset Accounts for Land (SEEA Central Framework)</w:t>
-      </w:r>
-    </w:p>
-    <w:p>
-      <w:pPr>
-        <w:pStyle w:val="FirstParagraph"/>
-      </w:pPr>
-      <w:r>
-        <w:t xml:space="preserve">Forest cover declined from 3,934,279 ha (6.65 percent) in 1990 to 3,591,486 ha (6.07 percent) in 2024, a net loss of 342,793 ha. Annual cropland grew approximately 1.4 million ha (+29.5 percent, 2002–2018). All natural terrestrial ecosystem types declined.</w:t>
-      </w:r>
-    </w:p>
-    <w:bookmarkEnd w:id="81"/>
-    <w:bookmarkStart w:id="82" w:name="X5be0302abf7d30630396298cc38d1ae4e38e507"/>
-    <w:p>
-      <w:pPr>
-        <w:pStyle w:val="Heading3"/>
-      </w:pPr>
-      <w:r>
-        <w:t xml:space="preserve">7.3.4 Ecosystem Extent and Condition Accounts (SEEA Ecosystem Accounting)</w:t>
-      </w:r>
-    </w:p>
-    <w:p>
-      <w:pPr>
-        <w:pStyle w:val="FirstParagraph"/>
-      </w:pPr>
-      <w:r>
-        <w:t xml:space="preserve">All natural ecosystem types declined 2002–2018, with moist wooded grassland recording the steepest percentage loss (28.9 percent). No forest ecosystem achieved a condition score above 60 percent at the national level. Approximately 30 percent of montane forest area within protected areas was in good or pristine condition in 2018.</w:t>
-      </w:r>
-    </w:p>
-    <w:bookmarkEnd w:id="82"/>
-    <w:bookmarkStart w:id="83" w:name="X003dded87019dbca8c9560b81e8f7ef20833a5a"/>
-    <w:p>
-      <w:pPr>
-        <w:pStyle w:val="Heading3"/>
-      </w:pPr>
-      <w:r>
-        <w:t xml:space="preserve">7.3.5 Monetary Ecosystem Services Accounts (SEEA Ecosystem Accounting)</w:t>
-      </w:r>
-    </w:p>
-    <w:p>
-      <w:pPr>
-        <w:pStyle w:val="FirstParagraph"/>
-      </w:pPr>
-      <w:r>
-        <w:t xml:space="preserve">Total monetized ecosystem services (livestock, sediment retention, tourism): KSh 247 billion per year in 2018 (1.8 percent of GDP). Livestock: KSh 184,582 million. Sediment retention: KSh 23,912 million (−19 percent from 2002). Ecosystem-based tourism: KSh 38,119 million (+100 percent from 2002, accounting for 84 percent of all attraction-based tourism value). Wildlife populations at 27.3 percent of 1977–1980 levels, projected below 10 percent by 2050.</w:t>
-      </w:r>
-    </w:p>
-    <w:bookmarkEnd w:id="83"/>
-    <w:bookmarkStart w:id="84" w:name="forest-accounts-thematic"/>
-    <w:p>
-      <w:pPr>
-        <w:pStyle w:val="Heading3"/>
-      </w:pPr>
-      <w:r>
-        <w:t xml:space="preserve">7.3.6 Forest Accounts (Thematic)</w:t>
-      </w:r>
-    </w:p>
-    <w:p>
-      <w:pPr>
-        <w:pStyle w:val="FirstParagraph"/>
-      </w:pPr>
-      <w:r>
-        <w:t xml:space="preserve">Forest cover at 3,591,486 ha in 2024 across six strata (montane, western rainforest, coastal, mangrove, dryland, plantation). PELIS community benefit: KSh 50,000/ha/year. Integration with KENMOD enables forest scenarios to be translated into GDP, fiscal, and employment projections.</w:t>
-      </w:r>
-    </w:p>
-    <w:bookmarkEnd w:id="84"/>
+        <w:t xml:space="preserve">35.6 percent of national territory (21.1 million ha) showed degrading trends 1992–2020. Of this, 7.4 million ha are highly degrading, 6.1 million ha moderately degrading, and 7.6 million ha slightly degrading. The three main Antananarivo grid hydropower plants lose approximately 19 percent of installed generation capacity to watershed degradation. Implementing integrated landscape management in highest-priority zones could reduce soil erosion by 81 percent and surface runoff by 73.5 percent within those areas. Total terrestrial carbon stock estimated at 6.25 billion tonnes, with 1.96 billion tonnes (31 percent) concentrated in the highest-priority NBS zones representing only 7.5 percent of national territory.</w:t>
+      </w:r>
+    </w:p>
     <w:bookmarkEnd w:id="85"/>
-    <w:bookmarkStart w:id="87" w:name="sec-annex-mad"/>
-    <w:p>
-      <w:pPr>
-        <w:pStyle w:val="Heading2"/>
-      </w:pPr>
-      <w:r>
-        <w:t xml:space="preserve">7.4 Madagascar</w:t>
-      </w:r>
-    </w:p>
-    <w:p>
-      <w:pPr>
-        <w:pStyle w:val="FirstParagraph"/>
-      </w:pPr>
-      <w:r>
-        <w:t xml:space="preserve">Madagascar has compiled two SEEA Ecosystem Accounting accounts—ecosystem extent and ecosystem condition—based on an integrated landscape assessment covering 1992–2020</w:t>
-      </w:r>
-      <w:r>
-        <w:t xml:space="preserve"> </w:t>
-      </w:r>
-      <w:r>
-        <w:t xml:space="preserve">(Vogl et al., 2022)</w:t>
-      </w:r>
-      <w:r>
-        <w:t xml:space="preserve">. This is an experimental but spatially explicit exercise by the World Bank BELA team, not yet a fully institutionalized SEEA-EA process.</w:t>
-      </w:r>
-    </w:p>
-    <w:p>
-      <w:pPr>
-        <w:pStyle w:val="BodyText"/>
-      </w:pPr>
-      <w:r>
-        <w:rPr>
-          <w:b/>
-          <w:bCs/>
-        </w:rPr>
-        <w:t xml:space="preserve">Public resources:</w:t>
-      </w:r>
-      <w:r>
-        <w:t xml:space="preserve"> </w:t>
-      </w:r>
-      <w:r>
-        <w:t xml:space="preserve">Assessment data available at https://www.instat.mg. Detailed Excel databases in the repository at</w:t>
-      </w:r>
-      <w:r>
-        <w:t xml:space="preserve"> </w:t>
-      </w:r>
-      <w:r>
-        <w:rPr>
-          <w:rStyle w:val="VerbatimChar"/>
-        </w:rPr>
-        <w:t xml:space="preserve">data/assessment/mad/</w:t>
-      </w:r>
-      <w:r>
-        <w:t xml:space="preserve">.</w:t>
-      </w:r>
-    </w:p>
-    <w:bookmarkStart w:id="86" w:name="X4bd7719fc6def64fe2d6dcb9a1f17d1521418c3"/>
-    <w:p>
-      <w:pPr>
-        <w:pStyle w:val="Heading3"/>
-      </w:pPr>
-      <w:r>
-        <w:t xml:space="preserve">7.4.1 Ecosystem Extent and Condition Accounts (SEEA Ecosystem Accounting)</w:t>
-      </w:r>
-    </w:p>
-    <w:p>
-      <w:pPr>
-        <w:pStyle w:val="FirstParagraph"/>
-      </w:pPr>
-      <w:r>
-        <w:t xml:space="preserve">35.6 percent of national territory (21.1 million ha) showed degrading trends 1992–2020. Of this, 7.4 million ha are highly degrading, 6.1 million ha moderately degrading, and 7.6 million ha slightly degrading. The three main Antananarivo grid hydropower plants lose approximately 19 percent of installed generation capacity to watershed degradation. Implementing integrated landscape management in highest-priority zones could reduce soil erosion by 81 percent and surface runoff by 73.5 percent within those areas. Total terrestrial carbon stock estimated at 6.25 billion tonnes, with 1.96 billion tonnes (31 percent) concentrated in the highest-priority NBS zones representing only 7.5 percent of national territory.</w:t>
-      </w:r>
-    </w:p>
     <w:bookmarkEnd w:id="86"/>
-    <w:bookmarkEnd w:id="87"/>
     <w:bookmarkStart w:id="90" w:name="sec-annex-mus"/>
     <w:p>
       <w:pPr>
@@ -5724,25 +5661,16 @@
         <w:t xml:space="preserve">(Statistics Mauritius, 2024)</w:t>
       </w:r>
       <w:r>
-        <w:t xml:space="preserve">. The series covers 2021–2022 with a ten-year trend series for selected indicators. This is the most institutionalized and regularly produced water accounting system in the AFE region.</w:t>
-      </w:r>
-    </w:p>
-    <w:p>
-      <w:pPr>
-        <w:pStyle w:val="BodyText"/>
-      </w:pPr>
-      <w:r>
-        <w:rPr>
-          <w:b/>
-          <w:bCs/>
-        </w:rPr>
-        <w:t xml:space="preserve">Public resources:</w:t>
-      </w:r>
-      <w:r>
-        <w:t xml:space="preserve"> </w:t>
-      </w:r>
-      <w:r>
-        <w:t xml:space="preserve">Statistics Mauritius publishes accounts at https://statsmauritius.govmu.org.</w:t>
+        <w:t xml:space="preserve">. The series covers 2021–2022 with a ten-year trend series for selected indicators. This is the most institutionalized and regularly produced water accounting system in the AFE region</w:t>
+      </w:r>
+      <w:r>
+        <w:rPr>
+          <w:rStyle w:val="FootnoteReference"/>
+        </w:rPr>
+        <w:footnoteReference w:id="87"/>
+      </w:r>
+      <w:r>
+        <w:t xml:space="preserve">.</w:t>
       </w:r>
     </w:p>
     <w:bookmarkStart w:id="88" w:name="X064f4c8ce12b9eb0ca6bbfd741adb1c7657767f"/>
@@ -5782,7 +5710,7 @@
     </w:p>
     <w:bookmarkEnd w:id="89"/>
     <w:bookmarkEnd w:id="90"/>
-    <w:bookmarkStart w:id="94" w:name="sec-annex-rwa"/>
+    <w:bookmarkStart w:id="95" w:name="sec-annex-rwa"/>
     <w:p>
       <w:pPr>
         <w:pStyle w:val="Heading2"/>
@@ -5805,28 +5733,19 @@
         <w:t xml:space="preserve">(Government of Rwanda, 2018, 2019b, 2019a)</w:t>
       </w:r>
       <w:r>
-        <w:t xml:space="preserve">. Rwanda’s accounts are notable for including monetary water supply and use tables—one of very few in Africa.</w:t>
-      </w:r>
-    </w:p>
-    <w:p>
-      <w:pPr>
-        <w:pStyle w:val="BodyText"/>
-      </w:pPr>
-      <w:r>
-        <w:rPr>
-          <w:b/>
-          <w:bCs/>
-        </w:rPr>
-        <w:t xml:space="preserve">Public resources:</w:t>
-      </w:r>
-      <w:r>
-        <w:t xml:space="preserve"> </w:t>
-      </w:r>
-      <w:r>
-        <w:t xml:space="preserve">NISR publishes accounts at https://www.statistics.gov.rw.</w:t>
-      </w:r>
-    </w:p>
-    <w:bookmarkStart w:id="91" w:name="Xf0a52a84dd0c279817148ae15f950b7ab87f8c7"/>
+        <w:t xml:space="preserve">. Rwanda’s accounts are notable for including monetary water supply and use tables—one of very few in Africa</w:t>
+      </w:r>
+      <w:r>
+        <w:rPr>
+          <w:rStyle w:val="FootnoteReference"/>
+        </w:rPr>
+        <w:footnoteReference w:id="91"/>
+      </w:r>
+      <w:r>
+        <w:t xml:space="preserve">.</w:t>
+      </w:r>
+    </w:p>
+    <w:bookmarkStart w:id="92" w:name="Xf0a52a84dd0c279817148ae15f950b7ab87f8c7"/>
     <w:p>
       <w:pPr>
         <w:pStyle w:val="Heading3"/>
@@ -5843,8 +5762,8 @@
         <w:t xml:space="preserve">Agriculture accounts for over 96 percent of water abstraction but generates only 118 Rwf/m³ in water productivity, against 6,236 Rwf/m³ for mining and 9,300–11,600 Rwf/m³ for services. GDP grew 25 percent between 2012 and 2015 while total water use grew only 10 percent—relative decoupling invisible in standard national accounts. National water demand is projected to grow tenfold by 2040 driven by irrigation expansion, which would cross the 25 percent water stress threshold. WASAC NRW: 41 percent = USD 8.7 million foregone revenue annually. Reservoir sedimentation grew 123 percent between 1990 and 2015.</w:t>
       </w:r>
     </w:p>
-    <w:bookmarkEnd w:id="91"/>
-    <w:bookmarkStart w:id="92" w:name="physical-asset-accounts-for-land-seea-cf"/>
+    <w:bookmarkEnd w:id="92"/>
+    <w:bookmarkStart w:id="93" w:name="physical-asset-accounts-for-land-seea-cf"/>
     <w:p>
       <w:pPr>
         <w:pStyle w:val="Heading3"/>
@@ -5861,8 +5780,8 @@
         <w:t xml:space="preserve">Cropland expanded from 24.2 to 51.7 percent of national territory between 1990 and 2015 (+113.6 percent). Sparse forest lost 673,137 ha. Average parcel size: 0.184 ha, with 70 percent of parcels below 0.2 ha—a structural constraint on agricultural productivity. Land transaction prices national average 35 million Rwf/ha; Kigali 130 million Rwf/ha.</w:t>
       </w:r>
     </w:p>
-    <w:bookmarkEnd w:id="92"/>
-    <w:bookmarkStart w:id="93" w:name="Xb7303c525ee1274e0d4b80db39358361130d422"/>
+    <w:bookmarkEnd w:id="93"/>
+    <w:bookmarkStart w:id="94" w:name="Xb7303c525ee1274e0d4b80db39358361130d422"/>
     <w:p>
       <w:pPr>
         <w:pStyle w:val="Heading3"/>
@@ -5879,9 +5798,9 @@
         <w:t xml:space="preserve">Soil erosion +54 percent (1990–2015). Sediment export +123 percent. Quickflow +35 percent; baseflow −11.4 percent nationally, −29–32 percent in peri-urban Kigali districts. These trends, driven by cropland expansion, directly threaten hydropower reliability and municipal water supply.</w:t>
       </w:r>
     </w:p>
-    <w:bookmarkEnd w:id="93"/>
     <w:bookmarkEnd w:id="94"/>
-    <w:bookmarkStart w:id="97" w:name="sec-annex-uga"/>
+    <w:bookmarkEnd w:id="95"/>
+    <w:bookmarkStart w:id="99" w:name="sec-annex-uga"/>
     <w:p>
       <w:pPr>
         <w:pStyle w:val="Heading2"/>
@@ -5895,7 +5814,7 @@
         <w:pStyle w:val="FirstParagraph"/>
       </w:pPr>
       <w:r>
-        <w:t xml:space="preserve">Uganda has compiled six SEEA accounts across two published programmes—physical water supply and use tables (2015–2024 series) and forest-based accounts (monetary timber asset, ecosystem extent, physical and monetary ecosystem services, ecosystem asset accounts)</w:t>
+        <w:t xml:space="preserve">Uganda has compiled six SEEA accounts across two published programs—physical water supply and use tables (2015–2024 series) and forest-based accounts (monetary timber asset, ecosystem extent, physical and monetary ecosystem services, ecosystem asset accounts)</w:t>
       </w:r>
       <w:r>
         <w:t xml:space="preserve"> </w:t>
@@ -5904,28 +5823,19 @@
         <w:t xml:space="preserve">(Uganda Bureau of Statistics, 2020, 2025)</w:t>
       </w:r>
       <w:r>
-        <w:t xml:space="preserve">. Uganda’s water accounts are in their tenth iteration.</w:t>
-      </w:r>
-    </w:p>
-    <w:p>
-      <w:pPr>
-        <w:pStyle w:val="BodyText"/>
-      </w:pPr>
-      <w:r>
-        <w:rPr>
-          <w:b/>
-          <w:bCs/>
-        </w:rPr>
-        <w:t xml:space="preserve">Public resources:</w:t>
-      </w:r>
-      <w:r>
-        <w:t xml:space="preserve"> </w:t>
-      </w:r>
-      <w:r>
-        <w:t xml:space="preserve">Uganda Bureau of Statistics publishes accounts at https://www.ubos.org. Water accounts updated annually. Forest accounts available via WAVES programme documentation.</w:t>
-      </w:r>
-    </w:p>
-    <w:bookmarkStart w:id="95" w:name="X822d7b1234310ce029b9591d664c3145da3de92"/>
+        <w:t xml:space="preserve">. Uganda’s water accounts are in their tenth iteration</w:t>
+      </w:r>
+      <w:r>
+        <w:rPr>
+          <w:rStyle w:val="FootnoteReference"/>
+        </w:rPr>
+        <w:footnoteReference w:id="96"/>
+      </w:r>
+      <w:r>
+        <w:t xml:space="preserve">.</w:t>
+      </w:r>
+    </w:p>
+    <w:bookmarkStart w:id="97" w:name="X822d7b1234310ce029b9591d664c3145da3de92"/>
     <w:p>
       <w:pPr>
         <w:pStyle w:val="Heading3"/>
@@ -5939,11 +5849,11 @@
         <w:pStyle w:val="FirstParagraph"/>
       </w:pPr>
       <w:r>
-        <w:t xml:space="preserve">National water productivity: UGX 5,557/m³ consumed in 2024 (+84 percent above 2015 baseline). Agriculture: 55.4 percent of abstraction, 96.4 percent of consumptive use, UGX 1,458/m³ (lowest productivity). Oil and mining abstraction +113.9 percent year-on-year in 2024, reflecting oil development programme. Distribution losses: 34.8 percent. Household daily consumption: 27 L/household—well below 50 L basic-needs benchmark.</w:t>
-      </w:r>
-    </w:p>
-    <w:bookmarkEnd w:id="95"/>
-    <w:bookmarkStart w:id="96" w:name="X29de7f446b55781823283ba92c3d64aad25d046"/>
+        <w:t xml:space="preserve">National water productivity: UGX 5,557/m³ consumed in 2024 (+84 percent above 2015 baseline). Agriculture: 55.4 percent of abstraction, 96.4 percent of consumptive use, UGX 1,458/m³ (lowest productivity). Oil and mining abstraction +113.9 percent year-on-year in 2024, reflecting oil development program. Distribution losses: 34.8 percent. Household daily consumption: 27 L/household—well below 50 L basic-needs benchmark.</w:t>
+      </w:r>
+    </w:p>
+    <w:bookmarkEnd w:id="97"/>
+    <w:bookmarkStart w:id="98" w:name="X29de7f446b55781823283ba92c3d64aad25d046"/>
     <w:p>
       <w:pPr>
         <w:pStyle w:val="Heading3"/>
@@ -5976,9 +5886,9 @@
         <w:t xml:space="preserve">bark UGX 265,195 million; shea butter UGX 14,553 million.</w:t>
       </w:r>
     </w:p>
-    <w:bookmarkEnd w:id="96"/>
-    <w:bookmarkEnd w:id="97"/>
-    <w:bookmarkStart w:id="102" w:name="sec-annex-zaf"/>
+    <w:bookmarkEnd w:id="98"/>
+    <w:bookmarkEnd w:id="99"/>
+    <w:bookmarkStart w:id="105" w:name="sec-annex-zaf"/>
     <w:p>
       <w:pPr>
         <w:pStyle w:val="Heading2"/>
@@ -5992,7 +5902,7 @@
         <w:pStyle w:val="FirstParagraph"/>
       </w:pPr>
       <w:r>
-        <w:t xml:space="preserve">South Africa operates the most comprehensive natural capital accounting programme in the AFE region. Statistics South Africa has published seven volumes in its Natural Capital Series, with accounts covering water (including water emission accounts), energy, land, ecosystem extent, ecosystem services, protected areas, and biodiversity-based tourism</w:t>
+        <w:t xml:space="preserve">South Africa operates the most comprehensive natural capital accounting program in the AFE region. Statistics South Africa has published seven volumes in its Natural Capital Series, with accounts covering water (including water emission accounts), energy, land, ecosystem extent, ecosystem services, protected areas, and biodiversity-based tourism</w:t>
       </w:r>
       <w:r>
         <w:t xml:space="preserve"> </w:t>
@@ -6007,28 +5917,16 @@
         <w:t xml:space="preserve">, 2020; Statistics South Africa, 2020, 2021, 2023, 2024, 2025)</w:t>
       </w:r>
       <w:r>
+        <w:rPr>
+          <w:rStyle w:val="FootnoteReference"/>
+        </w:rPr>
+        <w:footnoteReference w:id="100"/>
+      </w:r>
+      <w:r>
         <w:t xml:space="preserve">.</w:t>
       </w:r>
     </w:p>
-    <w:p>
-      <w:pPr>
-        <w:pStyle w:val="BodyText"/>
-      </w:pPr>
-      <w:r>
-        <w:rPr>
-          <w:b/>
-          <w:bCs/>
-        </w:rPr>
-        <w:t xml:space="preserve">Public resources:</w:t>
-      </w:r>
-      <w:r>
-        <w:t xml:space="preserve"> </w:t>
-      </w:r>
-      <w:r>
-        <w:t xml:space="preserve">Statistics South Africa publishes all Natural Capital Series volumes at https://www.statssa.gov.za.</w:t>
-      </w:r>
-    </w:p>
-    <w:bookmarkStart w:id="98" w:name="X5e96fa576f4ec963475a7cee9c19c21cfbbdba8"/>
+    <w:bookmarkStart w:id="101" w:name="X5e96fa576f4ec963475a7cee9c19c21cfbbdba8"/>
     <w:p>
       <w:pPr>
         <w:pStyle w:val="Heading3"/>
@@ -6045,8 +5943,8 @@
         <w:t xml:space="preserve">The 22 Strategic Water Source Areas (SWSAs) cover 8.2 percent of national land but supply approximately two-thirds of national economic activity and 90+ percent of urban water users. Three SWSAs have fallen below the 60 percent natural land cover threshold for functional water production: Upper Usutu (40.9 percent natural), Table Mountain (50.4 percent), Mpumalanga Drakensberg (51.3 percent). These catchments regulate water for Gauteng. Commercially irrigated pivots expanded 221 percent nationally (1990–2014), with Free State growing 489.7 percent.</w:t>
       </w:r>
     </w:p>
-    <w:bookmarkEnd w:id="98"/>
-    <w:bookmarkStart w:id="99" w:name="Xb48975ff9bee3588d04c86335a4c1c6bb1a6b7b"/>
+    <w:bookmarkEnd w:id="101"/>
+    <w:bookmarkStart w:id="102" w:name="Xb48975ff9bee3588d04c86335a4c1c6bb1a6b7b"/>
     <w:p>
       <w:pPr>
         <w:pStyle w:val="Heading3"/>
@@ -6063,8 +5961,8 @@
         <w:t xml:space="preserve">Coal: 72.2 percent of domestic energy inputs. Oil import dependency: 93.1 percent. Natural gas: 99.9 percent imported. Total coal exports: 2,046.9 PJ (90.4 percent of energy exports). Household biofuels: 46.5 percent of residential energy (12.0 GJ/capita, 2022).</w:t>
       </w:r>
     </w:p>
-    <w:bookmarkEnd w:id="99"/>
-    <w:bookmarkStart w:id="100" w:name="Xdd8c2de368b25a1ded124bfd8265f90c8b3316b"/>
+    <w:bookmarkEnd w:id="102"/>
+    <w:bookmarkStart w:id="103" w:name="Xdd8c2de368b25a1ded124bfd8265f90c8b3316b"/>
     <w:p>
       <w:pPr>
         <w:pStyle w:val="Heading3"/>
@@ -6081,8 +5979,8 @@
         <w:t xml:space="preserve">Commercially irrigated pivots +221.4 percent (1990–2014). Mine footprint +15.9 percent in area. Informal settlements +95.7 percent. 18 percent of 458 nationally defined ecosystem types at or below the 60 percent natural cover threshold associated with ecosystem dysfunction. Grassland historically reduced by 11.1 million ha before the account period begins.</w:t>
       </w:r>
     </w:p>
-    <w:bookmarkEnd w:id="100"/>
-    <w:bookmarkStart w:id="101" w:name="X4389d65ac4b60d33cc39a341a8500bca1625c5f"/>
+    <w:bookmarkEnd w:id="103"/>
+    <w:bookmarkStart w:id="104" w:name="X4389d65ac4b60d33cc39a341a8500bca1625c5f"/>
     <w:p>
       <w:pPr>
         <w:pStyle w:val="Heading3"/>
@@ -6099,9 +5997,9 @@
         <w:t xml:space="preserve">Biodiversity-based tourism (2013–2019): R60,663 million internal spending in 2019, BTDGDP R27,726 million (0.4–0.5 percent of GDP), 91,836 biodiversity-specific jobs. Protected area expanded from 7.3 to 9.2 percent of mainland (2000–2020). Estuarine condition index: 63.7/100 nationally; only 4 percent of estuaries in good fish condition; sawfish extinct in South Africa.</w:t>
       </w:r>
     </w:p>
-    <w:bookmarkEnd w:id="101"/>
-    <w:bookmarkEnd w:id="102"/>
-    <w:bookmarkStart w:id="136" w:name="sec-annex-zmb"/>
+    <w:bookmarkEnd w:id="104"/>
+    <w:bookmarkEnd w:id="105"/>
+    <w:bookmarkStart w:id="140" w:name="sec-annex-zmb"/>
     <w:p>
       <w:pPr>
         <w:pStyle w:val="Heading2"/>
@@ -6124,28 +6022,19 @@
         <w:t xml:space="preserve">(Chisanga et al., 2026; Chisanga, 2026)</w:t>
       </w:r>
       <w:r>
-        <w:t xml:space="preserve">. The accounting period is 2018–2023, a window defined by major floods and culminating in the catastrophic 2023/24 El Niño drought.</w:t>
-      </w:r>
-    </w:p>
-    <w:p>
-      <w:pPr>
-        <w:pStyle w:val="BodyText"/>
-      </w:pPr>
-      <w:r>
-        <w:rPr>
-          <w:b/>
-          <w:bCs/>
-        </w:rPr>
-        <w:t xml:space="preserve">Public resources:</w:t>
-      </w:r>
-      <w:r>
-        <w:t xml:space="preserve"> </w:t>
-      </w:r>
-      <w:r>
-        <w:t xml:space="preserve">Accounts available via the Zambia Ministry of Finance and National Planning (https://www.mofnp.gov.zm) and the World Bank GPS programme repository.</w:t>
-      </w:r>
-    </w:p>
-    <w:bookmarkStart w:id="103" w:name="Xc097e6bcce429a89bc1330e173bda51075fdde8"/>
+        <w:t xml:space="preserve">. The accounting period is 2018–2023, a window defined by major floods and culminating in the catastrophic 2023/24 El Niño drought</w:t>
+      </w:r>
+      <w:r>
+        <w:rPr>
+          <w:rStyle w:val="FootnoteReference"/>
+        </w:rPr>
+        <w:footnoteReference w:id="106"/>
+      </w:r>
+      <w:r>
+        <w:t xml:space="preserve">.</w:t>
+      </w:r>
+    </w:p>
+    <w:bookmarkStart w:id="107" w:name="Xc097e6bcce429a89bc1330e173bda51075fdde8"/>
     <w:p>
       <w:pPr>
         <w:pStyle w:val="Heading3"/>
@@ -6162,8 +6051,8 @@
         <w:t xml:space="preserve">Tree cover fell from 55.4 to 52.8 percent of national territory (loss of 1,881,924 ha, 2018–2023). Cropland +36.9 percent (+960,450 ha). The dominant conversion was trees to rangeland (4,921,342 ha, 44.7 percent of all conversions), reflecting miombo woodland degradation. Eastern Province NEDI: 5.25 percent (nearly four times national average of 1.44 percent). North-Western Province NEDI: 0.12 percent. Ecosystem accounts use MODIS satellite data with classification boundaries differing from national land cover data; percentage changes are more reliable than absolute area totals.</w:t>
       </w:r>
     </w:p>
-    <w:bookmarkEnd w:id="103"/>
-    <w:bookmarkStart w:id="104" w:name="X91635b0beeda506739c2fb2f0557667695f4427"/>
+    <w:bookmarkEnd w:id="107"/>
+    <w:bookmarkStart w:id="108" w:name="X91635b0beeda506739c2fb2f0557667695f4427"/>
     <w:p>
       <w:pPr>
         <w:pStyle w:val="Heading3"/>
@@ -6180,8 +6069,8 @@
         <w:t xml:space="preserve">Charcoal and fuelwood: 78 percent of total national energy. Non-wood forest products: 109,968 tonnes wild fruits, 83,177 tonnes leaves, 74,454 tonnes mushrooms, 44,842 tonnes tubers, 2,097 tonnes honey, 1,477 tonnes nuts per year. Approximately 60 percent of Zambians rely on medicinal plants.</w:t>
       </w:r>
     </w:p>
-    <w:bookmarkEnd w:id="104"/>
-    <w:bookmarkStart w:id="105" w:name="Xfda2b39fe8d3c04e8700f26d462793e51bbf9da"/>
+    <w:bookmarkEnd w:id="108"/>
+    <w:bookmarkStart w:id="109" w:name="Xfda2b39fe8d3c04e8700f26d462793e51bbf9da"/>
     <w:p>
       <w:pPr>
         <w:pStyle w:val="Heading3"/>
@@ -6198,8 +6087,8 @@
         <w:t xml:space="preserve">Structural exposure to water availability: Lake Kariba below 15 percent capacity in 2016 and 2024, causing nationwide load-shedding. 2023/24 drought: catastrophic maize crop failure and forced electricity imports. Bangweulu wetlands: USD 11.7 million/year in ecosystem services. Monitoring networks sparse; groundwater abstraction largely unmetered; fully SEEA-Water-compliant account not yet institutionalized.</w:t>
       </w:r>
     </w:p>
-    <w:bookmarkEnd w:id="105"/>
-    <w:bookmarkStart w:id="106" w:name="ecosystem-extent-accounts-seea-ea"/>
+    <w:bookmarkEnd w:id="109"/>
+    <w:bookmarkStart w:id="110" w:name="ecosystem-extent-accounts-seea-ea"/>
     <w:p>
       <w:pPr>
         <w:pStyle w:val="Heading3"/>
@@ -6216,8 +6105,8 @@
         <w:t xml:space="preserve">Deciduous vegetation (miombo woodlands) declined 8.18 percent (2018–2023). Total national carbon storage declined from 18,732,820 to 18,110,965 million Mg C—net loss of 621,854 million Mg C. NPV of carbon stock loss: USD 46 million (2018–2023).</w:t>
       </w:r>
     </w:p>
-    <w:bookmarkEnd w:id="106"/>
-    <w:bookmarkStart w:id="135" w:name="protected-areas-accounts-thematic"/>
+    <w:bookmarkEnd w:id="110"/>
+    <w:bookmarkStart w:id="139" w:name="protected-areas-accounts-thematic"/>
     <w:p>
       <w:pPr>
         <w:pStyle w:val="Heading3"/>
@@ -6234,8 +6123,8 @@
         <w:t xml:space="preserve">Bush meat supply from Game Management Areas +41 percent (2018–2023). Revenue +158.5 percent (partly reflecting currency depreciation). Fish production +42.4 percent (125,300 to 178,452 MT); aquaculture +112.2 percent; total fish sector value: ZMW 8 billion (USD 422.6 million) in 2023.</w:t>
       </w:r>
     </w:p>
-    <w:bookmarkStart w:id="134" w:name="refs"/>
-    <w:bookmarkStart w:id="107" w:name="ref-zambia_ecosystem_account_2026"/>
+    <w:bookmarkStart w:id="138" w:name="refs"/>
+    <w:bookmarkStart w:id="111" w:name="ref-zambia_ecosystem_account_2026"/>
     <w:p>
       <w:pPr>
         <w:pStyle w:val="Bibliography"/>
@@ -6257,8 +6146,8 @@
         <w:t xml:space="preserve">. Ministry of Finance; National Planning, Government of the Republic of Zambia / World Bank.</w:t>
       </w:r>
     </w:p>
-    <w:bookmarkEnd w:id="107"/>
-    <w:bookmarkStart w:id="108" w:name="ref-zambia_nca_compendium_2026"/>
+    <w:bookmarkEnd w:id="111"/>
+    <w:bookmarkStart w:id="112" w:name="ref-zambia_nca_compendium_2026"/>
     <w:p>
       <w:pPr>
         <w:pStyle w:val="Bibliography"/>
@@ -6280,8 +6169,8 @@
         <w:t xml:space="preserve">. Ministry of Finance; National Planning, Government of the Republic of Zambia / World Bank.</w:t>
       </w:r>
     </w:p>
-    <w:bookmarkEnd w:id="108"/>
-    <w:bookmarkStart w:id="109" w:name="ref-european_commission_system_2013"/>
+    <w:bookmarkEnd w:id="112"/>
+    <w:bookmarkStart w:id="113" w:name="ref-european_commission_system_2013"/>
     <w:p>
       <w:pPr>
         <w:pStyle w:val="Bibliography"/>
@@ -6359,8 +6248,8 @@
         <w:t xml:space="preserve">. United Nations.</w:t>
       </w:r>
     </w:p>
-    <w:bookmarkEnd w:id="109"/>
-    <w:bookmarkStart w:id="110" w:name="ref-government_of_ethiopia_land_2026"/>
+    <w:bookmarkEnd w:id="113"/>
+    <w:bookmarkStart w:id="114" w:name="ref-government_of_ethiopia_land_2026"/>
     <w:p>
       <w:pPr>
         <w:pStyle w:val="Bibliography"/>
@@ -6445,8 +6334,8 @@
         <w:t xml:space="preserve">. Ministry of Planning; Development, Federal Democratic Republic of Ethiopia.</w:t>
       </w:r>
     </w:p>
-    <w:bookmarkEnd w:id="110"/>
-    <w:bookmarkStart w:id="111" w:name="ref-nisr_rwanda_land_2018"/>
+    <w:bookmarkEnd w:id="114"/>
+    <w:bookmarkStart w:id="115" w:name="ref-nisr_rwanda_land_2018"/>
     <w:p>
       <w:pPr>
         <w:pStyle w:val="Bibliography"/>
@@ -6468,8 +6357,8 @@
         <w:t xml:space="preserve">. National Institute of Statistics of Rwanda / Ministry of Environment / MINILAF.</w:t>
       </w:r>
     </w:p>
-    <w:bookmarkEnd w:id="111"/>
-    <w:bookmarkStart w:id="112" w:name="ref-nisr_rwanda_ecosystem_2019"/>
+    <w:bookmarkEnd w:id="115"/>
+    <w:bookmarkStart w:id="116" w:name="ref-nisr_rwanda_ecosystem_2019"/>
     <w:p>
       <w:pPr>
         <w:pStyle w:val="Bibliography"/>
@@ -6491,8 +6380,8 @@
         <w:t xml:space="preserve">. National Institute of Statistics of Rwanda / Ministry of Environment / MINECOFIN.</w:t>
       </w:r>
     </w:p>
-    <w:bookmarkEnd w:id="112"/>
-    <w:bookmarkStart w:id="113" w:name="ref-nisr_rwanda_water_2019"/>
+    <w:bookmarkEnd w:id="116"/>
+    <w:bookmarkStart w:id="117" w:name="ref-nisr_rwanda_water_2019"/>
     <w:p>
       <w:pPr>
         <w:pStyle w:val="Bibliography"/>
@@ -6514,8 +6403,8 @@
         <w:t xml:space="preserve">. National Institute of Statistics of Rwanda / Ministry of Environment.</w:t>
       </w:r>
     </w:p>
-    <w:bookmarkEnd w:id="113"/>
-    <w:bookmarkStart w:id="114" w:name="ref-knbs_energy_2026"/>
+    <w:bookmarkEnd w:id="117"/>
+    <w:bookmarkStart w:id="118" w:name="ref-knbs_energy_2026"/>
     <w:p>
       <w:pPr>
         <w:pStyle w:val="Bibliography"/>
@@ -6537,8 +6426,8 @@
         <w:t xml:space="preserve">. Kenya National Bureau of Statistics.</w:t>
       </w:r>
     </w:p>
-    <w:bookmarkEnd w:id="114"/>
-    <w:bookmarkStart w:id="115" w:name="ref-knbs_forest_2026"/>
+    <w:bookmarkEnd w:id="118"/>
+    <w:bookmarkStart w:id="119" w:name="ref-knbs_forest_2026"/>
     <w:p>
       <w:pPr>
         <w:pStyle w:val="Bibliography"/>
@@ -6560,8 +6449,8 @@
         <w:t xml:space="preserve">. Kenya National Bureau of Statistics.</w:t>
       </w:r>
     </w:p>
-    <w:bookmarkEnd w:id="115"/>
-    <w:bookmarkStart w:id="117" w:name="ref-national_treasury_kenya_2026"/>
+    <w:bookmarkEnd w:id="119"/>
+    <w:bookmarkStart w:id="121" w:name="ref-national_treasury_kenya_2026"/>
     <w:p>
       <w:pPr>
         <w:pStyle w:val="Bibliography"/>
@@ -6585,7 +6474,7 @@
       <w:r>
         <w:t xml:space="preserve"> </w:t>
       </w:r>
-      <w:hyperlink r:id="rId116">
+      <w:hyperlink r:id="rId120">
         <w:r>
           <w:rPr>
             <w:rStyle w:val="Hyperlink"/>
@@ -6594,8 +6483,8 @@
         </w:r>
       </w:hyperlink>
     </w:p>
-    <w:bookmarkEnd w:id="117"/>
-    <w:bookmarkStart w:id="118" w:name="ref-csir_estuaries_2020"/>
+    <w:bookmarkEnd w:id="121"/>
+    <w:bookmarkStart w:id="122" w:name="ref-csir_estuaries_2020"/>
     <w:p>
       <w:pPr>
         <w:pStyle w:val="Bibliography"/>
@@ -6623,8 +6512,8 @@
         <w:t xml:space="preserve">(CSIR/SPLA/SECO/IR/2020/0026/A). CSIR Smart Places.</w:t>
       </w:r>
     </w:p>
-    <w:bookmarkEnd w:id="118"/>
-    <w:bookmarkStart w:id="119" w:name="ref-rutebuka_ethiopia_2025"/>
+    <w:bookmarkEnd w:id="122"/>
+    <w:bookmarkStart w:id="123" w:name="ref-rutebuka_ethiopia_2025"/>
     <w:p>
       <w:pPr>
         <w:pStyle w:val="Bibliography"/>
@@ -6667,8 +6556,8 @@
         <w:t xml:space="preserve">. NatCap Insights.</w:t>
       </w:r>
     </w:p>
-    <w:bookmarkEnd w:id="119"/>
-    <w:bookmarkStart w:id="120" w:name="ref-soulard_kenya_land_2025"/>
+    <w:bookmarkEnd w:id="123"/>
+    <w:bookmarkStart w:id="124" w:name="ref-soulard_kenya_land_2025"/>
     <w:p>
       <w:pPr>
         <w:pStyle w:val="Bibliography"/>
@@ -6732,8 +6621,8 @@
         <w:t xml:space="preserve">. World Bank Global Program on Sustainability.</w:t>
       </w:r>
     </w:p>
-    <w:bookmarkEnd w:id="120"/>
-    <w:bookmarkStart w:id="121" w:name="ref-statsmauritius_water_2024"/>
+    <w:bookmarkEnd w:id="124"/>
+    <w:bookmarkStart w:id="125" w:name="ref-statsmauritius_water_2024"/>
     <w:p>
       <w:pPr>
         <w:pStyle w:val="Bibliography"/>
@@ -6755,8 +6644,8 @@
         <w:t xml:space="preserve">. Statistics Mauritius, Ministry of Finance.</w:t>
       </w:r>
     </w:p>
-    <w:bookmarkEnd w:id="121"/>
-    <w:bookmarkStart w:id="122" w:name="ref-statssa_land_2020"/>
+    <w:bookmarkEnd w:id="125"/>
+    <w:bookmarkStart w:id="126" w:name="ref-statssa_land_2020"/>
     <w:p>
       <w:pPr>
         <w:pStyle w:val="Bibliography"/>
@@ -6781,8 +6670,8 @@
         <w:t xml:space="preserve">(D0401.1). Statistics South Africa.</w:t>
       </w:r>
     </w:p>
-    <w:bookmarkEnd w:id="122"/>
-    <w:bookmarkStart w:id="123" w:name="ref-statssa_protected_areas_2021"/>
+    <w:bookmarkEnd w:id="126"/>
+    <w:bookmarkStart w:id="127" w:name="ref-statssa_protected_areas_2021"/>
     <w:p>
       <w:pPr>
         <w:pStyle w:val="Bibliography"/>
@@ -6807,8 +6696,8 @@
         <w:t xml:space="preserve">(D0401.2). Statistics South Africa.</w:t>
       </w:r>
     </w:p>
-    <w:bookmarkEnd w:id="123"/>
-    <w:bookmarkStart w:id="124" w:name="ref-statssa_water_swsa_2023"/>
+    <w:bookmarkEnd w:id="127"/>
+    <w:bookmarkStart w:id="128" w:name="ref-statssa_water_swsa_2023"/>
     <w:p>
       <w:pPr>
         <w:pStyle w:val="Bibliography"/>
@@ -6833,8 +6722,8 @@
         <w:t xml:space="preserve">(D0401.3). Statistics South Africa.</w:t>
       </w:r>
     </w:p>
-    <w:bookmarkEnd w:id="124"/>
-    <w:bookmarkStart w:id="125" w:name="ref-statssa_biodiversity_tourism_2024"/>
+    <w:bookmarkEnd w:id="128"/>
+    <w:bookmarkStart w:id="129" w:name="ref-statssa_biodiversity_tourism_2024"/>
     <w:p>
       <w:pPr>
         <w:pStyle w:val="Bibliography"/>
@@ -6859,8 +6748,8 @@
         <w:t xml:space="preserve">(D0401.5). Statistics South Africa.</w:t>
       </w:r>
     </w:p>
-    <w:bookmarkEnd w:id="125"/>
-    <w:bookmarkStart w:id="126" w:name="ref-statssa_energy_2025"/>
+    <w:bookmarkEnd w:id="129"/>
+    <w:bookmarkStart w:id="130" w:name="ref-statssa_energy_2025"/>
     <w:p>
       <w:pPr>
         <w:pStyle w:val="Bibliography"/>
@@ -6885,8 +6774,8 @@
         <w:t xml:space="preserve">(D0401.7). Statistics South Africa.</w:t>
       </w:r>
     </w:p>
-    <w:bookmarkEnd w:id="126"/>
-    <w:bookmarkStart w:id="127" w:name="ref-worldbank_drc_forest_2025"/>
+    <w:bookmarkEnd w:id="130"/>
+    <w:bookmarkStart w:id="131" w:name="ref-worldbank_drc_forest_2025"/>
     <w:p>
       <w:pPr>
         <w:pStyle w:val="Bibliography"/>
@@ -6908,8 +6797,8 @@
         <w:t xml:space="preserve">. World Bank Group.</w:t>
       </w:r>
     </w:p>
-    <w:bookmarkEnd w:id="127"/>
-    <w:bookmarkStart w:id="128" w:name="ref-turpie_kenya_ecosystem_2025"/>
+    <w:bookmarkEnd w:id="131"/>
+    <w:bookmarkStart w:id="132" w:name="ref-turpie_kenya_ecosystem_2025"/>
     <w:p>
       <w:pPr>
         <w:pStyle w:val="Bibliography"/>
@@ -6952,8 +6841,8 @@
         <w:t xml:space="preserve">. Kenya National Bureau of Statistics / Anchor Environmental Consultants.</w:t>
       </w:r>
     </w:p>
-    <w:bookmarkEnd w:id="128"/>
-    <w:bookmarkStart w:id="129" w:name="ref-ubos_uganda_forest_2020"/>
+    <w:bookmarkEnd w:id="132"/>
+    <w:bookmarkStart w:id="133" w:name="ref-ubos_uganda_forest_2020"/>
     <w:p>
       <w:pPr>
         <w:pStyle w:val="Bibliography"/>
@@ -6975,8 +6864,8 @@
         <w:t xml:space="preserve">. Uganda Bureau of Statistics / Ministry of Finance, Planning; Economic Development / Ministry of Water; Environment / National Planning Authority.</w:t>
       </w:r>
     </w:p>
-    <w:bookmarkEnd w:id="129"/>
-    <w:bookmarkStart w:id="130" w:name="ref-ubos_uganda_water_2025"/>
+    <w:bookmarkEnd w:id="133"/>
+    <w:bookmarkStart w:id="134" w:name="ref-ubos_uganda_water_2025"/>
     <w:p>
       <w:pPr>
         <w:pStyle w:val="Bibliography"/>
@@ -6998,8 +6887,8 @@
         <w:t xml:space="preserve">. Uganda Bureau of Statistics.</w:t>
       </w:r>
     </w:p>
-    <w:bookmarkEnd w:id="130"/>
-    <w:bookmarkStart w:id="131" w:name="ref-vogl_madagascar_2022"/>
+    <w:bookmarkEnd w:id="134"/>
+    <w:bookmarkStart w:id="135" w:name="ref-vogl_madagascar_2022"/>
     <w:p>
       <w:pPr>
         <w:pStyle w:val="Bibliography"/>
@@ -7021,8 +6910,8 @@
         <w:t xml:space="preserve">. World Bank.</w:t>
       </w:r>
     </w:p>
-    <w:bookmarkEnd w:id="131"/>
-    <w:bookmarkStart w:id="132" w:name="ref-worldbank_bela_ethiopia_2026"/>
+    <w:bookmarkEnd w:id="135"/>
+    <w:bookmarkStart w:id="136" w:name="ref-worldbank_bela_ethiopia_2026"/>
     <w:p>
       <w:pPr>
         <w:pStyle w:val="Bibliography"/>
@@ -7089,8 +6978,8 @@
         <w:t xml:space="preserve">(BELA Case Study Series). World Bank.</w:t>
       </w:r>
     </w:p>
-    <w:bookmarkEnd w:id="132"/>
-    <w:bookmarkStart w:id="133" w:name="ref-worldbank_kenya_water_energy_2025"/>
+    <w:bookmarkEnd w:id="136"/>
+    <w:bookmarkStart w:id="137" w:name="ref-worldbank_kenya_water_energy_2025"/>
     <w:p>
       <w:pPr>
         <w:pStyle w:val="Bibliography"/>
@@ -7112,11 +7001,11 @@
         <w:t xml:space="preserve">. World Bank Global Program on Sustainability.</w:t>
       </w:r>
     </w:p>
-    <w:bookmarkEnd w:id="133"/>
-    <w:bookmarkEnd w:id="134"/>
-    <w:bookmarkEnd w:id="135"/>
-    <w:bookmarkEnd w:id="136"/>
     <w:bookmarkEnd w:id="137"/>
+    <w:bookmarkEnd w:id="138"/>
+    <w:bookmarkEnd w:id="139"/>
+    <w:bookmarkEnd w:id="140"/>
+    <w:bookmarkEnd w:id="141"/>
     <w:sectPr>
       <w:footerReference r:id="rId10" w:type="default"/>
       <w:footnotePr>
@@ -7184,6 +7073,177 @@
       </w:r>
     </w:p>
   </w:footnote>
+  <w:footnote w:id="65">
+    <w:p>
+      <w:pPr>
+        <w:pStyle w:val="FootnoteText"/>
+      </w:pPr>
+      <w:r>
+        <w:rPr>
+          <w:rStyle w:val="FootnoteReference"/>
+        </w:rPr>
+        <w:footnoteRef/>
+      </w:r>
+      <w:r>
+        <w:t xml:space="preserve"> </w:t>
+      </w:r>
+      <w:r>
+        <w:t xml:space="preserve">Reports and data are available via the World Bank Open Knowledge Repository and the CAFI Secretariat website (https://www.cafi.org).</w:t>
+      </w:r>
+    </w:p>
+  </w:footnote>
+  <w:footnote w:id="71">
+    <w:p>
+      <w:pPr>
+        <w:pStyle w:val="FootnoteText"/>
+      </w:pPr>
+      <w:r>
+        <w:rPr>
+          <w:rStyle w:val="FootnoteReference"/>
+        </w:rPr>
+        <w:footnoteRef/>
+      </w:r>
+      <w:r>
+        <w:t xml:space="preserve"> </w:t>
+      </w:r>
+      <w:r>
+        <w:t xml:space="preserve">Land accounts available at https://www.csa.gov.et. Ecosystem services accounts available via the World Bank GPS program documentation.</w:t>
+      </w:r>
+    </w:p>
+  </w:footnote>
+  <w:footnote w:id="76">
+    <w:p>
+      <w:pPr>
+        <w:pStyle w:val="FootnoteText"/>
+      </w:pPr>
+      <w:r>
+        <w:rPr>
+          <w:rStyle w:val="FootnoteReference"/>
+        </w:rPr>
+        <w:footnoteRef/>
+      </w:r>
+      <w:r>
+        <w:t xml:space="preserve"> </w:t>
+      </w:r>
+      <w:r>
+        <w:t xml:space="preserve">KNBS publishes accounts at https://www.knbs.or.ke. Energy accounts are incorporated annually in the Kenya Economic Survey. Water accounts and ecosystem accounts available via the GPS program.</w:t>
+      </w:r>
+    </w:p>
+  </w:footnote>
+  <w:footnote w:id="84">
+    <w:p>
+      <w:pPr>
+        <w:pStyle w:val="FootnoteText"/>
+      </w:pPr>
+      <w:r>
+        <w:rPr>
+          <w:rStyle w:val="FootnoteReference"/>
+        </w:rPr>
+        <w:footnoteRef/>
+      </w:r>
+      <w:r>
+        <w:t xml:space="preserve"> </w:t>
+      </w:r>
+      <w:r>
+        <w:t xml:space="preserve">Assessment data available at https://www.instat.mg.</w:t>
+      </w:r>
+    </w:p>
+  </w:footnote>
+  <w:footnote w:id="87">
+    <w:p>
+      <w:pPr>
+        <w:pStyle w:val="FootnoteText"/>
+      </w:pPr>
+      <w:r>
+        <w:rPr>
+          <w:rStyle w:val="FootnoteReference"/>
+        </w:rPr>
+        <w:footnoteRef/>
+      </w:r>
+      <w:r>
+        <w:t xml:space="preserve"> </w:t>
+      </w:r>
+      <w:r>
+        <w:t xml:space="preserve">Statistics Mauritius publishes accounts at https://statsmauritius.govmu.org.</w:t>
+      </w:r>
+    </w:p>
+  </w:footnote>
+  <w:footnote w:id="91">
+    <w:p>
+      <w:pPr>
+        <w:pStyle w:val="FootnoteText"/>
+      </w:pPr>
+      <w:r>
+        <w:rPr>
+          <w:rStyle w:val="FootnoteReference"/>
+        </w:rPr>
+        <w:footnoteRef/>
+      </w:r>
+      <w:r>
+        <w:t xml:space="preserve"> </w:t>
+      </w:r>
+      <w:r>
+        <w:t xml:space="preserve">NISR publishes accounts at https://www.statistics.gov.rw.</w:t>
+      </w:r>
+    </w:p>
+  </w:footnote>
+  <w:footnote w:id="96">
+    <w:p>
+      <w:pPr>
+        <w:pStyle w:val="FootnoteText"/>
+      </w:pPr>
+      <w:r>
+        <w:rPr>
+          <w:rStyle w:val="FootnoteReference"/>
+        </w:rPr>
+        <w:footnoteRef/>
+      </w:r>
+      <w:r>
+        <w:t xml:space="preserve"> </w:t>
+      </w:r>
+      <w:r>
+        <w:t xml:space="preserve">Uganda Bureau of Statistics publishes accounts at https://www.ubos.org. Water accounts updated annually. Forest accounts available via WAVES program documentation.</w:t>
+      </w:r>
+    </w:p>
+  </w:footnote>
+  <w:footnote w:id="100">
+    <w:p>
+      <w:pPr>
+        <w:pStyle w:val="FootnoteText"/>
+      </w:pPr>
+      <w:r>
+        <w:rPr>
+          <w:rStyle w:val="FootnoteReference"/>
+        </w:rPr>
+        <w:footnoteRef/>
+      </w:r>
+      <w:r>
+        <w:t xml:space="preserve"> </w:t>
+      </w:r>
+      <w:r>
+        <w:t xml:space="preserve">Statistics South Africa publishes all Natural Capital Series volumes at https://www.statssa.gov.za.</w:t>
+      </w:r>
+    </w:p>
+  </w:footnote>
+  <w:footnote w:id="106">
+    <w:p>
+      <w:pPr>
+        <w:pStyle w:val="FootnoteText"/>
+      </w:pPr>
+      <w:r>
+        <w:rPr>
+          <w:rStyle w:val="FootnoteReference"/>
+        </w:rPr>
+        <w:footnoteRef/>
+      </w:r>
+      <w:r>
+        <w:t xml:space="preserve"> </w:t>
+      </w:r>
+      <w:r>
+        <w:t xml:space="preserve">Accounts available via the Zambia Ministry of Finance and National Planning (https://www.mofnp.gov.zm) and the World Bank GPS program repository.</w:t>
+      </w:r>
+    </w:p>
+  </w:footnote>
 </w:footnotes>
 </file>
 
@@ -7342,346 +7402,6 @@
       </w:pPr>
     </w:lvl>
   </w:abstractNum>
-  <w:abstractNum w:abstractNumId="99411">
-    <w:nsid w:val="00A99411"/>
-    <w:multiLevelType w:val="multilevel"/>
-    <w:lvl w:ilvl="0">
-      <w:start w:val="1"/>
-      <w:numFmt w:val="decimal"/>
-      <w:lvlText w:val="%1."/>
-      <w:lvlJc w:val="left"/>
-      <w:pPr>
-        <w:ind w:left="720" w:hanging="360"/>
-      </w:pPr>
-    </w:lvl>
-    <w:lvl w:ilvl="1">
-      <w:start w:val="1"/>
-      <w:numFmt w:val="decimal"/>
-      <w:lvlText w:val="%2."/>
-      <w:lvlJc w:val="left"/>
-      <w:pPr>
-        <w:ind w:left="1440" w:hanging="360"/>
-      </w:pPr>
-    </w:lvl>
-    <w:lvl w:ilvl="2">
-      <w:start w:val="1"/>
-      <w:numFmt w:val="decimal"/>
-      <w:lvlText w:val="%3."/>
-      <w:lvlJc w:val="left"/>
-      <w:pPr>
-        <w:ind w:left="2160" w:hanging="360"/>
-      </w:pPr>
-    </w:lvl>
-    <w:lvl w:ilvl="3">
-      <w:start w:val="1"/>
-      <w:numFmt w:val="decimal"/>
-      <w:lvlText w:val="%4."/>
-      <w:lvlJc w:val="left"/>
-      <w:pPr>
-        <w:ind w:left="2880" w:hanging="360"/>
-      </w:pPr>
-    </w:lvl>
-    <w:lvl w:ilvl="4">
-      <w:start w:val="1"/>
-      <w:numFmt w:val="decimal"/>
-      <w:lvlText w:val="%5."/>
-      <w:lvlJc w:val="left"/>
-      <w:pPr>
-        <w:ind w:left="3600" w:hanging="360"/>
-      </w:pPr>
-    </w:lvl>
-    <w:lvl w:ilvl="5">
-      <w:start w:val="1"/>
-      <w:numFmt w:val="decimal"/>
-      <w:lvlText w:val="%6."/>
-      <w:lvlJc w:val="left"/>
-      <w:pPr>
-        <w:ind w:left="4320" w:hanging="360"/>
-      </w:pPr>
-    </w:lvl>
-    <w:lvl w:ilvl="6">
-      <w:start w:val="1"/>
-      <w:numFmt w:val="decimal"/>
-      <w:lvlText w:val="%7."/>
-      <w:lvlJc w:val="left"/>
-      <w:pPr>
-        <w:ind w:left="5040" w:hanging="360"/>
-      </w:pPr>
-    </w:lvl>
-    <w:lvl w:ilvl="7">
-      <w:start w:val="1"/>
-      <w:numFmt w:val="decimal"/>
-      <w:lvlText w:val="%8."/>
-      <w:lvlJc w:val="left"/>
-      <w:pPr>
-        <w:ind w:left="5760" w:hanging="360"/>
-      </w:pPr>
-    </w:lvl>
-    <w:lvl w:ilvl="8">
-      <w:start w:val="1"/>
-      <w:numFmt w:val="decimal"/>
-      <w:lvlText w:val="%9."/>
-      <w:lvlJc w:val="left"/>
-      <w:pPr>
-        <w:ind w:left="6480" w:hanging="360"/>
-      </w:pPr>
-    </w:lvl>
-  </w:abstractNum>
-  <w:abstractNum w:abstractNumId="99413">
-    <w:nsid w:val="00A99413"/>
-    <w:multiLevelType w:val="multilevel"/>
-    <w:lvl w:ilvl="0">
-      <w:start w:val="3"/>
-      <w:numFmt w:val="decimal"/>
-      <w:lvlText w:val="%1."/>
-      <w:lvlJc w:val="left"/>
-      <w:pPr>
-        <w:ind w:left="720" w:hanging="360"/>
-      </w:pPr>
-    </w:lvl>
-    <w:lvl w:ilvl="1">
-      <w:start w:val="3"/>
-      <w:numFmt w:val="decimal"/>
-      <w:lvlText w:val="%2."/>
-      <w:lvlJc w:val="left"/>
-      <w:pPr>
-        <w:ind w:left="1440" w:hanging="360"/>
-      </w:pPr>
-    </w:lvl>
-    <w:lvl w:ilvl="2">
-      <w:start w:val="3"/>
-      <w:numFmt w:val="decimal"/>
-      <w:lvlText w:val="%3."/>
-      <w:lvlJc w:val="left"/>
-      <w:pPr>
-        <w:ind w:left="2160" w:hanging="360"/>
-      </w:pPr>
-    </w:lvl>
-    <w:lvl w:ilvl="3">
-      <w:start w:val="3"/>
-      <w:numFmt w:val="decimal"/>
-      <w:lvlText w:val="%4."/>
-      <w:lvlJc w:val="left"/>
-      <w:pPr>
-        <w:ind w:left="2880" w:hanging="360"/>
-      </w:pPr>
-    </w:lvl>
-    <w:lvl w:ilvl="4">
-      <w:start w:val="3"/>
-      <w:numFmt w:val="decimal"/>
-      <w:lvlText w:val="%5."/>
-      <w:lvlJc w:val="left"/>
-      <w:pPr>
-        <w:ind w:left="3600" w:hanging="360"/>
-      </w:pPr>
-    </w:lvl>
-    <w:lvl w:ilvl="5">
-      <w:start w:val="3"/>
-      <w:numFmt w:val="decimal"/>
-      <w:lvlText w:val="%6."/>
-      <w:lvlJc w:val="left"/>
-      <w:pPr>
-        <w:ind w:left="4320" w:hanging="360"/>
-      </w:pPr>
-    </w:lvl>
-    <w:lvl w:ilvl="6">
-      <w:start w:val="3"/>
-      <w:numFmt w:val="decimal"/>
-      <w:lvlText w:val="%7."/>
-      <w:lvlJc w:val="left"/>
-      <w:pPr>
-        <w:ind w:left="5040" w:hanging="360"/>
-      </w:pPr>
-    </w:lvl>
-    <w:lvl w:ilvl="7">
-      <w:start w:val="3"/>
-      <w:numFmt w:val="decimal"/>
-      <w:lvlText w:val="%8."/>
-      <w:lvlJc w:val="left"/>
-      <w:pPr>
-        <w:ind w:left="5760" w:hanging="360"/>
-      </w:pPr>
-    </w:lvl>
-    <w:lvl w:ilvl="8">
-      <w:start w:val="3"/>
-      <w:numFmt w:val="decimal"/>
-      <w:lvlText w:val="%9."/>
-      <w:lvlJc w:val="left"/>
-      <w:pPr>
-        <w:ind w:left="6480" w:hanging="360"/>
-      </w:pPr>
-    </w:lvl>
-  </w:abstractNum>
-  <w:abstractNum w:abstractNumId="99415">
-    <w:nsid w:val="00A99415"/>
-    <w:multiLevelType w:val="multilevel"/>
-    <w:lvl w:ilvl="0">
-      <w:start w:val="5"/>
-      <w:numFmt w:val="decimal"/>
-      <w:lvlText w:val="%1."/>
-      <w:lvlJc w:val="left"/>
-      <w:pPr>
-        <w:ind w:left="720" w:hanging="360"/>
-      </w:pPr>
-    </w:lvl>
-    <w:lvl w:ilvl="1">
-      <w:start w:val="5"/>
-      <w:numFmt w:val="decimal"/>
-      <w:lvlText w:val="%2."/>
-      <w:lvlJc w:val="left"/>
-      <w:pPr>
-        <w:ind w:left="1440" w:hanging="360"/>
-      </w:pPr>
-    </w:lvl>
-    <w:lvl w:ilvl="2">
-      <w:start w:val="5"/>
-      <w:numFmt w:val="decimal"/>
-      <w:lvlText w:val="%3."/>
-      <w:lvlJc w:val="left"/>
-      <w:pPr>
-        <w:ind w:left="2160" w:hanging="360"/>
-      </w:pPr>
-    </w:lvl>
-    <w:lvl w:ilvl="3">
-      <w:start w:val="5"/>
-      <w:numFmt w:val="decimal"/>
-      <w:lvlText w:val="%4."/>
-      <w:lvlJc w:val="left"/>
-      <w:pPr>
-        <w:ind w:left="2880" w:hanging="360"/>
-      </w:pPr>
-    </w:lvl>
-    <w:lvl w:ilvl="4">
-      <w:start w:val="5"/>
-      <w:numFmt w:val="decimal"/>
-      <w:lvlText w:val="%5."/>
-      <w:lvlJc w:val="left"/>
-      <w:pPr>
-        <w:ind w:left="3600" w:hanging="360"/>
-      </w:pPr>
-    </w:lvl>
-    <w:lvl w:ilvl="5">
-      <w:start w:val="5"/>
-      <w:numFmt w:val="decimal"/>
-      <w:lvlText w:val="%6."/>
-      <w:lvlJc w:val="left"/>
-      <w:pPr>
-        <w:ind w:left="4320" w:hanging="360"/>
-      </w:pPr>
-    </w:lvl>
-    <w:lvl w:ilvl="6">
-      <w:start w:val="5"/>
-      <w:numFmt w:val="decimal"/>
-      <w:lvlText w:val="%7."/>
-      <w:lvlJc w:val="left"/>
-      <w:pPr>
-        <w:ind w:left="5040" w:hanging="360"/>
-      </w:pPr>
-    </w:lvl>
-    <w:lvl w:ilvl="7">
-      <w:start w:val="5"/>
-      <w:numFmt w:val="decimal"/>
-      <w:lvlText w:val="%8."/>
-      <w:lvlJc w:val="left"/>
-      <w:pPr>
-        <w:ind w:left="5760" w:hanging="360"/>
-      </w:pPr>
-    </w:lvl>
-    <w:lvl w:ilvl="8">
-      <w:start w:val="5"/>
-      <w:numFmt w:val="decimal"/>
-      <w:lvlText w:val="%9."/>
-      <w:lvlJc w:val="left"/>
-      <w:pPr>
-        <w:ind w:left="6480" w:hanging="360"/>
-      </w:pPr>
-    </w:lvl>
-  </w:abstractNum>
-  <w:abstractNum w:abstractNumId="99417">
-    <w:nsid w:val="00A99417"/>
-    <w:multiLevelType w:val="multilevel"/>
-    <w:lvl w:ilvl="0">
-      <w:start w:val="7"/>
-      <w:numFmt w:val="decimal"/>
-      <w:lvlText w:val="%1."/>
-      <w:lvlJc w:val="left"/>
-      <w:pPr>
-        <w:ind w:left="720" w:hanging="360"/>
-      </w:pPr>
-    </w:lvl>
-    <w:lvl w:ilvl="1">
-      <w:start w:val="7"/>
-      <w:numFmt w:val="decimal"/>
-      <w:lvlText w:val="%2."/>
-      <w:lvlJc w:val="left"/>
-      <w:pPr>
-        <w:ind w:left="1440" w:hanging="360"/>
-      </w:pPr>
-    </w:lvl>
-    <w:lvl w:ilvl="2">
-      <w:start w:val="7"/>
-      <w:numFmt w:val="decimal"/>
-      <w:lvlText w:val="%3."/>
-      <w:lvlJc w:val="left"/>
-      <w:pPr>
-        <w:ind w:left="2160" w:hanging="360"/>
-      </w:pPr>
-    </w:lvl>
-    <w:lvl w:ilvl="3">
-      <w:start w:val="7"/>
-      <w:numFmt w:val="decimal"/>
-      <w:lvlText w:val="%4."/>
-      <w:lvlJc w:val="left"/>
-      <w:pPr>
-        <w:ind w:left="2880" w:hanging="360"/>
-      </w:pPr>
-    </w:lvl>
-    <w:lvl w:ilvl="4">
-      <w:start w:val="7"/>
-      <w:numFmt w:val="decimal"/>
-      <w:lvlText w:val="%5."/>
-      <w:lvlJc w:val="left"/>
-      <w:pPr>
-        <w:ind w:left="3600" w:hanging="360"/>
-      </w:pPr>
-    </w:lvl>
-    <w:lvl w:ilvl="5">
-      <w:start w:val="7"/>
-      <w:numFmt w:val="decimal"/>
-      <w:lvlText w:val="%6."/>
-      <w:lvlJc w:val="left"/>
-      <w:pPr>
-        <w:ind w:left="4320" w:hanging="360"/>
-      </w:pPr>
-    </w:lvl>
-    <w:lvl w:ilvl="6">
-      <w:start w:val="7"/>
-      <w:numFmt w:val="decimal"/>
-      <w:lvlText w:val="%7."/>
-      <w:lvlJc w:val="left"/>
-      <w:pPr>
-        <w:ind w:left="5040" w:hanging="360"/>
-      </w:pPr>
-    </w:lvl>
-    <w:lvl w:ilvl="7">
-      <w:start w:val="7"/>
-      <w:numFmt w:val="decimal"/>
-      <w:lvlText w:val="%8."/>
-      <w:lvlJc w:val="left"/>
-      <w:pPr>
-        <w:ind w:left="5760" w:hanging="360"/>
-      </w:pPr>
-    </w:lvl>
-    <w:lvl w:ilvl="8">
-      <w:start w:val="7"/>
-      <w:numFmt w:val="decimal"/>
-      <w:lvlText w:val="%9."/>
-      <w:lvlJc w:val="left"/>
-      <w:pPr>
-        <w:ind w:left="6480" w:hanging="360"/>
-      </w:pPr>
-    </w:lvl>
-  </w:abstractNum>
   <w:abstractNum w:abstractNumId="991">
     <w:nsid w:val="0000A991"/>
     <w:multiLevelType w:val="multilevel"/>
@@ -7783,91 +7503,6 @@
       <w:rPr>
         <w:rFonts w:ascii="Wingdings" w:hAnsi="Wingdings" w:cs="Wingdings" w:hint="default"/>
       </w:rPr>
-    </w:lvl>
-  </w:abstractNum>
-  <w:abstractNum w:abstractNumId="99418">
-    <w:nsid w:val="00A99418"/>
-    <w:multiLevelType w:val="multilevel"/>
-    <w:lvl w:ilvl="0">
-      <w:start w:val="8"/>
-      <w:numFmt w:val="decimal"/>
-      <w:lvlText w:val="%1."/>
-      <w:lvlJc w:val="left"/>
-      <w:pPr>
-        <w:ind w:left="720" w:hanging="360"/>
-      </w:pPr>
-    </w:lvl>
-    <w:lvl w:ilvl="1">
-      <w:start w:val="8"/>
-      <w:numFmt w:val="decimal"/>
-      <w:lvlText w:val="%2."/>
-      <w:lvlJc w:val="left"/>
-      <w:pPr>
-        <w:ind w:left="1440" w:hanging="360"/>
-      </w:pPr>
-    </w:lvl>
-    <w:lvl w:ilvl="2">
-      <w:start w:val="8"/>
-      <w:numFmt w:val="decimal"/>
-      <w:lvlText w:val="%3."/>
-      <w:lvlJc w:val="left"/>
-      <w:pPr>
-        <w:ind w:left="2160" w:hanging="360"/>
-      </w:pPr>
-    </w:lvl>
-    <w:lvl w:ilvl="3">
-      <w:start w:val="8"/>
-      <w:numFmt w:val="decimal"/>
-      <w:lvlText w:val="%4."/>
-      <w:lvlJc w:val="left"/>
-      <w:pPr>
-        <w:ind w:left="2880" w:hanging="360"/>
-      </w:pPr>
-    </w:lvl>
-    <w:lvl w:ilvl="4">
-      <w:start w:val="8"/>
-      <w:numFmt w:val="decimal"/>
-      <w:lvlText w:val="%5."/>
-      <w:lvlJc w:val="left"/>
-      <w:pPr>
-        <w:ind w:left="3600" w:hanging="360"/>
-      </w:pPr>
-    </w:lvl>
-    <w:lvl w:ilvl="5">
-      <w:start w:val="8"/>
-      <w:numFmt w:val="decimal"/>
-      <w:lvlText w:val="%6."/>
-      <w:lvlJc w:val="left"/>
-      <w:pPr>
-        <w:ind w:left="4320" w:hanging="360"/>
-      </w:pPr>
-    </w:lvl>
-    <w:lvl w:ilvl="6">
-      <w:start w:val="8"/>
-      <w:numFmt w:val="decimal"/>
-      <w:lvlText w:val="%7."/>
-      <w:lvlJc w:val="left"/>
-      <w:pPr>
-        <w:ind w:left="5040" w:hanging="360"/>
-      </w:pPr>
-    </w:lvl>
-    <w:lvl w:ilvl="7">
-      <w:start w:val="8"/>
-      <w:numFmt w:val="decimal"/>
-      <w:lvlText w:val="%8."/>
-      <w:lvlJc w:val="left"/>
-      <w:pPr>
-        <w:ind w:left="5760" w:hanging="360"/>
-      </w:pPr>
-    </w:lvl>
-    <w:lvl w:ilvl="8">
-      <w:start w:val="8"/>
-      <w:numFmt w:val="decimal"/>
-      <w:lvlText w:val="%9."/>
-      <w:lvlJc w:val="left"/>
-      <w:pPr>
-        <w:ind w:left="6480" w:hanging="360"/>
-      </w:pPr>
     </w:lvl>
   </w:abstractNum>
   <w:num w16cid:durableId="530194613" w:numId="1">
@@ -7877,159 +7512,9 @@
     <w:abstractNumId w:val="990"/>
   </w:num>
   <w:num w:numId="1001">
-    <w:abstractNumId w:val="99411"/>
-    <w:lvlOverride w:ilvl="0">
-      <w:startOverride w:val="1"/>
-    </w:lvlOverride>
-    <w:lvlOverride w:ilvl="1">
-      <w:startOverride w:val="1"/>
-    </w:lvlOverride>
-    <w:lvlOverride w:ilvl="2">
-      <w:startOverride w:val="1"/>
-    </w:lvlOverride>
-    <w:lvlOverride w:ilvl="3">
-      <w:startOverride w:val="1"/>
-    </w:lvlOverride>
-    <w:lvlOverride w:ilvl="4">
-      <w:startOverride w:val="1"/>
-    </w:lvlOverride>
-    <w:lvlOverride w:ilvl="5">
-      <w:startOverride w:val="1"/>
-    </w:lvlOverride>
-    <w:lvlOverride w:ilvl="6">
-      <w:startOverride w:val="1"/>
-    </w:lvlOverride>
-    <w:lvlOverride w:ilvl="7">
-      <w:startOverride w:val="1"/>
-    </w:lvlOverride>
-    <w:lvlOverride w:ilvl="8">
-      <w:startOverride w:val="1"/>
-    </w:lvlOverride>
+    <w:abstractNumId w:val="991"/>
   </w:num>
   <w:num w:numId="1002">
-    <w:abstractNumId w:val="99413"/>
-    <w:lvlOverride w:ilvl="0">
-      <w:startOverride w:val="3"/>
-    </w:lvlOverride>
-    <w:lvlOverride w:ilvl="1">
-      <w:startOverride w:val="3"/>
-    </w:lvlOverride>
-    <w:lvlOverride w:ilvl="2">
-      <w:startOverride w:val="3"/>
-    </w:lvlOverride>
-    <w:lvlOverride w:ilvl="3">
-      <w:startOverride w:val="3"/>
-    </w:lvlOverride>
-    <w:lvlOverride w:ilvl="4">
-      <w:startOverride w:val="3"/>
-    </w:lvlOverride>
-    <w:lvlOverride w:ilvl="5">
-      <w:startOverride w:val="3"/>
-    </w:lvlOverride>
-    <w:lvlOverride w:ilvl="6">
-      <w:startOverride w:val="3"/>
-    </w:lvlOverride>
-    <w:lvlOverride w:ilvl="7">
-      <w:startOverride w:val="3"/>
-    </w:lvlOverride>
-    <w:lvlOverride w:ilvl="8">
-      <w:startOverride w:val="3"/>
-    </w:lvlOverride>
-  </w:num>
-  <w:num w:numId="1003">
-    <w:abstractNumId w:val="99415"/>
-    <w:lvlOverride w:ilvl="0">
-      <w:startOverride w:val="5"/>
-    </w:lvlOverride>
-    <w:lvlOverride w:ilvl="1">
-      <w:startOverride w:val="5"/>
-    </w:lvlOverride>
-    <w:lvlOverride w:ilvl="2">
-      <w:startOverride w:val="5"/>
-    </w:lvlOverride>
-    <w:lvlOverride w:ilvl="3">
-      <w:startOverride w:val="5"/>
-    </w:lvlOverride>
-    <w:lvlOverride w:ilvl="4">
-      <w:startOverride w:val="5"/>
-    </w:lvlOverride>
-    <w:lvlOverride w:ilvl="5">
-      <w:startOverride w:val="5"/>
-    </w:lvlOverride>
-    <w:lvlOverride w:ilvl="6">
-      <w:startOverride w:val="5"/>
-    </w:lvlOverride>
-    <w:lvlOverride w:ilvl="7">
-      <w:startOverride w:val="5"/>
-    </w:lvlOverride>
-    <w:lvlOverride w:ilvl="8">
-      <w:startOverride w:val="5"/>
-    </w:lvlOverride>
-  </w:num>
-  <w:num w:numId="1004">
-    <w:abstractNumId w:val="99417"/>
-    <w:lvlOverride w:ilvl="0">
-      <w:startOverride w:val="7"/>
-    </w:lvlOverride>
-    <w:lvlOverride w:ilvl="1">
-      <w:startOverride w:val="7"/>
-    </w:lvlOverride>
-    <w:lvlOverride w:ilvl="2">
-      <w:startOverride w:val="7"/>
-    </w:lvlOverride>
-    <w:lvlOverride w:ilvl="3">
-      <w:startOverride w:val="7"/>
-    </w:lvlOverride>
-    <w:lvlOverride w:ilvl="4">
-      <w:startOverride w:val="7"/>
-    </w:lvlOverride>
-    <w:lvlOverride w:ilvl="5">
-      <w:startOverride w:val="7"/>
-    </w:lvlOverride>
-    <w:lvlOverride w:ilvl="6">
-      <w:startOverride w:val="7"/>
-    </w:lvlOverride>
-    <w:lvlOverride w:ilvl="7">
-      <w:startOverride w:val="7"/>
-    </w:lvlOverride>
-    <w:lvlOverride w:ilvl="8">
-      <w:startOverride w:val="7"/>
-    </w:lvlOverride>
-  </w:num>
-  <w:num w:numId="1005">
-    <w:abstractNumId w:val="991"/>
-  </w:num>
-  <w:num w:numId="1006">
-    <w:abstractNumId w:val="99418"/>
-    <w:lvlOverride w:ilvl="0">
-      <w:startOverride w:val="8"/>
-    </w:lvlOverride>
-    <w:lvlOverride w:ilvl="1">
-      <w:startOverride w:val="8"/>
-    </w:lvlOverride>
-    <w:lvlOverride w:ilvl="2">
-      <w:startOverride w:val="8"/>
-    </w:lvlOverride>
-    <w:lvlOverride w:ilvl="3">
-      <w:startOverride w:val="8"/>
-    </w:lvlOverride>
-    <w:lvlOverride w:ilvl="4">
-      <w:startOverride w:val="8"/>
-    </w:lvlOverride>
-    <w:lvlOverride w:ilvl="5">
-      <w:startOverride w:val="8"/>
-    </w:lvlOverride>
-    <w:lvlOverride w:ilvl="6">
-      <w:startOverride w:val="8"/>
-    </w:lvlOverride>
-    <w:lvlOverride w:ilvl="7">
-      <w:startOverride w:val="8"/>
-    </w:lvlOverride>
-    <w:lvlOverride w:ilvl="8">
-      <w:startOverride w:val="8"/>
-    </w:lvlOverride>
-  </w:num>
-  <w:num w:numId="1007">
     <w:abstractNumId w:val="991"/>
   </w:num>
 </w:numbering>

--- a/docs/documentation/03_combined_document.docx
+++ b/docs/documentation/03_combined_document.docx
@@ -65,28 +65,31 @@
           <w:r>
             <w:rPr>
               <w:rStyle w:val="IndexLink"/>
-              <w:webHidden/>
+              <w:vanish w:val="false"/>
             </w:rPr>
             <w:instrText xml:space="preserve"> TOC \z \o "1-3" \u \h</w:instrText>
           </w:r>
           <w:r>
             <w:rPr>
               <w:rStyle w:val="IndexLink"/>
-              <w:webHidden/>
+              <w:vanish w:val="false"/>
             </w:rPr>
             <w:fldChar w:fldCharType="separate"/>
           </w:r>
-          <w:hyperlink w:anchor="__RefHeading___Toc1491_505718425" w:tooltip="1. Executive Summary">
-            <w:r>
-              <w:rPr>
-                <w:rStyle w:val="IndexLink"/>
-                <w:webHidden/>
-              </w:rPr>
-              <w:t>1. Executive Summary</w:t>
-              <w:tab/>
-              <w:t>3</w:t>
-            </w:r>
-          </w:hyperlink>
+          <w:r>
+            <w:rPr>
+              <w:rStyle w:val="IndexLink"/>
+              <w:vanish w:val="false"/>
+            </w:rPr>
+            <w:t>1. Executive Summary</w:t>
+          </w:r>
+          <w:r>
+            <w:rPr>
+              <w:vanish w:val="false"/>
+            </w:rPr>
+            <w:tab/>
+            <w:t>3</w:t>
+          </w:r>
         </w:p>
         <w:p>
           <w:pPr>
@@ -97,17 +100,14 @@
             </w:tabs>
             <w:rPr/>
           </w:pPr>
-          <w:hyperlink w:anchor="__RefHeading___Toc1493_505718425" w:tooltip="2. Implementation and Status">
-            <w:r>
-              <w:rPr>
-                <w:rStyle w:val="IndexLink"/>
-                <w:webHidden/>
-              </w:rPr>
-              <w:t>2. Implementation and Status</w:t>
-              <w:tab/>
-              <w:t>4</w:t>
-            </w:r>
-          </w:hyperlink>
+          <w:r>
+            <w:rPr>
+              <w:vanish w:val="false"/>
+            </w:rPr>
+            <w:t>2. Implementation and Status</w:t>
+            <w:tab/>
+            <w:t>4</w:t>
+          </w:r>
         </w:p>
         <w:p>
           <w:pPr>
@@ -118,17 +118,14 @@
             </w:tabs>
             <w:rPr/>
           </w:pPr>
-          <w:hyperlink w:anchor="__RefHeading___Toc1495_505718425" w:tooltip="2.1 Account Coverage">
-            <w:r>
-              <w:rPr>
-                <w:rStyle w:val="IndexLink"/>
-                <w:webHidden/>
-              </w:rPr>
-              <w:t>2.1 Account Coverage</w:t>
-              <w:tab/>
-              <w:t>9</w:t>
-            </w:r>
-          </w:hyperlink>
+          <w:r>
+            <w:rPr>
+              <w:vanish w:val="false"/>
+            </w:rPr>
+            <w:t>2.1 Account Coverage</w:t>
+            <w:tab/>
+            <w:t>9</w:t>
+          </w:r>
         </w:p>
         <w:p>
           <w:pPr>
@@ -139,17 +136,14 @@
             </w:tabs>
             <w:rPr/>
           </w:pPr>
-          <w:hyperlink w:anchor="__RefHeading___Toc1497_505718425" w:tooltip="3. Correlations with Macroeconomic Indicators">
-            <w:r>
-              <w:rPr>
-                <w:rStyle w:val="IndexLink"/>
-                <w:webHidden/>
-              </w:rPr>
-              <w:t>3. Correlations with Macroeconomic Indicators</w:t>
-              <w:tab/>
-              <w:t>10</w:t>
-            </w:r>
-          </w:hyperlink>
+          <w:r>
+            <w:rPr>
+              <w:vanish w:val="false"/>
+            </w:rPr>
+            <w:t>3. Correlations with Macroeconomic Indicators</w:t>
+            <w:tab/>
+            <w:t>10</w:t>
+          </w:r>
         </w:p>
         <w:p>
           <w:pPr>
@@ -160,17 +154,14 @@
             </w:tabs>
             <w:rPr/>
           </w:pPr>
-          <w:hyperlink w:anchor="__RefHeading___Toc1499_505718425" w:tooltip="4. Thematic Findings by Account Type">
-            <w:r>
-              <w:rPr>
-                <w:rStyle w:val="IndexLink"/>
-                <w:webHidden/>
-              </w:rPr>
-              <w:t>4. Thematic Findings by Account Type</w:t>
-              <w:tab/>
-              <w:t>14</w:t>
-            </w:r>
-          </w:hyperlink>
+          <w:r>
+            <w:rPr>
+              <w:vanish w:val="false"/>
+            </w:rPr>
+            <w:t>4. Thematic Findings by Account Type</w:t>
+            <w:tab/>
+            <w:t>14</w:t>
+          </w:r>
         </w:p>
         <w:p>
           <w:pPr>
@@ -181,17 +172,14 @@
             </w:tabs>
             <w:rPr/>
           </w:pPr>
-          <w:hyperlink w:anchor="__RefHeading___Toc1501_505718425" w:tooltip="4.1 Water Accounts">
-            <w:r>
-              <w:rPr>
-                <w:rStyle w:val="IndexLink"/>
-                <w:webHidden/>
-              </w:rPr>
-              <w:t>4.1 Water Accounts</w:t>
-              <w:tab/>
-              <w:t>14</w:t>
-            </w:r>
-          </w:hyperlink>
+          <w:r>
+            <w:rPr>
+              <w:vanish w:val="false"/>
+            </w:rPr>
+            <w:t>4.1 Water Accounts</w:t>
+            <w:tab/>
+            <w:t>14</w:t>
+          </w:r>
         </w:p>
         <w:p>
           <w:pPr>
@@ -202,17 +190,14 @@
             </w:tabs>
             <w:rPr/>
           </w:pPr>
-          <w:hyperlink w:anchor="__RefHeading___Toc1503_505718425" w:tooltip="4.2 Energy Accounts">
-            <w:r>
-              <w:rPr>
-                <w:rStyle w:val="IndexLink"/>
-                <w:webHidden/>
-              </w:rPr>
-              <w:t>4.2 Energy Accounts</w:t>
-              <w:tab/>
-              <w:t>16</w:t>
-            </w:r>
-          </w:hyperlink>
+          <w:r>
+            <w:rPr>
+              <w:vanish w:val="false"/>
+            </w:rPr>
+            <w:t>4.2 Energy Accounts</w:t>
+            <w:tab/>
+            <w:t>16</w:t>
+          </w:r>
         </w:p>
         <w:p>
           <w:pPr>
@@ -223,17 +208,14 @@
             </w:tabs>
             <w:rPr/>
           </w:pPr>
-          <w:hyperlink w:anchor="__RefHeading___Toc1505_505718425" w:tooltip="4.3 Land Accounts">
-            <w:r>
-              <w:rPr>
-                <w:rStyle w:val="IndexLink"/>
-                <w:webHidden/>
-              </w:rPr>
-              <w:t>4.3 Land Accounts</w:t>
-              <w:tab/>
-              <w:t>18</w:t>
-            </w:r>
-          </w:hyperlink>
+          <w:r>
+            <w:rPr>
+              <w:vanish w:val="false"/>
+            </w:rPr>
+            <w:t>4.3 Land Accounts</w:t>
+            <w:tab/>
+            <w:t>18</w:t>
+          </w:r>
         </w:p>
         <w:p>
           <w:pPr>
@@ -244,17 +226,14 @@
             </w:tabs>
             <w:rPr/>
           </w:pPr>
-          <w:hyperlink w:anchor="__RefHeading___Toc1507_505718425" w:tooltip="4.4 Ecosystem and Forest Accounts">
-            <w:r>
-              <w:rPr>
-                <w:rStyle w:val="IndexLink"/>
-                <w:webHidden/>
-              </w:rPr>
-              <w:t>4.4 Ecosystem and Forest Accounts</w:t>
-              <w:tab/>
-              <w:t>20</w:t>
-            </w:r>
-          </w:hyperlink>
+          <w:r>
+            <w:rPr>
+              <w:vanish w:val="false"/>
+            </w:rPr>
+            <w:t>4.4 Ecosystem and Forest Accounts</w:t>
+            <w:tab/>
+            <w:t>20</w:t>
+          </w:r>
         </w:p>
         <w:p>
           <w:pPr>
@@ -265,17 +244,14 @@
             </w:tabs>
             <w:rPr/>
           </w:pPr>
-          <w:hyperlink w:anchor="__RefHeading___Toc1509_505718425" w:tooltip="4.5 Common Data Gaps and Systemic Patterns">
-            <w:r>
-              <w:rPr>
-                <w:rStyle w:val="IndexLink"/>
-                <w:webHidden/>
-              </w:rPr>
-              <w:t>4.5 Common Data Gaps and Systemic Patterns</w:t>
-              <w:tab/>
-              <w:t>22</w:t>
-            </w:r>
-          </w:hyperlink>
+          <w:r>
+            <w:rPr>
+              <w:vanish w:val="false"/>
+            </w:rPr>
+            <w:t>4.5 Common Data Gaps and Systemic Patterns</w:t>
+            <w:tab/>
+            <w:t>22</w:t>
+          </w:r>
         </w:p>
         <w:p>
           <w:pPr>
@@ -286,17 +262,14 @@
             </w:tabs>
             <w:rPr/>
           </w:pPr>
-          <w:hyperlink w:anchor="__RefHeading___Toc1511_505718425" w:tooltip="5. Applications of Natural Capital Accounts">
-            <w:r>
-              <w:rPr>
-                <w:rStyle w:val="IndexLink"/>
-                <w:webHidden/>
-              </w:rPr>
-              <w:t>5. Applications of Natural Capital Accounts</w:t>
-              <w:tab/>
-              <w:t>23</w:t>
-            </w:r>
-          </w:hyperlink>
+          <w:r>
+            <w:rPr>
+              <w:vanish w:val="false"/>
+            </w:rPr>
+            <w:t>5. Applications of Natural Capital Accounts</w:t>
+            <w:tab/>
+            <w:t>23</w:t>
+          </w:r>
         </w:p>
         <w:p>
           <w:pPr>
@@ -307,17 +280,14 @@
             </w:tabs>
             <w:rPr/>
           </w:pPr>
-          <w:hyperlink w:anchor="__RefHeading___Toc1513_505718425" w:tooltip="5.1 Ethiopia: Investment Prioritization and the CALM Program">
-            <w:r>
-              <w:rPr>
-                <w:rStyle w:val="IndexLink"/>
-                <w:webHidden/>
-              </w:rPr>
-              <w:t>5.1 Ethiopia: Investment Prioritization and the CALM Program</w:t>
-              <w:tab/>
-              <w:t>24</w:t>
-            </w:r>
-          </w:hyperlink>
+          <w:r>
+            <w:rPr>
+              <w:vanish w:val="false"/>
+            </w:rPr>
+            <w:t>5.1 Ethiopia: Investment Prioritization and the CALM Program</w:t>
+            <w:tab/>
+            <w:t>24</w:t>
+          </w:r>
         </w:p>
         <w:p>
           <w:pPr>
@@ -328,17 +298,14 @@
             </w:tabs>
             <w:rPr/>
           </w:pPr>
-          <w:hyperlink w:anchor="__RefHeading___Toc1515_505718425" w:tooltip="5.2 Kenya: Natural Capital Data in the Macro-Fiscal Framework">
-            <w:r>
-              <w:rPr>
-                <w:rStyle w:val="IndexLink"/>
-                <w:webHidden/>
-              </w:rPr>
-              <w:t>5.2 Kenya: Natural Capital Data in the Macro-Fiscal Framework</w:t>
-              <w:tab/>
-              <w:t>25</w:t>
-            </w:r>
-          </w:hyperlink>
+          <w:r>
+            <w:rPr>
+              <w:vanish w:val="false"/>
+            </w:rPr>
+            <w:t>5.2 Kenya: Natural Capital Data in the Macro-Fiscal Framework</w:t>
+            <w:tab/>
+            <w:t>25</w:t>
+          </w:r>
         </w:p>
         <w:p>
           <w:pPr>
@@ -349,17 +316,14 @@
             </w:tabs>
             <w:rPr/>
           </w:pPr>
-          <w:hyperlink w:anchor="__RefHeading___Toc1517_505718425" w:tooltip="5.3 Rwanda: Water Pricing and Infrastructure Investment">
-            <w:r>
-              <w:rPr>
-                <w:rStyle w:val="IndexLink"/>
-                <w:webHidden/>
-              </w:rPr>
-              <w:t>5.3 Rwanda: Water Pricing and Infrastructure Investment</w:t>
-              <w:tab/>
-              <w:t>26</w:t>
-            </w:r>
-          </w:hyperlink>
+          <w:r>
+            <w:rPr>
+              <w:vanish w:val="false"/>
+            </w:rPr>
+            <w:t>5.3 Rwanda: Water Pricing and Infrastructure Investment</w:t>
+            <w:tab/>
+            <w:t>26</w:t>
+          </w:r>
         </w:p>
         <w:p>
           <w:pPr>
@@ -370,17 +334,14 @@
             </w:tabs>
             <w:rPr/>
           </w:pPr>
-          <w:hyperlink w:anchor="__RefHeading___Toc1519_505718425" w:tooltip="5.4 South Africa: Biodiversity Economy and Conservation Finance">
-            <w:r>
-              <w:rPr>
-                <w:rStyle w:val="IndexLink"/>
-                <w:webHidden/>
-              </w:rPr>
-              <w:t>5.4 South Africa: Biodiversity Economy and Conservation Finance</w:t>
-              <w:tab/>
-              <w:t>26</w:t>
-            </w:r>
-          </w:hyperlink>
+          <w:r>
+            <w:rPr>
+              <w:vanish w:val="false"/>
+            </w:rPr>
+            <w:t>5.4 South Africa: Biodiversity Economy and Conservation Finance</w:t>
+            <w:tab/>
+            <w:t>26</w:t>
+          </w:r>
         </w:p>
         <w:p>
           <w:pPr>
@@ -391,17 +352,14 @@
             </w:tabs>
             <w:rPr/>
           </w:pPr>
-          <w:hyperlink w:anchor="__RefHeading___Toc1521_505718425" w:tooltip="5.5 Uganda: Forest Supply Projections">
-            <w:r>
-              <w:rPr>
-                <w:rStyle w:val="IndexLink"/>
-                <w:webHidden/>
-              </w:rPr>
-              <w:t>5.5 Uganda: Forest Supply Projections</w:t>
-              <w:tab/>
-              <w:t>26</w:t>
-            </w:r>
-          </w:hyperlink>
+          <w:r>
+            <w:rPr>
+              <w:vanish w:val="false"/>
+            </w:rPr>
+            <w:t>5.5 Uganda: Forest Supply Projections</w:t>
+            <w:tab/>
+            <w:t>26</w:t>
+          </w:r>
         </w:p>
         <w:p>
           <w:pPr>
@@ -412,17 +370,14 @@
             </w:tabs>
             <w:rPr/>
           </w:pPr>
-          <w:hyperlink w:anchor="__RefHeading___Toc1523_505718425" w:tooltip="5.6 Zambia: Wildlife Revenue and Climate Vulnerability">
-            <w:r>
-              <w:rPr>
-                <w:rStyle w:val="IndexLink"/>
-                <w:webHidden/>
-              </w:rPr>
-              <w:t>5.6 Zambia: Wildlife Revenue and Climate Vulnerability</w:t>
-              <w:tab/>
-              <w:t>27</w:t>
-            </w:r>
-          </w:hyperlink>
+          <w:r>
+            <w:rPr>
+              <w:vanish w:val="false"/>
+            </w:rPr>
+            <w:t>5.6 Zambia: Wildlife Revenue and Climate Vulnerability</w:t>
+            <w:tab/>
+            <w:t>27</w:t>
+          </w:r>
         </w:p>
         <w:p>
           <w:pPr>
@@ -433,17 +388,14 @@
             </w:tabs>
             <w:rPr/>
           </w:pPr>
-          <w:hyperlink w:anchor="__RefHeading___Toc1525_505718425" w:tooltip="6. Recommendations">
-            <w:r>
-              <w:rPr>
-                <w:rStyle w:val="IndexLink"/>
-                <w:webHidden/>
-              </w:rPr>
-              <w:t>6. Recommendations</w:t>
-              <w:tab/>
-              <w:t>27</w:t>
-            </w:r>
-          </w:hyperlink>
+          <w:r>
+            <w:rPr>
+              <w:vanish w:val="false"/>
+            </w:rPr>
+            <w:t>6. Recommendations</w:t>
+            <w:tab/>
+            <w:t>27</w:t>
+          </w:r>
         </w:p>
         <w:p>
           <w:pPr>
@@ -454,17 +406,14 @@
             </w:tabs>
             <w:rPr/>
           </w:pPr>
-          <w:hyperlink w:anchor="__RefHeading___Toc1527_505718425" w:tooltip="6.1 Completing the Monetary Frontier">
-            <w:r>
-              <w:rPr>
-                <w:rStyle w:val="IndexLink"/>
-                <w:webHidden/>
-              </w:rPr>
-              <w:t>6.1 Completing the Monetary Frontier</w:t>
-              <w:tab/>
-              <w:t>27</w:t>
-            </w:r>
-          </w:hyperlink>
+          <w:r>
+            <w:rPr>
+              <w:vanish w:val="false"/>
+            </w:rPr>
+            <w:t>6.1 Completing the Monetary Frontier</w:t>
+            <w:tab/>
+            <w:t>27</w:t>
+          </w:r>
         </w:p>
         <w:p>
           <w:pPr>
@@ -475,17 +424,14 @@
             </w:tabs>
             <w:rPr/>
           </w:pPr>
-          <w:hyperlink w:anchor="__RefHeading___Toc1529_505718425" w:tooltip="6.2 Institutionalizing Accounts">
-            <w:r>
-              <w:rPr>
-                <w:rStyle w:val="IndexLink"/>
-                <w:webHidden/>
-              </w:rPr>
-              <w:t>6.2 Institutionalizing Accounts</w:t>
-              <w:tab/>
-              <w:t>27</w:t>
-            </w:r>
-          </w:hyperlink>
+          <w:r>
+            <w:rPr>
+              <w:vanish w:val="false"/>
+            </w:rPr>
+            <w:t>6.2 Institutionalizing Accounts</w:t>
+            <w:tab/>
+            <w:t>27</w:t>
+          </w:r>
         </w:p>
         <w:p>
           <w:pPr>
@@ -496,17 +442,14 @@
             </w:tabs>
             <w:rPr/>
           </w:pPr>
-          <w:hyperlink w:anchor="__RefHeading___Toc1531_505718425" w:tooltip="6.3 Cross-Country Coordination">
-            <w:r>
-              <w:rPr>
-                <w:rStyle w:val="IndexLink"/>
-                <w:webHidden/>
-              </w:rPr>
-              <w:t>6.3 Cross-Country Coordination</w:t>
-              <w:tab/>
-              <w:t>28</w:t>
-            </w:r>
-          </w:hyperlink>
+          <w:r>
+            <w:rPr>
+              <w:vanish w:val="false"/>
+            </w:rPr>
+            <w:t>6.3 Cross-Country Coordination</w:t>
+            <w:tab/>
+            <w:t>28</w:t>
+          </w:r>
         </w:p>
         <w:p>
           <w:pPr>
@@ -517,17 +460,14 @@
             </w:tabs>
             <w:rPr/>
           </w:pPr>
-          <w:hyperlink w:anchor="__RefHeading___Toc1533_505718425" w:tooltip="6.4 Leveraging Artificial Intelligence">
-            <w:r>
-              <w:rPr>
-                <w:rStyle w:val="IndexLink"/>
-                <w:webHidden/>
-              </w:rPr>
-              <w:t>6.4 Leveraging Artificial Intelligence</w:t>
-              <w:tab/>
-              <w:t>28</w:t>
-            </w:r>
-          </w:hyperlink>
+          <w:r>
+            <w:rPr>
+              <w:vanish w:val="false"/>
+            </w:rPr>
+            <w:t>6.4 Leveraging Artificial Intelligence</w:t>
+            <w:tab/>
+            <w:t>28</w:t>
+          </w:r>
         </w:p>
         <w:p>
           <w:pPr>
@@ -538,17 +478,14 @@
             </w:tabs>
             <w:rPr/>
           </w:pPr>
-          <w:hyperlink w:anchor="__RefHeading___Toc1535_505718425" w:tooltip="6.5 Responding to the New International Landscape">
-            <w:r>
-              <w:rPr>
-                <w:rStyle w:val="IndexLink"/>
-                <w:webHidden/>
-              </w:rPr>
-              <w:t>6.5 Responding to the New International Landscape</w:t>
-              <w:tab/>
-              <w:t>29</w:t>
-            </w:r>
-          </w:hyperlink>
+          <w:r>
+            <w:rPr>
+              <w:vanish w:val="false"/>
+            </w:rPr>
+            <w:t>6.5 Responding to the New International Landscape</w:t>
+            <w:tab/>
+            <w:t>29</w:t>
+          </w:r>
         </w:p>
         <w:p>
           <w:pPr>
@@ -559,17 +496,14 @@
             </w:tabs>
             <w:rPr/>
           </w:pPr>
-          <w:hyperlink w:anchor="__RefHeading___Toc1537_505718425" w:tooltip="7. References">
-            <w:r>
-              <w:rPr>
-                <w:rStyle w:val="IndexLink"/>
-                <w:webHidden/>
-              </w:rPr>
-              <w:t>7. References</w:t>
-              <w:tab/>
-              <w:t>30</w:t>
-            </w:r>
-          </w:hyperlink>
+          <w:r>
+            <w:rPr>
+              <w:vanish w:val="false"/>
+            </w:rPr>
+            <w:t>7. References</w:t>
+            <w:tab/>
+            <w:t>30</w:t>
+          </w:r>
         </w:p>
         <w:p>
           <w:pPr>
@@ -580,17 +514,14 @@
             </w:tabs>
             <w:rPr/>
           </w:pPr>
-          <w:hyperlink w:anchor="__RefHeading___Toc1539_505718425" w:tooltip="8. Annex: Country-Level Policy Insights from Available Accounts">
-            <w:r>
-              <w:rPr>
-                <w:rStyle w:val="IndexLink"/>
-                <w:webHidden/>
-              </w:rPr>
-              <w:t>8. Annex: Country-Level Policy Insights from Available Accounts</w:t>
-              <w:tab/>
-              <w:t>32</w:t>
-            </w:r>
-          </w:hyperlink>
+          <w:r>
+            <w:rPr>
+              <w:vanish w:val="false"/>
+            </w:rPr>
+            <w:t>8. Annex: Country-Level Policy Insights from Available Accounts</w:t>
+            <w:tab/>
+            <w:t>32</w:t>
+          </w:r>
         </w:p>
         <w:p>
           <w:pPr>
@@ -601,17 +532,14 @@
             </w:tabs>
             <w:rPr/>
           </w:pPr>
-          <w:hyperlink w:anchor="__RefHeading___Toc1541_505718425" w:tooltip="8.1 Democratic Republic of Congo (DRC)">
-            <w:r>
-              <w:rPr>
-                <w:rStyle w:val="IndexLink"/>
-                <w:webHidden/>
-              </w:rPr>
-              <w:t>8.1 Democratic Republic of Congo (DRC)</w:t>
-              <w:tab/>
-              <w:t>32</w:t>
-            </w:r>
-          </w:hyperlink>
+          <w:r>
+            <w:rPr>
+              <w:vanish w:val="false"/>
+            </w:rPr>
+            <w:t>8.1 Democratic Republic of Congo (DRC)</w:t>
+            <w:tab/>
+            <w:t>32</w:t>
+          </w:r>
         </w:p>
         <w:p>
           <w:pPr>
@@ -622,17 +550,14 @@
             </w:tabs>
             <w:rPr/>
           </w:pPr>
-          <w:hyperlink w:anchor="__RefHeading___Toc1543_505718425" w:tooltip="8.1.1 Ecosystem Extent Accounts (SEEA Ecosystem Accounting)">
-            <w:r>
-              <w:rPr>
-                <w:rStyle w:val="IndexLink"/>
-                <w:webHidden/>
-              </w:rPr>
-              <w:t>8.1.1 Ecosystem Extent Accounts (SEEA Ecosystem Accounting)</w:t>
-              <w:tab/>
-              <w:t>32</w:t>
-            </w:r>
-          </w:hyperlink>
+          <w:r>
+            <w:rPr>
+              <w:vanish w:val="false"/>
+            </w:rPr>
+            <w:t>8.1.1 Ecosystem Extent Accounts (SEEA Ecosystem Accounting)</w:t>
+            <w:tab/>
+            <w:t>32</w:t>
+          </w:r>
         </w:p>
         <w:p>
           <w:pPr>
@@ -643,17 +568,14 @@
             </w:tabs>
             <w:rPr/>
           </w:pPr>
-          <w:hyperlink w:anchor="__RefHeading___Toc1545_505718425" w:tooltip="8.1.2 Ecosystem Condition Accounts (SEEA Ecosystem Accounting)">
-            <w:r>
-              <w:rPr>
-                <w:rStyle w:val="IndexLink"/>
-                <w:webHidden/>
-              </w:rPr>
-              <w:t>8.1.2 Ecosystem Condition Accounts (SEEA Ecosystem Accounting)</w:t>
-              <w:tab/>
-              <w:t>33</w:t>
-            </w:r>
-          </w:hyperlink>
+          <w:r>
+            <w:rPr>
+              <w:vanish w:val="false"/>
+            </w:rPr>
+            <w:t>8.1.2 Ecosystem Condition Accounts (SEEA Ecosystem Accounting)</w:t>
+            <w:tab/>
+            <w:t>33</w:t>
+          </w:r>
         </w:p>
         <w:p>
           <w:pPr>
@@ -664,17 +586,14 @@
             </w:tabs>
             <w:rPr/>
           </w:pPr>
-          <w:hyperlink w:anchor="__RefHeading___Toc1547_505718425" w:tooltip="8.1.3 Physical and Monetary Ecosystem Services Accounts (SEEA Ecosystem Accounting)">
-            <w:r>
-              <w:rPr>
-                <w:rStyle w:val="IndexLink"/>
-                <w:webHidden/>
-              </w:rPr>
-              <w:t>8.1.3 Physical and Monetary Ecosystem Services Accounts (SEEA Ecosystem Accounting)</w:t>
-              <w:tab/>
-              <w:t>33</w:t>
-            </w:r>
-          </w:hyperlink>
+          <w:r>
+            <w:rPr>
+              <w:vanish w:val="false"/>
+            </w:rPr>
+            <w:t>8.1.3 Physical and Monetary Ecosystem Services Accounts (SEEA Ecosystem Accounting)</w:t>
+            <w:tab/>
+            <w:t>33</w:t>
+          </w:r>
         </w:p>
         <w:p>
           <w:pPr>
@@ -685,17 +604,14 @@
             </w:tabs>
             <w:rPr/>
           </w:pPr>
-          <w:hyperlink w:anchor="__RefHeading___Toc1549_505718425" w:tooltip="8.1.4 Ecosystem Asset Accounts (SEEA Ecosystem Accounting)">
-            <w:r>
-              <w:rPr>
-                <w:rStyle w:val="IndexLink"/>
-                <w:webHidden/>
-              </w:rPr>
-              <w:t>8.1.4 Ecosystem Asset Accounts (SEEA Ecosystem Accounting)</w:t>
-              <w:tab/>
-              <w:t>33</w:t>
-            </w:r>
-          </w:hyperlink>
+          <w:r>
+            <w:rPr>
+              <w:vanish w:val="false"/>
+            </w:rPr>
+            <w:t>8.1.4 Ecosystem Asset Accounts (SEEA Ecosystem Accounting)</w:t>
+            <w:tab/>
+            <w:t>33</w:t>
+          </w:r>
         </w:p>
         <w:p>
           <w:pPr>
@@ -706,17 +622,14 @@
             </w:tabs>
             <w:rPr/>
           </w:pPr>
-          <w:hyperlink w:anchor="__RefHeading___Toc1551_505718425" w:tooltip="8.2 Ethiopia">
-            <w:r>
-              <w:rPr>
-                <w:rStyle w:val="IndexLink"/>
-                <w:webHidden/>
-              </w:rPr>
-              <w:t>8.2 Ethiopia</w:t>
-              <w:tab/>
-              <w:t>33</w:t>
-            </w:r>
-          </w:hyperlink>
+          <w:r>
+            <w:rPr>
+              <w:vanish w:val="false"/>
+            </w:rPr>
+            <w:t>8.2 Ethiopia</w:t>
+            <w:tab/>
+            <w:t>33</w:t>
+          </w:r>
         </w:p>
         <w:p>
           <w:pPr>
@@ -727,17 +640,14 @@
             </w:tabs>
             <w:rPr/>
           </w:pPr>
-          <w:hyperlink w:anchor="__RefHeading___Toc1553_505718425" w:tooltip="8.2.1 Land Asset Accounts (SEEA Central Framework)">
-            <w:r>
-              <w:rPr>
-                <w:rStyle w:val="IndexLink"/>
-                <w:webHidden/>
-              </w:rPr>
-              <w:t>8.2.1 Land Asset Accounts (SEEA Central Framework)</w:t>
-              <w:tab/>
-              <w:t>34</w:t>
-            </w:r>
-          </w:hyperlink>
+          <w:r>
+            <w:rPr>
+              <w:vanish w:val="false"/>
+            </w:rPr>
+            <w:t>8.2.1 Land Asset Accounts (SEEA Central Framework)</w:t>
+            <w:tab/>
+            <w:t>34</w:t>
+          </w:r>
         </w:p>
         <w:p>
           <w:pPr>
@@ -748,17 +658,14 @@
             </w:tabs>
             <w:rPr/>
           </w:pPr>
-          <w:hyperlink w:anchor="__RefHeading___Toc1555_505718425" w:tooltip="8.2.2 Ecosystem Extent Accounts (SEEA Ecosystem Accounting)">
-            <w:r>
-              <w:rPr>
-                <w:rStyle w:val="IndexLink"/>
-                <w:webHidden/>
-              </w:rPr>
-              <w:t>8.2.2 Ecosystem Extent Accounts (SEEA Ecosystem Accounting)</w:t>
-              <w:tab/>
-              <w:t>34</w:t>
-            </w:r>
-          </w:hyperlink>
+          <w:r>
+            <w:rPr>
+              <w:vanish w:val="false"/>
+            </w:rPr>
+            <w:t>8.2.2 Ecosystem Extent Accounts (SEEA Ecosystem Accounting)</w:t>
+            <w:tab/>
+            <w:t>34</w:t>
+          </w:r>
         </w:p>
         <w:p>
           <w:pPr>
@@ -769,17 +676,14 @@
             </w:tabs>
             <w:rPr/>
           </w:pPr>
-          <w:hyperlink w:anchor="__RefHeading___Toc1557_505718425" w:tooltip="8.2.3 Ecosystem Condition and Services Accounts (SEEA Ecosystem Accounting)">
-            <w:r>
-              <w:rPr>
-                <w:rStyle w:val="IndexLink"/>
-                <w:webHidden/>
-              </w:rPr>
-              <w:t>8.2.3 Ecosystem Condition and Services Accounts (SEEA Ecosystem Accounting)</w:t>
-              <w:tab/>
-              <w:t>34</w:t>
-            </w:r>
-          </w:hyperlink>
+          <w:r>
+            <w:rPr>
+              <w:vanish w:val="false"/>
+            </w:rPr>
+            <w:t>8.2.3 Ecosystem Condition and Services Accounts (SEEA Ecosystem Accounting)</w:t>
+            <w:tab/>
+            <w:t>34</w:t>
+          </w:r>
         </w:p>
         <w:p>
           <w:pPr>
@@ -790,17 +694,14 @@
             </w:tabs>
             <w:rPr/>
           </w:pPr>
-          <w:hyperlink w:anchor="__RefHeading___Toc1559_505718425" w:tooltip="8.3 Kenya">
-            <w:r>
-              <w:rPr>
-                <w:rStyle w:val="IndexLink"/>
-                <w:webHidden/>
-              </w:rPr>
-              <w:t>8.3 Kenya</w:t>
-              <w:tab/>
-              <w:t>35</w:t>
-            </w:r>
-          </w:hyperlink>
+          <w:r>
+            <w:rPr>
+              <w:vanish w:val="false"/>
+            </w:rPr>
+            <w:t>8.3 Kenya</w:t>
+            <w:tab/>
+            <w:t>35</w:t>
+          </w:r>
         </w:p>
         <w:p>
           <w:pPr>
@@ -811,17 +712,14 @@
             </w:tabs>
             <w:rPr/>
           </w:pPr>
-          <w:hyperlink w:anchor="__RefHeading___Toc1561_505718425" w:tooltip="8.3.1 Water Supply and Use Tables and Asset Accounts (SEEA Central Framework)">
-            <w:r>
-              <w:rPr>
-                <w:rStyle w:val="IndexLink"/>
-                <w:webHidden/>
-              </w:rPr>
-              <w:t>8.3.1 Water Supply and Use Tables and Asset Accounts (SEEA Central Framework)</w:t>
-              <w:tab/>
-              <w:t>35</w:t>
-            </w:r>
-          </w:hyperlink>
+          <w:r>
+            <w:rPr>
+              <w:vanish w:val="false"/>
+            </w:rPr>
+            <w:t>8.3.1 Water Supply and Use Tables and Asset Accounts (SEEA Central Framework)</w:t>
+            <w:tab/>
+            <w:t>35</w:t>
+          </w:r>
         </w:p>
         <w:p>
           <w:pPr>
@@ -832,17 +730,14 @@
             </w:tabs>
             <w:rPr/>
           </w:pPr>
-          <w:hyperlink w:anchor="__RefHeading___Toc1563_505718425" w:tooltip="8.3.2 Energy Supply and Use Tables (SEEA Central Framework)">
-            <w:r>
-              <w:rPr>
-                <w:rStyle w:val="IndexLink"/>
-                <w:webHidden/>
-              </w:rPr>
-              <w:t>8.3.2 Energy Supply and Use Tables (SEEA Central Framework)</w:t>
-              <w:tab/>
-              <w:t>35</w:t>
-            </w:r>
-          </w:hyperlink>
+          <w:r>
+            <w:rPr>
+              <w:vanish w:val="false"/>
+            </w:rPr>
+            <w:t>8.3.2 Energy Supply and Use Tables (SEEA Central Framework)</w:t>
+            <w:tab/>
+            <w:t>35</w:t>
+          </w:r>
         </w:p>
         <w:p>
           <w:pPr>
@@ -853,17 +748,14 @@
             </w:tabs>
             <w:rPr/>
           </w:pPr>
-          <w:hyperlink w:anchor="__RefHeading___Toc1565_505718425" w:tooltip="8.3.3 Physical Asset Accounts for Land (SEEA Central Framework)">
-            <w:r>
-              <w:rPr>
-                <w:rStyle w:val="IndexLink"/>
-                <w:webHidden/>
-              </w:rPr>
-              <w:t>8.3.3 Physical Asset Accounts for Land (SEEA Central Framework)</w:t>
-              <w:tab/>
-              <w:t>35</w:t>
-            </w:r>
-          </w:hyperlink>
+          <w:r>
+            <w:rPr>
+              <w:vanish w:val="false"/>
+            </w:rPr>
+            <w:t>8.3.3 Physical Asset Accounts for Land (SEEA Central Framework)</w:t>
+            <w:tab/>
+            <w:t>35</w:t>
+          </w:r>
         </w:p>
         <w:p>
           <w:pPr>
@@ -874,17 +766,14 @@
             </w:tabs>
             <w:rPr/>
           </w:pPr>
-          <w:hyperlink w:anchor="__RefHeading___Toc1567_505718425" w:tooltip="8.3.4 Ecosystem Extent and Condition Accounts (SEEA Ecosystem Accounting)">
-            <w:r>
-              <w:rPr>
-                <w:rStyle w:val="IndexLink"/>
-                <w:webHidden/>
-              </w:rPr>
-              <w:t>8.3.4 Ecosystem Extent and Condition Accounts (SEEA Ecosystem Accounting)</w:t>
-              <w:tab/>
-              <w:t>35</w:t>
-            </w:r>
-          </w:hyperlink>
+          <w:r>
+            <w:rPr>
+              <w:vanish w:val="false"/>
+            </w:rPr>
+            <w:t>8.3.4 Ecosystem Extent and Condition Accounts (SEEA Ecosystem Accounting)</w:t>
+            <w:tab/>
+            <w:t>35</w:t>
+          </w:r>
         </w:p>
         <w:p>
           <w:pPr>
@@ -895,17 +784,14 @@
             </w:tabs>
             <w:rPr/>
           </w:pPr>
-          <w:hyperlink w:anchor="__RefHeading___Toc1569_505718425" w:tooltip="8.3.5 Monetary Ecosystem Services Accounts (SEEA Ecosystem Accounting)">
-            <w:r>
-              <w:rPr>
-                <w:rStyle w:val="IndexLink"/>
-                <w:webHidden/>
-              </w:rPr>
-              <w:t>8.3.5 Monetary Ecosystem Services Accounts (SEEA Ecosystem Accounting)</w:t>
-              <w:tab/>
-              <w:t>36</w:t>
-            </w:r>
-          </w:hyperlink>
+          <w:r>
+            <w:rPr>
+              <w:vanish w:val="false"/>
+            </w:rPr>
+            <w:t>8.3.5 Monetary Ecosystem Services Accounts (SEEA Ecosystem Accounting)</w:t>
+            <w:tab/>
+            <w:t>36</w:t>
+          </w:r>
         </w:p>
         <w:p>
           <w:pPr>
@@ -916,17 +802,14 @@
             </w:tabs>
             <w:rPr/>
           </w:pPr>
-          <w:hyperlink w:anchor="__RefHeading___Toc1571_505718425" w:tooltip="8.3.6 Forest Accounts (Thematic)">
-            <w:r>
-              <w:rPr>
-                <w:rStyle w:val="IndexLink"/>
-                <w:webHidden/>
-              </w:rPr>
-              <w:t>8.3.6 Forest Accounts (Thematic)</w:t>
-              <w:tab/>
-              <w:t>36</w:t>
-            </w:r>
-          </w:hyperlink>
+          <w:r>
+            <w:rPr>
+              <w:vanish w:val="false"/>
+            </w:rPr>
+            <w:t>8.3.6 Forest Accounts (Thematic)</w:t>
+            <w:tab/>
+            <w:t>36</w:t>
+          </w:r>
         </w:p>
         <w:p>
           <w:pPr>
@@ -937,17 +820,14 @@
             </w:tabs>
             <w:rPr/>
           </w:pPr>
-          <w:hyperlink w:anchor="__RefHeading___Toc1573_505718425" w:tooltip="8.4 Madagascar">
-            <w:r>
-              <w:rPr>
-                <w:rStyle w:val="IndexLink"/>
-                <w:webHidden/>
-              </w:rPr>
-              <w:t>8.4 Madagascar</w:t>
-              <w:tab/>
-              <w:t>36</w:t>
-            </w:r>
-          </w:hyperlink>
+          <w:r>
+            <w:rPr>
+              <w:vanish w:val="false"/>
+            </w:rPr>
+            <w:t>8.4 Madagascar</w:t>
+            <w:tab/>
+            <w:t>36</w:t>
+          </w:r>
         </w:p>
         <w:p>
           <w:pPr>
@@ -958,17 +838,14 @@
             </w:tabs>
             <w:rPr/>
           </w:pPr>
-          <w:hyperlink w:anchor="__RefHeading___Toc1575_505718425" w:tooltip="8.4.1 Ecosystem Extent and Condition Accounts (SEEA Ecosystem Accounting)">
-            <w:r>
-              <w:rPr>
-                <w:rStyle w:val="IndexLink"/>
-                <w:webHidden/>
-              </w:rPr>
-              <w:t>8.4.1 Ecosystem Extent and Condition Accounts (SEEA Ecosystem Accounting)</w:t>
-              <w:tab/>
-              <w:t>36</w:t>
-            </w:r>
-          </w:hyperlink>
+          <w:r>
+            <w:rPr>
+              <w:vanish w:val="false"/>
+            </w:rPr>
+            <w:t>8.4.1 Ecosystem Extent and Condition Accounts (SEEA Ecosystem Accounting)</w:t>
+            <w:tab/>
+            <w:t>36</w:t>
+          </w:r>
         </w:p>
         <w:p>
           <w:pPr>
@@ -979,17 +856,14 @@
             </w:tabs>
             <w:rPr/>
           </w:pPr>
-          <w:hyperlink w:anchor="__RefHeading___Toc1577_505718425" w:tooltip="8.5 Mauritius">
-            <w:r>
-              <w:rPr>
-                <w:rStyle w:val="IndexLink"/>
-                <w:webHidden/>
-              </w:rPr>
-              <w:t>8.5 Mauritius</w:t>
-              <w:tab/>
-              <w:t>37</w:t>
-            </w:r>
-          </w:hyperlink>
+          <w:r>
+            <w:rPr>
+              <w:vanish w:val="false"/>
+            </w:rPr>
+            <w:t>8.5 Mauritius</w:t>
+            <w:tab/>
+            <w:t>37</w:t>
+          </w:r>
         </w:p>
         <w:p>
           <w:pPr>
@@ -1000,17 +874,14 @@
             </w:tabs>
             <w:rPr/>
           </w:pPr>
-          <w:hyperlink w:anchor="__RefHeading___Toc1579_505718425" w:tooltip="8.5.1 Physical Supply and Use Tables for Water (SEEA-CF)">
-            <w:r>
-              <w:rPr>
-                <w:rStyle w:val="IndexLink"/>
-                <w:webHidden/>
-              </w:rPr>
-              <w:t>8.5.1 Physical Supply and Use Tables for Water (SEEA-CF)</w:t>
-              <w:tab/>
-              <w:t>37</w:t>
-            </w:r>
-          </w:hyperlink>
+          <w:r>
+            <w:rPr>
+              <w:vanish w:val="false"/>
+            </w:rPr>
+            <w:t>8.5.1 Physical Supply and Use Tables for Water (SEEA-CF)</w:t>
+            <w:tab/>
+            <w:t>37</w:t>
+          </w:r>
         </w:p>
         <w:p>
           <w:pPr>
@@ -1021,17 +892,14 @@
             </w:tabs>
             <w:rPr/>
           </w:pPr>
-          <w:hyperlink w:anchor="__RefHeading___Toc1581_505718425" w:tooltip="8.5.2 Physical Asset Accounts for Water (SEEA-CF)">
-            <w:r>
-              <w:rPr>
-                <w:rStyle w:val="IndexLink"/>
-                <w:webHidden/>
-              </w:rPr>
-              <w:t>8.5.2 Physical Asset Accounts for Water (SEEA-CF)</w:t>
-              <w:tab/>
-              <w:t>37</w:t>
-            </w:r>
-          </w:hyperlink>
+          <w:r>
+            <w:rPr>
+              <w:vanish w:val="false"/>
+            </w:rPr>
+            <w:t>8.5.2 Physical Asset Accounts for Water (SEEA-CF)</w:t>
+            <w:tab/>
+            <w:t>37</w:t>
+          </w:r>
         </w:p>
         <w:p>
           <w:pPr>
@@ -1042,17 +910,14 @@
             </w:tabs>
             <w:rPr/>
           </w:pPr>
-          <w:hyperlink w:anchor="__RefHeading___Toc1583_505718425" w:tooltip="8.6 Rwanda">
-            <w:r>
-              <w:rPr>
-                <w:rStyle w:val="IndexLink"/>
-                <w:webHidden/>
-              </w:rPr>
-              <w:t>8.6 Rwanda</w:t>
-              <w:tab/>
-              <w:t>37</w:t>
-            </w:r>
-          </w:hyperlink>
+          <w:r>
+            <w:rPr>
+              <w:vanish w:val="false"/>
+            </w:rPr>
+            <w:t>8.6 Rwanda</w:t>
+            <w:tab/>
+            <w:t>37</w:t>
+          </w:r>
         </w:p>
         <w:p>
           <w:pPr>
@@ -1063,17 +928,14 @@
             </w:tabs>
             <w:rPr/>
           </w:pPr>
-          <w:hyperlink w:anchor="__RefHeading___Toc1585_505718425" w:tooltip="8.6.1 Physical and Monetary Supply and Use Tables for Water (SEEA-CF)">
-            <w:r>
-              <w:rPr>
-                <w:rStyle w:val="IndexLink"/>
-                <w:webHidden/>
-              </w:rPr>
-              <w:t>8.6.1 Physical and Monetary Supply and Use Tables for Water (SEEA-CF)</w:t>
-              <w:tab/>
-              <w:t>37</w:t>
-            </w:r>
-          </w:hyperlink>
+          <w:r>
+            <w:rPr>
+              <w:vanish w:val="false"/>
+            </w:rPr>
+            <w:t>8.6.1 Physical and Monetary Supply and Use Tables for Water (SEEA-CF)</w:t>
+            <w:tab/>
+            <w:t>37</w:t>
+          </w:r>
         </w:p>
         <w:p>
           <w:pPr>
@@ -1084,17 +946,14 @@
             </w:tabs>
             <w:rPr/>
           </w:pPr>
-          <w:hyperlink w:anchor="__RefHeading___Toc1587_505718425" w:tooltip="8.6.2 Physical Asset Accounts for Land (SEEA-CF)">
-            <w:r>
-              <w:rPr>
-                <w:rStyle w:val="IndexLink"/>
-                <w:webHidden/>
-              </w:rPr>
-              <w:t>8.6.2 Physical Asset Accounts for Land (SEEA-CF)</w:t>
-              <w:tab/>
-              <w:t>38</w:t>
-            </w:r>
-          </w:hyperlink>
+          <w:r>
+            <w:rPr>
+              <w:vanish w:val="false"/>
+            </w:rPr>
+            <w:t>8.6.2 Physical Asset Accounts for Land (SEEA-CF)</w:t>
+            <w:tab/>
+            <w:t>38</w:t>
+          </w:r>
         </w:p>
         <w:p>
           <w:pPr>
@@ -1105,17 +964,14 @@
             </w:tabs>
             <w:rPr/>
           </w:pPr>
-          <w:hyperlink w:anchor="__RefHeading___Toc1589_505718425" w:tooltip="8.6.3 Ecosystem Condition and Physical Ecosystem Services Accounts (SEEA-EA)">
-            <w:r>
-              <w:rPr>
-                <w:rStyle w:val="IndexLink"/>
-                <w:webHidden/>
-              </w:rPr>
-              <w:t>8.6.3 Ecosystem Condition and Physical Ecosystem Services Accounts (SEEA-EA)</w:t>
-              <w:tab/>
-              <w:t>38</w:t>
-            </w:r>
-          </w:hyperlink>
+          <w:r>
+            <w:rPr>
+              <w:vanish w:val="false"/>
+            </w:rPr>
+            <w:t>8.6.3 Ecosystem Condition and Physical Ecosystem Services Accounts (SEEA-EA)</w:t>
+            <w:tab/>
+            <w:t>38</w:t>
+          </w:r>
         </w:p>
         <w:p>
           <w:pPr>
@@ -1126,17 +982,14 @@
             </w:tabs>
             <w:rPr/>
           </w:pPr>
-          <w:hyperlink w:anchor="__RefHeading___Toc1591_505718425" w:tooltip="8.7 Uganda (UGA)">
-            <w:r>
-              <w:rPr>
-                <w:rStyle w:val="IndexLink"/>
-                <w:webHidden/>
-              </w:rPr>
-              <w:t>8.7 Uganda (UGA)</w:t>
-              <w:tab/>
-              <w:t>38</w:t>
-            </w:r>
-          </w:hyperlink>
+          <w:r>
+            <w:rPr>
+              <w:vanish w:val="false"/>
+            </w:rPr>
+            <w:t>8.7 Uganda (UGA)</w:t>
+            <w:tab/>
+            <w:t>38</w:t>
+          </w:r>
         </w:p>
         <w:p>
           <w:pPr>
@@ -1147,17 +1000,14 @@
             </w:tabs>
             <w:rPr/>
           </w:pPr>
-          <w:hyperlink w:anchor="__RefHeading___Toc1593_505718425" w:tooltip="8.7.1 Physical Supply and Use Tables for Water (SEEA-CF)">
-            <w:r>
-              <w:rPr>
-                <w:rStyle w:val="IndexLink"/>
-                <w:webHidden/>
-              </w:rPr>
-              <w:t>8.7.1 Physical Supply and Use Tables for Water (SEEA-CF)</w:t>
-              <w:tab/>
-              <w:t>38</w:t>
-            </w:r>
-          </w:hyperlink>
+          <w:r>
+            <w:rPr>
+              <w:vanish w:val="false"/>
+            </w:rPr>
+            <w:t>8.7.1 Physical Supply and Use Tables for Water (SEEA-CF)</w:t>
+            <w:tab/>
+            <w:t>38</w:t>
+          </w:r>
         </w:p>
         <w:p>
           <w:pPr>
@@ -1168,17 +1018,14 @@
             </w:tabs>
             <w:rPr/>
           </w:pPr>
-          <w:hyperlink w:anchor="__RefHeading___Toc1595_505718425" w:tooltip="8.7.2 Monetary Asset Accounts for Timber Resources and Ecosystem Accounts (SEEA-CF and SEEA-EA)">
-            <w:r>
-              <w:rPr>
-                <w:rStyle w:val="IndexLink"/>
-                <w:webHidden/>
-              </w:rPr>
-              <w:t>8.7.2 Monetary Asset Accounts for Timber Resources and Ecosystem Accounts (SEEA-CF and SEEA-EA)</w:t>
-              <w:tab/>
-              <w:t>38</w:t>
-            </w:r>
-          </w:hyperlink>
+          <w:r>
+            <w:rPr>
+              <w:vanish w:val="false"/>
+            </w:rPr>
+            <w:t>8.7.2 Monetary Asset Accounts for Timber Resources and Ecosystem Accounts (SEEA-CF and SEEA-EA)</w:t>
+            <w:tab/>
+            <w:t>38</w:t>
+          </w:r>
         </w:p>
         <w:p>
           <w:pPr>
@@ -1189,17 +1036,14 @@
             </w:tabs>
             <w:rPr/>
           </w:pPr>
-          <w:hyperlink w:anchor="__RefHeading___Toc1597_505718425" w:tooltip="8.8 South Africa (ZAF)">
-            <w:r>
-              <w:rPr>
-                <w:rStyle w:val="IndexLink"/>
-                <w:webHidden/>
-              </w:rPr>
-              <w:t>8.8 South Africa (ZAF)</w:t>
-              <w:tab/>
-              <w:t>39</w:t>
-            </w:r>
-          </w:hyperlink>
+          <w:r>
+            <w:rPr>
+              <w:vanish w:val="false"/>
+            </w:rPr>
+            <w:t>8.8 South Africa (ZAF)</w:t>
+            <w:tab/>
+            <w:t>39</w:t>
+          </w:r>
         </w:p>
         <w:p>
           <w:pPr>
@@ -1210,17 +1054,14 @@
             </w:tabs>
             <w:rPr/>
           </w:pPr>
-          <w:hyperlink w:anchor="__RefHeading___Toc1599_505718425" w:tooltip="8.8.1 Physical Supply and Use Tables for Water, Physical Asset Accounts for Water, and Water Emission Accounts (SEEA-CF)">
-            <w:r>
-              <w:rPr>
-                <w:rStyle w:val="IndexLink"/>
-                <w:webHidden/>
-              </w:rPr>
-              <w:t>8.8.1 Physical Supply and Use Tables for Water, Physical Asset Accounts for Water, and Water Emission Accounts (SEEA-CF)</w:t>
-              <w:tab/>
-              <w:t>39</w:t>
-            </w:r>
-          </w:hyperlink>
+          <w:r>
+            <w:rPr>
+              <w:vanish w:val="false"/>
+            </w:rPr>
+            <w:t>8.8.1 Physical Supply and Use Tables for Water, Physical Asset Accounts for Water, and Water Emission Accounts (SEEA-CF)</w:t>
+            <w:tab/>
+            <w:t>39</w:t>
+          </w:r>
         </w:p>
         <w:p>
           <w:pPr>
@@ -1231,17 +1072,14 @@
             </w:tabs>
             <w:rPr/>
           </w:pPr>
-          <w:hyperlink w:anchor="__RefHeading___Toc1601_505718425" w:tooltip="8.8.2 Physical Supply and Use Tables for Energy (SEEA-CF)">
-            <w:r>
-              <w:rPr>
-                <w:rStyle w:val="IndexLink"/>
-                <w:webHidden/>
-              </w:rPr>
-              <w:t>8.8.2 Physical Supply and Use Tables for Energy (SEEA-CF)</w:t>
-              <w:tab/>
-              <w:t>39</w:t>
-            </w:r>
-          </w:hyperlink>
+          <w:r>
+            <w:rPr>
+              <w:vanish w:val="false"/>
+            </w:rPr>
+            <w:t>8.8.2 Physical Supply and Use Tables for Energy (SEEA-CF)</w:t>
+            <w:tab/>
+            <w:t>39</w:t>
+          </w:r>
         </w:p>
         <w:p>
           <w:pPr>
@@ -1252,17 +1090,14 @@
             </w:tabs>
             <w:rPr/>
           </w:pPr>
-          <w:hyperlink w:anchor="__RefHeading___Toc1603_505718425" w:tooltip="8.8.3 Physical Asset Accounts for Land (SEEA-CF)">
-            <w:r>
-              <w:rPr>
-                <w:rStyle w:val="IndexLink"/>
-                <w:webHidden/>
-              </w:rPr>
-              <w:t>8.8.3 Physical Asset Accounts for Land (SEEA-CF)</w:t>
-              <w:tab/>
-              <w:t>39</w:t>
-            </w:r>
-          </w:hyperlink>
+          <w:r>
+            <w:rPr>
+              <w:vanish w:val="false"/>
+            </w:rPr>
+            <w:t>8.8.3 Physical Asset Accounts for Land (SEEA-CF)</w:t>
+            <w:tab/>
+            <w:t>39</w:t>
+          </w:r>
         </w:p>
         <w:p>
           <w:pPr>
@@ -1273,17 +1108,14 @@
             </w:tabs>
             <w:rPr/>
           </w:pPr>
-          <w:hyperlink w:anchor="__RefHeading___Toc1605_505718425" w:tooltip="8.8.4 Ecosystem Extent Accounts and Physical Ecosystem Services Accounts (SEEA-EA)">
-            <w:r>
-              <w:rPr>
-                <w:rStyle w:val="IndexLink"/>
-                <w:webHidden/>
-              </w:rPr>
-              <w:t>8.8.4 Ecosystem Extent Accounts and Physical Ecosystem Services Accounts (SEEA-EA)</w:t>
-              <w:tab/>
-              <w:t>40</w:t>
-            </w:r>
-          </w:hyperlink>
+          <w:r>
+            <w:rPr>
+              <w:vanish w:val="false"/>
+            </w:rPr>
+            <w:t>8.8.4 Ecosystem Extent Accounts and Physical Ecosystem Services Accounts (SEEA-EA)</w:t>
+            <w:tab/>
+            <w:t>40</w:t>
+          </w:r>
         </w:p>
         <w:p>
           <w:pPr>
@@ -1294,17 +1126,14 @@
             </w:tabs>
             <w:rPr/>
           </w:pPr>
-          <w:hyperlink w:anchor="__RefHeading___Toc1607_505718425" w:tooltip="8.9 Zambia (ZMB)">
-            <w:r>
-              <w:rPr>
-                <w:rStyle w:val="IndexLink"/>
-                <w:webHidden/>
-              </w:rPr>
-              <w:t>8.9 Zambia (ZMB)</w:t>
-              <w:tab/>
-              <w:t>40</w:t>
-            </w:r>
-          </w:hyperlink>
+          <w:r>
+            <w:rPr>
+              <w:vanish w:val="false"/>
+            </w:rPr>
+            <w:t>8.9 Zambia (ZMB)</w:t>
+            <w:tab/>
+            <w:t>40</w:t>
+          </w:r>
         </w:p>
         <w:p>
           <w:pPr>
@@ -1315,17 +1144,14 @@
             </w:tabs>
             <w:rPr/>
           </w:pPr>
-          <w:hyperlink w:anchor="__RefHeading___Toc1609_505718425" w:tooltip="8.9.1 Physical Asset Accounts for Land (SEEA-CF)">
-            <w:r>
-              <w:rPr>
-                <w:rStyle w:val="IndexLink"/>
-                <w:webHidden/>
-              </w:rPr>
-              <w:t>8.9.1 Physical Asset Accounts for Land (SEEA-CF)</w:t>
-              <w:tab/>
-              <w:t>40</w:t>
-            </w:r>
-          </w:hyperlink>
+          <w:r>
+            <w:rPr>
+              <w:vanish w:val="false"/>
+            </w:rPr>
+            <w:t>8.9.1 Physical Asset Accounts for Land (SEEA-CF)</w:t>
+            <w:tab/>
+            <w:t>40</w:t>
+          </w:r>
         </w:p>
         <w:p>
           <w:pPr>
@@ -1336,17 +1162,14 @@
             </w:tabs>
             <w:rPr/>
           </w:pPr>
-          <w:hyperlink w:anchor="__RefHeading___Toc1611_505718425" w:tooltip="8.9.2 Physical Asset Accounts for Timber Resources (SEEA-CF)">
-            <w:r>
-              <w:rPr>
-                <w:rStyle w:val="IndexLink"/>
-                <w:webHidden/>
-              </w:rPr>
-              <w:t>8.9.2 Physical Asset Accounts for Timber Resources (SEEA-CF)</w:t>
-              <w:tab/>
-              <w:t>40</w:t>
-            </w:r>
-          </w:hyperlink>
+          <w:r>
+            <w:rPr>
+              <w:vanish w:val="false"/>
+            </w:rPr>
+            <w:t>8.9.2 Physical Asset Accounts for Timber Resources (SEEA-CF)</w:t>
+            <w:tab/>
+            <w:t>40</w:t>
+          </w:r>
         </w:p>
         <w:p>
           <w:pPr>
@@ -1357,17 +1180,14 @@
             </w:tabs>
             <w:rPr/>
           </w:pPr>
-          <w:hyperlink w:anchor="__RefHeading___Toc1613_505718425" w:tooltip="8.9.3 Physical Supply and Use Tables for Water (SEEA-CF)">
-            <w:r>
-              <w:rPr>
-                <w:rStyle w:val="IndexLink"/>
-                <w:webHidden/>
-              </w:rPr>
-              <w:t>8.9.3 Physical Supply and Use Tables for Water (SEEA-CF)</w:t>
-              <w:tab/>
-              <w:t>40</w:t>
-            </w:r>
-          </w:hyperlink>
+          <w:r>
+            <w:rPr>
+              <w:vanish w:val="false"/>
+            </w:rPr>
+            <w:t>8.9.3 Physical Supply and Use Tables for Water (SEEA-CF)</w:t>
+            <w:tab/>
+            <w:t>40</w:t>
+          </w:r>
         </w:p>
         <w:p>
           <w:pPr>
@@ -1378,17 +1198,14 @@
             </w:tabs>
             <w:rPr/>
           </w:pPr>
-          <w:hyperlink w:anchor="__RefHeading___Toc1615_505718425" w:tooltip="8.9.4 Ecosystem Extent Accounts (SEEA-EA)">
-            <w:r>
-              <w:rPr>
-                <w:rStyle w:val="IndexLink"/>
-                <w:webHidden/>
-              </w:rPr>
-              <w:t>8.9.4 Ecosystem Extent Accounts (SEEA-EA)</w:t>
-              <w:tab/>
-              <w:t>41</w:t>
-            </w:r>
-          </w:hyperlink>
+          <w:r>
+            <w:rPr>
+              <w:vanish w:val="false"/>
+            </w:rPr>
+            <w:t>8.9.4 Ecosystem Extent Accounts (SEEA-EA)</w:t>
+            <w:tab/>
+            <w:t>41</w:t>
+          </w:r>
         </w:p>
         <w:p>
           <w:pPr>
@@ -1399,20 +1216,17 @@
             </w:tabs>
             <w:rPr/>
           </w:pPr>
-          <w:hyperlink w:anchor="__RefHeading___Toc1617_505718425" w:tooltip="8.9.5 Protected Areas Accounts (Thematic)">
-            <w:r>
-              <w:rPr>
-                <w:rStyle w:val="IndexLink"/>
-                <w:webHidden/>
-              </w:rPr>
-              <w:t>8.9.5 Protected Areas Accounts (Thematic)</w:t>
-              <w:tab/>
-              <w:t>41</w:t>
-            </w:r>
-          </w:hyperlink>
           <w:r>
             <w:rPr>
-              <w:rStyle w:val="IndexLink"/>
+              <w:vanish w:val="false"/>
+            </w:rPr>
+            <w:t>8.9.5 Protected Areas Accounts (Thematic)</w:t>
+            <w:tab/>
+            <w:t>41</w:t>
+          </w:r>
+          <w:r>
+            <w:rPr>
+              <w:vanish w:val="false"/>
             </w:rPr>
             <w:fldChar w:fldCharType="end"/>
           </w:r>
@@ -1572,45 +1386,6 @@
         <w:t xml:space="preserve"> lists all accounts tracked in this review.</w:t>
       </w:r>
     </w:p>
-    <w:tbl>
-      <w:tblPr>
-        <w:tblW w:w="5000" w:type="pct"/>
-        <w:jc w:val="start"/>
-        <w:tblInd w:w="0" w:type="dxa"/>
-        <w:tblLayout w:type="fixed"/>
-        <w:tblCellMar>
-          <w:top w:w="0" w:type="dxa"/>
-          <w:start w:w="108" w:type="dxa"/>
-          <w:bottom w:w="0" w:type="dxa"/>
-          <w:end w:w="108" w:type="dxa"/>
-        </w:tblCellMar>
-      </w:tblPr>
-      <w:tblGrid>
-        <w:gridCol w:w="9360"/>
-      </w:tblGrid>
-      <w:tr>
-        <w:trPr/>
-        <w:tc>
-          <w:tcPr>
-            <w:tcW w:w="9360" w:type="dxa"/>
-            <w:tcBorders/>
-          </w:tcPr>
-          <w:p>
-            <w:pPr>
-              <w:pStyle w:val="ImageCaption"/>
-              <w:keepNext w:val="true"/>
-              <w:spacing w:before="200" w:after="120"/>
-              <w:jc w:val="start"/>
-              <w:rPr/>
-            </w:pPr>
-            <w:r>
-              <w:rPr/>
-              <w:t>Table 1: Accounts of the System of Environmental and Economic Accounts (SEEA)</w:t>
-            </w:r>
-          </w:p>
-        </w:tc>
-      </w:tr>
-    </w:tbl>
     <w:tbl>
       <w:tblPr>
         <w:tblW w:w="5000" w:type="pct"/>
@@ -1630,8 +1405,30 @@
         <w:gridCol w:w="4681"/>
       </w:tblGrid>
       <w:tr>
+        <w:trPr/>
+        <w:tc>
+          <w:tcPr>
+            <w:tcW w:w="9360" w:type="dxa"/>
+            <w:gridSpan w:val="2"/>
+            <w:tcBorders/>
+          </w:tcPr>
+          <w:p>
+            <w:pPr>
+              <w:pStyle w:val="ImageCaption"/>
+              <w:keepNext w:val="true"/>
+              <w:spacing w:before="200" w:after="120"/>
+              <w:jc w:val="start"/>
+              <w:rPr/>
+            </w:pPr>
+            <w:r>
+              <w:rPr/>
+              <w:t>Table 1: Accounts of the System of Environmental and Economic Accounts (SEEA)</w:t>
+            </w:r>
+          </w:p>
+        </w:tc>
+      </w:tr>
+      <w:tr>
         <w:trPr>
-          <w:tblHeader w:val="true"/>
           <w:cantSplit/>
         </w:trPr>
         <w:tc>
@@ -3879,6 +3676,7 @@
             <w:pPr>
               <w:pStyle w:val="Compact"/>
               <w:widowControl/>
+              <w:suppressAutoHyphens w:val="true"/>
               <w:spacing w:before="36" w:after="36"/>
               <w:jc w:val="center"/>
               <w:rPr>
@@ -3890,13 +3688,7 @@
               </w:rPr>
             </w:pPr>
             <w:r>
-              <w:rPr>
-                <w:rFonts w:eastAsia="Aptos" w:cs=""/>
-                <w:kern w:val="0"/>
-                <w:sz w:val="24"/>
-                <w:szCs w:val="24"/>
-                <w:lang w:val="en-US" w:eastAsia="en-US" w:bidi="ar-SA"/>
-              </w:rPr>
+              <w:rPr/>
               <w:drawing>
                 <wp:inline distT="0" distB="0" distL="0" distR="0">
                   <wp:extent cx="5806440" cy="4974590"/>
@@ -3942,6 +3734,7 @@
             <w:pPr>
               <w:pStyle w:val="ImageCaption"/>
               <w:widowControl/>
+              <w:suppressAutoHyphens w:val="true"/>
               <w:spacing w:before="200" w:after="120"/>
               <w:jc w:val="start"/>
               <w:rPr>
@@ -4036,6 +3829,7 @@
             <w:pPr>
               <w:pStyle w:val="Compact"/>
               <w:widowControl/>
+              <w:suppressAutoHyphens w:val="true"/>
               <w:spacing w:before="36" w:after="36"/>
               <w:jc w:val="center"/>
               <w:rPr>
@@ -4047,13 +3841,7 @@
               </w:rPr>
             </w:pPr>
             <w:r>
-              <w:rPr>
-                <w:rFonts w:eastAsia="Aptos" w:cs=""/>
-                <w:kern w:val="0"/>
-                <w:sz w:val="24"/>
-                <w:szCs w:val="24"/>
-                <w:lang w:val="en-US" w:eastAsia="en-US" w:bidi="ar-SA"/>
-              </w:rPr>
+              <w:rPr/>
               <w:drawing>
                 <wp:inline distT="0" distB="0" distL="0" distR="0">
                   <wp:extent cx="5806440" cy="4398010"/>
@@ -4099,6 +3887,7 @@
             <w:pPr>
               <w:pStyle w:val="ImageCaption"/>
               <w:widowControl/>
+              <w:suppressAutoHyphens w:val="true"/>
               <w:spacing w:before="200" w:after="120"/>
               <w:jc w:val="start"/>
               <w:rPr>
@@ -4119,8 +3908,8 @@
               </w:rPr>
               <w:t>Figure 2: Account implementation across 14 AFE countries: the 11 tracked by the UN Global Assessment plus Rwanda, DRC, and Madagascar, whose accounts were compiled outside its scope</w:t>
             </w:r>
-            <w:bookmarkStart w:id="7" w:name="implementation-and-status"/>
-            <w:bookmarkStart w:id="8" w:name="account-coverage"/>
+            <w:bookmarkStart w:id="7" w:name="account-coverage"/>
+            <w:bookmarkStart w:id="8" w:name="implementation-and-status"/>
             <w:bookmarkEnd w:id="6"/>
             <w:bookmarkEnd w:id="7"/>
             <w:bookmarkEnd w:id="8"/>
@@ -4197,6 +3986,7 @@
             <w:pPr>
               <w:pStyle w:val="Compact"/>
               <w:widowControl/>
+              <w:suppressAutoHyphens w:val="true"/>
               <w:spacing w:before="36" w:after="36"/>
               <w:jc w:val="center"/>
               <w:rPr>
@@ -4208,13 +3998,7 @@
               </w:rPr>
             </w:pPr>
             <w:r>
-              <w:rPr>
-                <w:rFonts w:eastAsia="Aptos" w:cs=""/>
-                <w:kern w:val="0"/>
-                <w:sz w:val="24"/>
-                <w:szCs w:val="24"/>
-                <w:lang w:val="en-US" w:eastAsia="en-US" w:bidi="ar-SA"/>
-              </w:rPr>
+              <w:rPr/>
               <w:drawing>
                 <wp:inline distT="0" distB="0" distL="0" distR="0">
                   <wp:extent cx="5806440" cy="4151630"/>
@@ -4260,6 +4044,7 @@
             <w:pPr>
               <w:pStyle w:val="ImageCaption"/>
               <w:widowControl/>
+              <w:suppressAutoHyphens w:val="true"/>
               <w:spacing w:before="200" w:after="120"/>
               <w:jc w:val="start"/>
               <w:rPr>
@@ -4367,6 +4152,7 @@
             <w:pPr>
               <w:pStyle w:val="Compact"/>
               <w:widowControl/>
+              <w:suppressAutoHyphens w:val="true"/>
               <w:spacing w:before="36" w:after="36"/>
               <w:jc w:val="center"/>
               <w:rPr>
@@ -4378,13 +4164,7 @@
               </w:rPr>
             </w:pPr>
             <w:r>
-              <w:rPr>
-                <w:rFonts w:eastAsia="Aptos" w:cs=""/>
-                <w:kern w:val="0"/>
-                <w:sz w:val="24"/>
-                <w:szCs w:val="24"/>
-                <w:lang w:val="en-US" w:eastAsia="en-US" w:bidi="ar-SA"/>
-              </w:rPr>
+              <w:rPr/>
               <w:drawing>
                 <wp:inline distT="0" distB="0" distL="0" distR="0">
                   <wp:extent cx="5806440" cy="4151630"/>
@@ -4430,6 +4210,7 @@
             <w:pPr>
               <w:pStyle w:val="ImageCaption"/>
               <w:widowControl/>
+              <w:suppressAutoHyphens w:val="true"/>
               <w:spacing w:before="200" w:after="120"/>
               <w:jc w:val="start"/>
               <w:rPr>
@@ -4516,6 +4297,7 @@
             <w:pPr>
               <w:pStyle w:val="Compact"/>
               <w:widowControl/>
+              <w:suppressAutoHyphens w:val="true"/>
               <w:spacing w:before="36" w:after="36"/>
               <w:jc w:val="center"/>
               <w:rPr>
@@ -4527,13 +4309,7 @@
               </w:rPr>
             </w:pPr>
             <w:r>
-              <w:rPr>
-                <w:rFonts w:eastAsia="Aptos" w:cs=""/>
-                <w:kern w:val="0"/>
-                <w:sz w:val="24"/>
-                <w:szCs w:val="24"/>
-                <w:lang w:val="en-US" w:eastAsia="en-US" w:bidi="ar-SA"/>
-              </w:rPr>
+              <w:rPr/>
               <w:drawing>
                 <wp:inline distT="0" distB="0" distL="0" distR="0">
                   <wp:extent cx="5806440" cy="4151630"/>
@@ -4579,6 +4355,7 @@
             <w:pPr>
               <w:pStyle w:val="ImageCaption"/>
               <w:widowControl/>
+              <w:suppressAutoHyphens w:val="true"/>
               <w:spacing w:before="200" w:after="120"/>
               <w:jc w:val="start"/>
               <w:rPr>
@@ -4977,23 +4754,7 @@
       </w:r>
       <w:r>
         <w:rPr/>
-        <w:t xml:space="preserve"> The DRC’s ecosystem extent accounts use a 15-class typology documenting forest and land cover change from 2000 to 2020. Total forest cover lost was 11.6 million hectares, with the annual deforestation rate more than doubling from approximately 0.5 percent per year in 2000–2010 to above 0.8 percent per year in 2010–2020. The most revealing dynamic is the 259 percent expansion of forest-farm mosaic, </w:t>
-      </w:r>
-      <w:r>
-        <w:rPr/>
-        <w:t xml:space="preserve">which are </w:t>
-      </w:r>
-      <w:r>
-        <w:rPr/>
-        <w:t xml:space="preserve">degraded, mixed-use agricultural-forest landscapes, </w:t>
-      </w:r>
-      <w:r>
-        <w:rPr/>
-        <w:t>and</w:t>
-      </w:r>
-      <w:r>
-        <w:rPr/>
-        <w:t xml:space="preserve"> went from 2.8 million to 9.97 million hectares, alongside cropland growing 147 percent (Turpie, Wilson, Brühl, et al., 2025). At the provincial level, Kwilu suffered the largest absolute lowland forest loss (720,000 ha), while Kinshasa province lost 67 percent of its forest cover, documenting that proximity to population centers drives distinct deforestation patterns compared to remote interior dynamics. </w:t>
+        <w:t xml:space="preserve"> The DRC’s ecosystem extent accounts use a 15-class typology documenting forest and land cover change from 2000 to 2020. Total forest cover lost was 11.6 million hectares, with the annual deforestation rate more than doubling from approximately 0.5 percent per year in 2000–2010 to above 0.8 percent per year in 2010–2020. The most revealing dynamic is the 259 percent expansion of forest-farm mosaic, which are degraded, mixed-use agricultural-forest landscapes, and went from 2.8 million to 9.97 million hectares, alongside cropland growing 147 percent (Turpie, Wilson, Brühl, et al., 2025). At the provincial level, Kwilu suffered the largest absolute lowland forest loss (720,000 ha), while Kinshasa province lost 67 percent of its forest cover, documenting that proximity to population centers drives distinct deforestation patterns compared to remote interior dynamics. </w:t>
       </w:r>
     </w:p>
     <w:p>
@@ -5084,6 +4845,7 @@
     <w:p>
       <w:pPr>
         <w:pStyle w:val="BodyText"/>
+        <w:bidi w:val="0"/>
         <w:rPr/>
       </w:pPr>
       <w:r>
@@ -5095,7 +4857,7 @@
       </w:r>
       <w:r>
         <w:rPr/>
-        <w:t xml:space="preserve"> Zambia’s five-year accounts (2018–2023) show tree cover falling from 55.4 to 52.8 percent of national territory; a loss of 1.88 million hectares, equivalent to 376,000 ha per year (Chisanga et al., 2026). The dominant conversion is trees to rangeland (4.9 million ha), reflecting miombo woodland degradation rather than direct agricultural conversion. The provincial degradation index (NEDI) reveals Eastern Province (5.25 percent) degrading at nearly four times the national average (1.44 percent), with conversion patterns that differ fundamentally from the more stable North-Western Province (NEDI = 0.12 percent). Zambia’s accounts also include a methodological note that merits attention, due to the fact that the ecosystem extent accounts use MODIS satellite data with classification boundaries that differ from national land cover data, meaning some biome totals appear to exceed expected national territory extents. The accounts interpret percentage changes as more reliable than absolute areas, which is something to keep in mind in cross-country comparisons.</w:t>
+        <w:t xml:space="preserve"> Zambia’s five-year accounts (2018–2023) show tree cover falling from 55.4 to 52.8 percent of national territory; a loss of 1.88 million hectares, equivalent to 376,000 ha per year (Chisanga et al., 2026). The dominant conversion is trees to rangeland (4.9 million ha), reflecting miombo woodland degradation rather than direct agricultural conversion. The provincial degradation index (NEDI) reveals Eastern Province (5.25 percent) degrading at nearly four times the national average (1.44 percent), with conversion patterns that differ fundamentally from the more stable North-Western Province (NEDI = 0.12 percent). Zambia's accounts also include a methodological note that explains that the ecosystem extent accounts use MODIS satellite data at 500 m resolution, where small agricultural fields are sometimes misclassified as natural vegetation, meaning the accounts treat percentage changes as more reliable than absolute area figures, which is something to keep in mind in cross-country comparisons.</w:t>
       </w:r>
       <w:bookmarkEnd w:id="20"/>
     </w:p>
@@ -5527,15 +5289,7 @@
       </w:pPr>
       <w:r>
         <w:rPr/>
-        <w:t xml:space="preserve">The 2026 BPS reports that four climate-related scenarios were simulated using KENMod: a 10 percent reduction in crop yields from drought; a 20 percent decline in livestock output; flood-related road and bridge damage equivalent to 2 percent of public capital stock; and a combined scenario of all three shocks. The analysis shows that climate shocks reduce GDP, widen the primary deficit, and increase debt-to-GDP ratios, </w:t>
-      </w:r>
-      <w:r>
-        <w:rPr/>
-        <w:t xml:space="preserve">which are </w:t>
-      </w:r>
-      <w:r>
-        <w:rPr/>
-        <w:t>findings used to justify climate-responsive budgeting and investment in climate-resilient infrastructure. Under a hot scenario, GDP is projected 4.2 percentage points lower than baseline by 2100.</w:t>
+        <w:t>The 2026 BPS reports that four climate-related scenarios were simulated using KENMod: a 10 percent reduction in crop yields from drought; a 20 percent decline in livestock output; flood-related road and bridge damage equivalent to 2 percent of public capital stock; and a combined scenario of all three shocks. The analysis shows that climate shocks reduce GDP, widen the primary deficit, and increase debt-to-GDP ratios, which are findings used to justify climate-responsive budgeting and investment in climate-resilient infrastructure. Under a hot scenario, GDP is projected 4.2 percentage points lower than baseline by 2100.</w:t>
       </w:r>
     </w:p>
     <w:p>
@@ -6833,15 +6587,7 @@
       </w:pPr>
       <w:r>
         <w:rPr/>
-        <w:t xml:space="preserve">The Democratic Republic of Congo has compiled five SEEA Ecosystem Accounting accounts, </w:t>
-      </w:r>
-      <w:r>
-        <w:rPr/>
-        <w:t xml:space="preserve">including </w:t>
-      </w:r>
-      <w:r>
-        <w:rPr/>
-        <w:t>ecosystem extent, ecosystem condition, physical ecosystem services, monetary ecosystem services, and ecosystem asset accounts, all presented in a single comprehensive report covering 2000 to 2020 (Turpie, Wilson, Brühl, et al., 2025). The accounts are restricted to forest ecosystems, reflecting the DRC’s status as custodian of the world’s second-largest tropical forest biome. They were produced by Anchor Environmental Consultants under the leadership of Dr Jane Turpie, with World Bank project leadership from Kanta Kumari Rigaud, Tsegaye Ginbo Gatiso, and colleagues, with financial support from CAFI and the Climate Investment Funds. The macroeconomic context is stark: the forestry sector contributes approximately 9 percent of GDP (down from 11 percent in 1990), 94 percent of total energy supply comes from forest biomass, and approximately 90 percent of logging activity is informal, small-scale, or illegal</w:t>
+        <w:t>The Democratic Republic of Congo has compiled five SEEA Ecosystem Accounting accounts, including ecosystem extent, ecosystem condition, physical ecosystem services, monetary ecosystem services, and ecosystem asset accounts, all presented in a single comprehensive report covering 2000 to 2020 (Turpie, Wilson, Brühl, et al., 2025). The accounts are restricted to forest ecosystems, reflecting the DRC’s status as custodian of the world’s second-largest tropical forest biome. They were produced by Anchor Environmental Consultants under the leadership of Dr Jane Turpie, with World Bank project leadership from Kanta Kumari Rigaud, Tsegaye Ginbo Gatiso, and colleagues, with financial support from CAFI and the Climate Investment Funds. The macroeconomic context is stark: the forestry sector contributes approximately 9 percent of GDP (down from 11 percent in 1990), 94 percent of total energy supply comes from forest biomass, and approximately 90 percent of logging activity is informal, small-scale, or illegal</w:t>
       </w:r>
       <w:r>
         <w:rPr>
@@ -6898,15 +6644,7 @@
       </w:pPr>
       <w:r>
         <w:rPr/>
-        <w:t xml:space="preserve">The condition accounts track biodiversity status using the IBIS model. National biodiversity status declined from 68.8 percent in 2000 to 61.4 percent in 2020; </w:t>
-      </w:r>
-      <w:r>
-        <w:rPr/>
-        <w:t xml:space="preserve">with </w:t>
-      </w:r>
-      <w:r>
-        <w:rPr/>
-        <w:t>continued erosion despite over 60 percent of territory remaining forested. Bushmeat extraction rates were 60 percent above sustainable yield in 2000 and had risen to 64 percent above by 2020. Bushmeat income represents approximately 32 percent of annual household income in some forest-dependent communities.</w:t>
+        <w:t>The condition accounts track biodiversity status using the IBIS model. National biodiversity status declined from 68.8 percent in 2000 to 61.4 percent in 2020; with continued erosion despite over 60 percent of territory remaining forested. Bushmeat extraction rates were 60 percent above sustainable yield in 2000 and had risen to 64 percent above by 2020. Bushmeat income represents approximately 32 percent of annual household income in some forest-dependent communities.</w:t>
       </w:r>
       <w:bookmarkEnd w:id="89"/>
     </w:p>
@@ -6979,15 +6717,7 @@
       </w:pPr>
       <w:r>
         <w:rPr/>
-        <w:t xml:space="preserve">Ethiopia has compiled four SEEA accounts, </w:t>
-      </w:r>
-      <w:r>
-        <w:rPr/>
-        <w:t xml:space="preserve">including </w:t>
-      </w:r>
-      <w:r>
-        <w:rPr/>
-        <w:t>physical and monetary asset accounts for land (SEEA-CF) and ecosystem extent and condition accounts (SEEA-EA), covering 2013 to 2022 and disaggregated to regions and major river basins including the Abay (Blue Nile) and Awash basins (Federal Democratic Republic of Ethiopia, 2026; Rutebuka et al., 2025). The accounts were produced through a government-led Technical Working Group with World Bank and UNSD support. Monetary valuation of ecosystem services has not yet been undertaken</w:t>
+        <w:t>Ethiopia has compiled four SEEA accounts, including physical and monetary asset accounts for land (SEEA-CF) and ecosystem extent and condition accounts (SEEA-EA), covering 2013 to 2022 and disaggregated to regions and major river basins including the Abay (Blue Nile) and Awash basins (Federal Democratic Republic of Ethiopia, 2026; Rutebuka et al., 2025). The accounts were produced through a government-led Technical Working Group with World Bank and UNSD support. Monetary valuation of ecosystem services has not yet been undertaken</w:t>
       </w:r>
       <w:r>
         <w:rPr>
@@ -7020,15 +6750,7 @@
       </w:pPr>
       <w:r>
         <w:rPr/>
-        <w:t xml:space="preserve">Annual cropland grew 20 percent (21.7 to 25.9 million ha) and built-up area grew 50 percent between 2013 and 2022. Total forest area increased 22 percent (22.3 to 27.2 million ha), but the accounts explicitly caution that this may partly reflect reclassification rather than genuine restoration. Open shrublands declined 23 percent. The Abay basin is 43 percent annual cropland, </w:t>
-      </w:r>
-      <w:r>
-        <w:rPr/>
-        <w:t xml:space="preserve">which is </w:t>
-      </w:r>
-      <w:r>
-        <w:rPr/>
-        <w:t>more than double the national share, making it the agricultural heartland and the principal zone for soil erosion risk and watershed investment. Only 52 percent of land cover remained in the same class across the two reference years, indicating a high rate of landscape change.</w:t>
+        <w:t>Annual cropland grew 20 percent (21.7 to 25.9 million ha) and built-up area grew 50 percent between 2013 and 2022. Total forest area increased 22 percent (22.3 to 27.2 million ha), but the accounts explicitly caution that this may partly reflect reclassification rather than genuine restoration. Open shrublands declined 23 percent. The Abay basin is 43 percent annual cropland, which is more than double the national share, making it the agricultural heartland and the principal zone for soil erosion risk and watershed investment. Only 52 percent of land cover remained in the same class across the two reference years, indicating a high rate of landscape change.</w:t>
       </w:r>
     </w:p>
     <w:p>
@@ -7111,15 +6833,7 @@
       </w:pPr>
       <w:r>
         <w:rPr/>
-        <w:t xml:space="preserve">Kenya has compiled the most comprehensive set of SEEA accounts in the AFE region; ten accounts across five sectors spanning water, energy, land, ecosystem accounts, and forest thematic accounts (Kenya National Bureau of Statistics, 2026a, 2026b; Soulard, 2025; Turpie, Wilson, Hickinbotham, et al., 2025; World Bank &amp; Prime Africa Consult, 2025). These were produced through KNBS in partnership with Technical Working Committees under the National Plan for Advancing Environmental-Economic Accounting (NP-AEEA) 2025–2028, with World Bank GPS support. Kenya’s accounts are notable for including monetary ecosystem service valuation, covering livestock production, sediment retention, and nature-based tourism, </w:t>
-      </w:r>
-      <w:r>
-        <w:rPr/>
-        <w:t>as well as</w:t>
-      </w:r>
-      <w:r>
-        <w:rPr/>
-        <w:t xml:space="preserve"> for integration with the KENMod macro-fiscal model</w:t>
+        <w:t>Kenya has compiled the most comprehensive set of SEEA accounts in the AFE region; ten accounts across five sectors spanning water, energy, land, ecosystem accounts, and forest thematic accounts (Kenya National Bureau of Statistics, 2026a, 2026b; Soulard, 2025; Turpie, Wilson, Hickinbotham, et al., 2025; World Bank &amp; Prime Africa Consult, 2025). These were produced through KNBS in partnership with Technical Working Committees under the National Plan for Advancing Environmental-Economic Accounting (NP-AEEA) 2025–2028, with World Bank GPS support. Kenya’s accounts are notable for including monetary ecosystem service valuation, covering livestock production, sediment retention, and nature-based tourism, as well as for integration with the KENMod macro-fiscal model</w:t>
       </w:r>
       <w:r>
         <w:rPr>
@@ -7297,15 +7011,7 @@
       </w:pPr>
       <w:r>
         <w:rPr/>
-        <w:t xml:space="preserve">Madagascar has compiled two SEEA Ecosystem Accounting accounts, </w:t>
-      </w:r>
-      <w:r>
-        <w:rPr/>
-        <w:t xml:space="preserve">including </w:t>
-      </w:r>
-      <w:r>
-        <w:rPr/>
-        <w:t>ecosystem extent and ecosystem condition, based on an integrated landscape assessment covering 1992–2020 (Vogl et al., 2022). This is an experimental but spatially explicit exercise by the World Bank BELA team, not yet a fully institutionalized SEEA-EA process</w:t>
+        <w:t>Madagascar has compiled two SEEA Ecosystem Accounting accounts, including ecosystem extent and ecosystem condition, based on an integrated landscape assessment covering 1992–2020 (Vogl et al., 2022). This is an experimental but spatially explicit exercise by the World Bank BELA team, not yet a fully institutionalized SEEA-EA process</w:t>
       </w:r>
       <w:r>
         <w:rPr>
@@ -7363,15 +7069,7 @@
       </w:pPr>
       <w:r>
         <w:rPr/>
-        <w:t xml:space="preserve">Mauritius has compiled two SEEA Central Framework water accounts, </w:t>
-      </w:r>
-      <w:r>
-        <w:rPr/>
-        <w:t xml:space="preserve">including </w:t>
-      </w:r>
-      <w:r>
-        <w:rPr/>
-        <w:t xml:space="preserve">physical supply and use tables and physical asset accounts, published as the fifth edition of the </w:t>
+        <w:t xml:space="preserve">Mauritius has compiled two SEEA Central Framework water accounts, including physical supply and use tables and physical asset accounts, published as the fifth edition of the </w:t>
       </w:r>
       <w:r>
         <w:rPr>
@@ -7415,15 +7113,7 @@
       </w:pPr>
       <w:r>
         <w:rPr/>
-        <w:t xml:space="preserve">Total freshwater abstraction is 22 percent of total renewable water resources, </w:t>
-      </w:r>
-      <w:r>
-        <w:rPr/>
-        <w:t xml:space="preserve">which is </w:t>
-      </w:r>
-      <w:r>
-        <w:rPr/>
-        <w:t>below the 25 percent stress threshold, but with abstraction rising steadily from 591 Mm³ in 2017. Agriculture accounts for 89.1 percent of net water consumption. Unaccounted-for water (UFW) in the CWA network was 64.6 percent in 2022 (up from 56.4 percent in 2013); nearly two-thirds of all treated potable water is lost before reaching end users despite 99.8 percent national access to safely managed water services. Households received 197 L/capita/day against 719 L/day abstracted, with the gap almost entirely explained by network losses.</w:t>
+        <w:t>Total freshwater abstraction is 22 percent of total renewable water resources, which is below the 25 percent stress threshold, but with abstraction rising steadily from 591 Mm³ in 2017. Agriculture accounts for 89.1 percent of net water consumption. Unaccounted-for water (UFW) in the CWA network was 64.6 percent in 2022 (up from 56.4 percent in 2013); nearly two-thirds of all treated potable water is lost before reaching end users despite 99.8 percent national access to safely managed water services. Households received 197 L/capita/day against 719 L/day abstracted, with the gap almost entirely explained by network losses.</w:t>
       </w:r>
       <w:bookmarkEnd w:id="123"/>
     </w:p>
@@ -7447,15 +7137,7 @@
       </w:pPr>
       <w:r>
         <w:rPr/>
-        <w:t xml:space="preserve">In 2022, surface water abstraction at 31.3 percent of available surface water and groundwater at 20.8 percent withdrawal, </w:t>
-      </w:r>
-      <w:r>
-        <w:rPr/>
-        <w:t xml:space="preserve">which are </w:t>
-      </w:r>
-      <w:r>
-        <w:rPr/>
-        <w:t>both within aggregate sustainable limits, but approaching levels where inter-annual rainfall variability could create water stress in low-rainfall years.</w:t>
+        <w:t>In 2022, surface water abstraction at 31.3 percent of available surface water and groundwater at 20.8 percent withdrawal, which are both within aggregate sustainable limits, but approaching levels where inter-annual rainfall variability could create water stress in low-rainfall years.</w:t>
       </w:r>
       <w:bookmarkEnd w:id="121"/>
       <w:bookmarkEnd w:id="125"/>
@@ -7480,15 +7162,7 @@
       </w:pPr>
       <w:r>
         <w:rPr/>
-        <w:t xml:space="preserve">Rwanda has compiled five SEEA accounts, </w:t>
-      </w:r>
-      <w:r>
-        <w:rPr/>
-        <w:t xml:space="preserve">including </w:t>
-      </w:r>
-      <w:r>
-        <w:rPr/>
-        <w:t>water (physical and monetary supply and use tables), land (physical asset accounts), and ecosystems (condition and physical services), produced by NISR in collaboration with the Ministry of Environment and MINECOFIN, with World Bank WAVES technical support (Government of Rwanda, 2018, 2019b, 2019a). Rwanda’s accounts are notable for including monetary water supply and use tables</w:t>
+        <w:t>Rwanda has compiled five SEEA accounts, including water (physical and monetary supply and use tables), land (physical asset accounts), and ecosystems (condition and physical services), produced by NISR in collaboration with the Ministry of Environment and MINECOFIN, with World Bank WAVES technical support (Government of Rwanda, 2018, 2019b, 2019a). Rwanda’s accounts are notable for including monetary water supply and use tables</w:t>
       </w:r>
       <w:r>
         <w:rPr>
@@ -7594,15 +7268,7 @@
       </w:pPr>
       <w:r>
         <w:rPr/>
-        <w:t xml:space="preserve">Uganda has compiled six SEEA accounts across two published programs, </w:t>
-      </w:r>
-      <w:r>
-        <w:rPr/>
-        <w:t xml:space="preserve">including </w:t>
-      </w:r>
-      <w:r>
-        <w:rPr/>
-        <w:t>physical water supply and use tables (2015–2024 series) and forest-based accounts (monetary timber asset, ecosystem extent, physical and monetary ecosystem services, ecosystem asset accounts) (Uganda Bureau of Statistics, 2020, 2025). Uganda’s water accounts are in their tenth iteration</w:t>
+        <w:t>Uganda has compiled six SEEA accounts across two published programs, including physical water supply and use tables (2015–2024 series) and forest-based accounts (monetary timber asset, ecosystem extent, physical and monetary ecosystem services, ecosystem asset accounts) (Uganda Bureau of Statistics, 2020, 2025). Uganda’s water accounts are in their tenth iteration</w:t>
       </w:r>
       <w:r>
         <w:rPr>
@@ -7825,15 +7491,7 @@
       </w:pPr>
       <w:r>
         <w:rPr/>
-        <w:t xml:space="preserve">Zambia has compiled five SEEA accounts, </w:t>
-      </w:r>
-      <w:r>
-        <w:rPr/>
-        <w:t xml:space="preserve">including </w:t>
-      </w:r>
-      <w:r>
-        <w:rPr/>
-        <w:t>land, timber, water, ecosystem extent, and protected areas/wildlife, presented in a Natural Capital Asset Compendium and a standalone Ecosystem Service Account, produced by the Ministry of Finance and National Planning with World Bank GPS support (Chisanga et al., 2026; Chisanga, 2026). The accounting period is 2018–2023, a window defined by major floods and culminating in the catastrophic 2023/24 El Niño drought</w:t>
+        <w:t>Zambia has compiled five SEEA accounts, including land, timber, water, ecosystem extent, and protected areas/wildlife, presented in a Natural Capital Asset Compendium and a standalone Ecosystem Service Account, produced by the Ministry of Finance and National Planning with World Bank GPS support (Chisanga et al., 2026; Chisanga, 2026). The accounting period is 2018–2023, a window defined by major floods and culminating in the catastrophic 2023/24 El Niño drought</w:t>
       </w:r>
       <w:r>
         <w:rPr>
@@ -7866,9 +7524,13 @@
       </w:pPr>
       <w:r>
         <w:rPr/>
-        <w:t>Tree cover fell from 55.4 to 52.8 percent of national territory (loss of 1,881,924 ha, 2018–2023). Cropland +36.9 percent (+960,450 ha). The dominant conversion was trees to rangeland (4,921,342 ha, 44.7 percent of all conversions), reflecting miombo woodland degradation. Eastern Province NEDI: 5.25 percent (nearly four times national average of 1.44 percent). North-Western Province NEDI: 0.12 percent. Ecosystem accounts use MODIS satellite data with classification boundaries differing from national land cover data; percentage changes are more reliable than absolute area totals.</w:t>
+        <w:t xml:space="preserve">Tree cover fell from 55.4 to 52.8 percent of national territory (loss of 1,881,924 ha, 2018–2023). Cropland +36.9 percent (+960,450 ha). The dominant conversion was trees to rangeland (4,921,342 ha, 44.7 percent of all conversions), reflecting miombo woodland degradation. Eastern Province NEDI: 5.25 percent (nearly four times national average of 1.44 percent). North-Western Province NEDI: 0.12 percent. </w:t>
       </w:r>
       <w:bookmarkEnd w:id="153"/>
+      <w:r>
+        <w:rPr/>
+        <w:t>Ecosystem accounts use MODIS satellite data at 500 m resolution, where small agricultural fields are sometimes misclassified as natural vegetation; percentage changes are more reliable than absolute area figures.</w:t>
+      </w:r>
     </w:p>
     <w:p>
       <w:pPr>
@@ -8028,7 +7690,7 @@
     </w:r>
     <w:r>
       <w:rPr/>
-      <w:t>39</w:t>
+      <w:t>41</w:t>
     </w:r>
     <w:r>
       <w:rPr/>
@@ -8063,7 +7725,7 @@
     </w:r>
     <w:r>
       <w:rPr/>
-      <w:t>39</w:t>
+      <w:t>41</w:t>
     </w:r>
     <w:r>
       <w:rPr/>
@@ -8439,142 +8101,6 @@
   </w:abstractNum>
   <w:abstractNum w:abstractNumId="2">
     <w:lvl w:ilvl="0">
-      <w:numFmt w:val="bullet"/>
-      <w:lvlText w:val=""/>
-      <w:lvlJc w:val="start"/>
-      <w:pPr>
-        <w:tabs>
-          <w:tab w:val="num" w:pos="0"/>
-        </w:tabs>
-        <w:ind w:start="720" w:hanging="360"/>
-      </w:pPr>
-      <w:rPr>
-        <w:rFonts w:ascii="Symbol" w:hAnsi="Symbol" w:cs="Symbol" w:hint="default"/>
-      </w:rPr>
-    </w:lvl>
-    <w:lvl w:ilvl="1">
-      <w:start w:val="0"/>
-      <w:numFmt w:val="bullet"/>
-      <w:lvlText w:val="o"/>
-      <w:lvlJc w:val="start"/>
-      <w:pPr>
-        <w:tabs>
-          <w:tab w:val="num" w:pos="0"/>
-        </w:tabs>
-        <w:ind w:start="1440" w:hanging="360"/>
-      </w:pPr>
-      <w:rPr>
-        <w:rFonts w:ascii="Courier New" w:hAnsi="Courier New" w:cs="Courier New" w:hint="default"/>
-      </w:rPr>
-    </w:lvl>
-    <w:lvl w:ilvl="2">
-      <w:start w:val="0"/>
-      <w:numFmt w:val="bullet"/>
-      <w:lvlText w:val=""/>
-      <w:lvlJc w:val="start"/>
-      <w:pPr>
-        <w:tabs>
-          <w:tab w:val="num" w:pos="0"/>
-        </w:tabs>
-        <w:ind w:start="2160" w:hanging="360"/>
-      </w:pPr>
-      <w:rPr>
-        <w:rFonts w:ascii="Wingdings" w:hAnsi="Wingdings" w:cs="Wingdings" w:hint="default"/>
-      </w:rPr>
-    </w:lvl>
-    <w:lvl w:ilvl="3">
-      <w:start w:val="0"/>
-      <w:numFmt w:val="bullet"/>
-      <w:lvlText w:val=""/>
-      <w:lvlJc w:val="start"/>
-      <w:pPr>
-        <w:tabs>
-          <w:tab w:val="num" w:pos="0"/>
-        </w:tabs>
-        <w:ind w:start="2880" w:hanging="360"/>
-      </w:pPr>
-      <w:rPr>
-        <w:rFonts w:ascii="Symbol" w:hAnsi="Symbol" w:cs="Symbol" w:hint="default"/>
-      </w:rPr>
-    </w:lvl>
-    <w:lvl w:ilvl="4">
-      <w:start w:val="0"/>
-      <w:numFmt w:val="bullet"/>
-      <w:lvlText w:val="o"/>
-      <w:lvlJc w:val="start"/>
-      <w:pPr>
-        <w:tabs>
-          <w:tab w:val="num" w:pos="0"/>
-        </w:tabs>
-        <w:ind w:start="3600" w:hanging="360"/>
-      </w:pPr>
-      <w:rPr>
-        <w:rFonts w:ascii="Courier New" w:hAnsi="Courier New" w:cs="Courier New" w:hint="default"/>
-      </w:rPr>
-    </w:lvl>
-    <w:lvl w:ilvl="5">
-      <w:start w:val="0"/>
-      <w:numFmt w:val="bullet"/>
-      <w:lvlText w:val=""/>
-      <w:lvlJc w:val="start"/>
-      <w:pPr>
-        <w:tabs>
-          <w:tab w:val="num" w:pos="0"/>
-        </w:tabs>
-        <w:ind w:start="4320" w:hanging="360"/>
-      </w:pPr>
-      <w:rPr>
-        <w:rFonts w:ascii="Wingdings" w:hAnsi="Wingdings" w:cs="Wingdings" w:hint="default"/>
-      </w:rPr>
-    </w:lvl>
-    <w:lvl w:ilvl="6">
-      <w:start w:val="0"/>
-      <w:numFmt w:val="bullet"/>
-      <w:lvlText w:val=""/>
-      <w:lvlJc w:val="start"/>
-      <w:pPr>
-        <w:tabs>
-          <w:tab w:val="num" w:pos="0"/>
-        </w:tabs>
-        <w:ind w:start="5040" w:hanging="360"/>
-      </w:pPr>
-      <w:rPr>
-        <w:rFonts w:ascii="Symbol" w:hAnsi="Symbol" w:cs="Symbol" w:hint="default"/>
-      </w:rPr>
-    </w:lvl>
-    <w:lvl w:ilvl="7">
-      <w:start w:val="0"/>
-      <w:numFmt w:val="bullet"/>
-      <w:lvlText w:val="o"/>
-      <w:lvlJc w:val="start"/>
-      <w:pPr>
-        <w:tabs>
-          <w:tab w:val="num" w:pos="0"/>
-        </w:tabs>
-        <w:ind w:start="5760" w:hanging="360"/>
-      </w:pPr>
-      <w:rPr>
-        <w:rFonts w:ascii="Courier New" w:hAnsi="Courier New" w:cs="Courier New" w:hint="default"/>
-      </w:rPr>
-    </w:lvl>
-    <w:lvl w:ilvl="8">
-      <w:start w:val="0"/>
-      <w:numFmt w:val="bullet"/>
-      <w:lvlText w:val=""/>
-      <w:lvlJc w:val="start"/>
-      <w:pPr>
-        <w:tabs>
-          <w:tab w:val="num" w:pos="0"/>
-        </w:tabs>
-        <w:ind w:start="6480" w:hanging="360"/>
-      </w:pPr>
-      <w:rPr>
-        <w:rFonts w:ascii="Wingdings" w:hAnsi="Wingdings" w:cs="Wingdings" w:hint="default"/>
-      </w:rPr>
-    </w:lvl>
-  </w:abstractNum>
-  <w:abstractNum w:abstractNumId="3">
-    <w:lvl w:ilvl="0">
       <w:start w:val="1"/>
       <w:numFmt w:val="none"/>
       <w:suff w:val="nothing"/>
@@ -8697,9 +8223,6 @@
   </w:num>
   <w:num w:numId="2">
     <w:abstractNumId w:val="2"/>
-  </w:num>
-  <w:num w:numId="3">
-    <w:abstractNumId w:val="3"/>
   </w:num>
 </w:numbering>
 </file>
@@ -8974,6 +8497,7 @@
     <w:qFormat/>
     <w:pPr>
       <w:widowControl/>
+      <w:suppressAutoHyphens w:val="true"/>
       <w:bidi w:val="0"/>
       <w:spacing w:before="0" w:after="200"/>
       <w:jc w:val="start"/>
@@ -9373,9 +8897,16 @@
     <w:qFormat/>
     <w:rPr/>
   </w:style>
+  <w:style w:type="character" w:styleId="FootnoteCharactersuser">
+    <w:name w:val="Footnote Characters (user)"/>
+    <w:basedOn w:val="CaptionChar"/>
+    <w:qFormat/>
+    <w:rPr>
+      <w:vertAlign w:val="superscript"/>
+    </w:rPr>
+  </w:style>
   <w:style w:type="character" w:styleId="FootnoteCharacters">
     <w:name w:val="Footnote Characters"/>
-    <w:basedOn w:val="CaptionChar"/>
     <w:qFormat/>
     <w:rPr>
       <w:vertAlign w:val="superscript"/>
@@ -9771,14 +9302,21 @@
     <w:qFormat/>
     <w:rPr/>
   </w:style>
+  <w:style w:type="character" w:styleId="EndnoteCharacters">
+    <w:name w:val="Endnote Characters"/>
+    <w:qFormat/>
+    <w:rPr>
+      <w:vertAlign w:val="superscript"/>
+    </w:rPr>
+  </w:style>
   <w:style w:type="character" w:styleId="EndnoteReference">
     <w:name w:val="endnote reference"/>
     <w:rPr>
       <w:vertAlign w:val="superscript"/>
     </w:rPr>
   </w:style>
-  <w:style w:type="character" w:styleId="EndnoteCharacters">
-    <w:name w:val="Endnote Characters"/>
+  <w:style w:type="character" w:styleId="EndnoteCharactersuser">
+    <w:name w:val="Endnote Characters (user)"/>
     <w:qFormat/>
     <w:rPr/>
   </w:style>
